--- a/交付成果/第4轮朗读优化版/朗读优化8周版/读书会06_四念处（一）身念处与受念处_8周资料包（朗读优化版）/Word版/第3周_身念处（二）——四威仪_学员版.docx
+++ b/交付成果/第4轮朗读优化版/朗读优化8周版/读书会06_四念处（一）身念处与受念处_8周资料包（朗读优化版）/Word版/第3周_身念处（二）——四威仪_学员版.docx
@@ -4,28 +4,35 @@
   <w:body>
     <w:p>
       <w:pPr>
-        <w:spacing w:before="160" w:after="80"/>
-      </w:pPr>
-      <w:r>
-        <w:rPr>
-          <w:rFonts w:ascii="Microsoft YaHei" w:hAnsi="Microsoft YaHei" w:eastAsia="Microsoft YaHei"/>
-          <w:b/>
-          <w:color w:val="1E5631"/>
-          <w:sz w:val="34"/>
-        </w:rPr>
-        <w:t>第3周：身念处（二）——四威仪（学员版）</w:t>
+        <w:jc w:val="right"/>
+      </w:pPr>
+      <w:r>
+        <w:rPr>
+          <w:color w:val="888888"/>
+          <w:sz w:val="16"/>
+        </w:rPr>
+        <w:t>📅 最近更新：2026-09-26 18:17　|　学员版（第三版修订）；第4轮朗读优化（2026-09-26）：音频转写来源的共读原文已口语化改写</w:t>
       </w:r>
     </w:p>
     <w:p>
       <w:pPr>
-        <w:spacing w:before="160" w:after="80"/>
-      </w:pPr>
-      <w:r>
-        <w:rPr>
-          <w:rFonts w:ascii="Microsoft YaHei" w:hAnsi="Microsoft YaHei" w:eastAsia="Microsoft YaHei"/>
+        <w:jc w:val="center"/>
+      </w:pPr>
+      <w:r>
+        <w:rPr>
           <w:b/>
-          <w:color w:val="1E5631"/>
-          <w:sz w:val="28"/>
+          <w:color w:val="1E4620"/>
+          <w:sz w:val="36"/>
+        </w:rPr>
+        <w:t>第3周：身念处（二）——四威仪</w:t>
+      </w:r>
+    </w:p>
+    <w:p>
+      <w:r>
+        <w:rPr>
+          <w:b/>
+          <w:color w:val="1E4620"/>
+          <w:sz w:val="26"/>
         </w:rPr>
         <w:t>📋 本周信息卡</w:t>
       </w:r>
@@ -34,7 +41,6 @@
       <w:tblPr>
         <w:tblStyle w:val="TableGrid"/>
         <w:tblW w:type="auto" w:w="0"/>
-        <w:jc w:val="center"/>
         <w:tblLook w:firstColumn="1" w:firstRow="1" w:lastColumn="0" w:lastRow="0" w:noHBand="0" w:noVBand="1" w:val="04A0"/>
       </w:tblPr>
       <w:tblGrid>
@@ -45,17 +51,20 @@
         <w:tc>
           <w:tcPr>
             <w:tcW w:type="dxa" w:w="4819"/>
-            <w:shd w:val="clear" w:color="auto" w:fill="1E5631"/>
+            <w:shd w:val="clear" w:fill="1E4620"/>
           </w:tcPr>
           <w:p>
-            <w:pPr>
-              <w:spacing w:after="20"/>
-            </w:pPr>
             <w:r>
               <w:rPr>
-                <w:b/>
                 <w:color w:val="FFFFFF"/>
-                <w:sz w:val="19"/>
+                <w:sz w:val="18"/>
+              </w:rPr>
+            </w:r>
+            <w:r>
+              <w:rPr>
+                <w:b w:val="0"/>
+                <w:color w:val="FFFFFF"/>
+                <w:sz w:val="18"/>
               </w:rPr>
               <w:t>项目</w:t>
             </w:r>
@@ -64,17 +73,20 @@
         <w:tc>
           <w:tcPr>
             <w:tcW w:type="dxa" w:w="4819"/>
-            <w:shd w:val="clear" w:color="auto" w:fill="1E5631"/>
+            <w:shd w:val="clear" w:fill="1E4620"/>
           </w:tcPr>
           <w:p>
-            <w:pPr>
-              <w:spacing w:after="20"/>
-            </w:pPr>
             <w:r>
               <w:rPr>
-                <w:b/>
                 <w:color w:val="FFFFFF"/>
-                <w:sz w:val="19"/>
+                <w:sz w:val="18"/>
+              </w:rPr>
+            </w:r>
+            <w:r>
+              <w:rPr>
+                <w:b w:val="0"/>
+                <w:color w:val="FFFFFF"/>
+                <w:sz w:val="18"/>
               </w:rPr>
               <w:t>内容</w:t>
             </w:r>
@@ -87,12 +99,15 @@
             <w:tcW w:type="dxa" w:w="4819"/>
           </w:tcPr>
           <w:p>
-            <w:pPr>
-              <w:spacing w:after="20"/>
-            </w:pPr>
             <w:r>
               <w:rPr>
-                <w:sz w:val="19"/>
+                <w:sz w:val="18"/>
+              </w:rPr>
+            </w:r>
+            <w:r>
+              <w:rPr>
+                <w:b w:val="0"/>
+                <w:sz w:val="18"/>
               </w:rPr>
               <w:t>时长</w:t>
             </w:r>
@@ -103,12 +118,15 @@
             <w:tcW w:type="dxa" w:w="4819"/>
           </w:tcPr>
           <w:p>
-            <w:pPr>
-              <w:spacing w:after="20"/>
-            </w:pPr>
             <w:r>
               <w:rPr>
-                <w:sz w:val="19"/>
+                <w:sz w:val="18"/>
+              </w:rPr>
+            </w:r>
+            <w:r>
+              <w:rPr>
+                <w:b w:val="0"/>
+                <w:sz w:val="18"/>
               </w:rPr>
               <w:t>120分钟</w:t>
             </w:r>
@@ -119,15 +137,18 @@
         <w:tc>
           <w:tcPr>
             <w:tcW w:type="dxa" w:w="4819"/>
-            <w:shd w:val="clear" w:color="auto" w:fill="F2F2F2"/>
+            <w:shd w:val="clear" w:fill="F2F5FA"/>
           </w:tcPr>
           <w:p>
-            <w:pPr>
-              <w:spacing w:after="20"/>
-            </w:pPr>
             <w:r>
               <w:rPr>
-                <w:sz w:val="19"/>
+                <w:sz w:val="18"/>
+              </w:rPr>
+            </w:r>
+            <w:r>
+              <w:rPr>
+                <w:b w:val="0"/>
+                <w:sz w:val="18"/>
               </w:rPr>
               <w:t>核心问题</w:t>
             </w:r>
@@ -136,15 +157,18 @@
         <w:tc>
           <w:tcPr>
             <w:tcW w:type="dxa" w:w="4819"/>
-            <w:shd w:val="clear" w:color="auto" w:fill="F2F2F2"/>
+            <w:shd w:val="clear" w:fill="F2F5FA"/>
           </w:tcPr>
           <w:p>
-            <w:pPr>
-              <w:spacing w:after="20"/>
-            </w:pPr>
             <w:r>
               <w:rPr>
-                <w:sz w:val="19"/>
+                <w:sz w:val="18"/>
+              </w:rPr>
+            </w:r>
+            <w:r>
+              <w:rPr>
+                <w:b w:val="0"/>
+                <w:sz w:val="18"/>
               </w:rPr>
               <w:t>“行走时，了知‘我行走’”——这么平常的一件事，佛陀为什么要专门教导？走路的时候，到底是谁在走？</w:t>
             </w:r>
@@ -157,12 +181,15 @@
             <w:tcW w:type="dxa" w:w="4819"/>
           </w:tcPr>
           <w:p>
-            <w:pPr>
-              <w:spacing w:after="20"/>
-            </w:pPr>
             <w:r>
               <w:rPr>
-                <w:sz w:val="19"/>
+                <w:sz w:val="18"/>
+              </w:rPr>
+            </w:r>
+            <w:r>
+              <w:rPr>
+                <w:b w:val="0"/>
+                <w:sz w:val="18"/>
               </w:rPr>
               <w:t>共读原文</w:t>
             </w:r>
@@ -173,12 +200,15 @@
             <w:tcW w:type="dxa" w:w="4819"/>
           </w:tcPr>
           <w:p>
-            <w:pPr>
-              <w:spacing w:after="20"/>
-            </w:pPr>
             <w:r>
               <w:rPr>
-                <w:sz w:val="19"/>
+                <w:sz w:val="18"/>
+              </w:rPr>
+            </w:r>
+            <w:r>
+              <w:rPr>
+                <w:b w:val="0"/>
+                <w:sz w:val="18"/>
               </w:rPr>
               <w:t>① 四威仪念处系统讲解：行住坐卧中观照名色法及因缘、带动/被带动色法、五种层次的修法、经行中“心在指挥”的观察、阿难尊者的故事（录音转写·依据录音转写整理）② 《大念处经》析解·威仪路章：经文与汉译、“谁在行走”三问、携带色与被携带色、溪流与牛车之喻、修习次第（PDF析解直取）③ 在家人的四威仪：座上修与日常修的分工、选一样连续做一两个月养成习惯（录音转写·依据录音转写整理）</w:t>
             </w:r>
@@ -189,15 +219,18 @@
         <w:tc>
           <w:tcPr>
             <w:tcW w:type="dxa" w:w="4819"/>
-            <w:shd w:val="clear" w:color="auto" w:fill="F2F2F2"/>
+            <w:shd w:val="clear" w:fill="F2F5FA"/>
           </w:tcPr>
           <w:p>
-            <w:pPr>
-              <w:spacing w:after="20"/>
-            </w:pPr>
             <w:r>
               <w:rPr>
-                <w:sz w:val="19"/>
+                <w:sz w:val="18"/>
+              </w:rPr>
+            </w:r>
+            <w:r>
+              <w:rPr>
+                <w:b w:val="0"/>
+                <w:sz w:val="18"/>
               </w:rPr>
               <w:t>本周作业</w:t>
             </w:r>
@@ -206,15 +239,18 @@
         <w:tc>
           <w:tcPr>
             <w:tcW w:type="dxa" w:w="4819"/>
-            <w:shd w:val="clear" w:color="auto" w:fill="F2F2F2"/>
+            <w:shd w:val="clear" w:fill="F2F5FA"/>
           </w:tcPr>
           <w:p>
-            <w:pPr>
-              <w:spacing w:after="20"/>
-            </w:pPr>
             <w:r>
               <w:rPr>
-                <w:sz w:val="19"/>
+                <w:sz w:val="18"/>
+              </w:rPr>
+            </w:r>
+            <w:r>
+              <w:rPr>
+                <w:b w:val="0"/>
+                <w:sz w:val="18"/>
               </w:rPr>
               <w:t>每天用自然的步速觉知行走5分钟（选一段固定路即可）：脚一动就知道它动；走神了，说一句“走神了”，回到脚上</w:t>
             </w:r>
@@ -223,15 +259,11 @@
       </w:tr>
     </w:tbl>
     <w:p>
-      <w:pPr>
-        <w:spacing w:before="160" w:after="80"/>
-      </w:pPr>
-      <w:r>
-        <w:rPr>
-          <w:rFonts w:ascii="Microsoft YaHei" w:hAnsi="Microsoft YaHei" w:eastAsia="Microsoft YaHei"/>
+      <w:r>
+        <w:rPr>
           <w:b/>
-          <w:color w:val="1E5631"/>
-          <w:sz w:val="28"/>
+          <w:color w:val="1E4620"/>
+          <w:sz w:val="26"/>
         </w:rPr>
         <w:t>🧘 静心开场（10 min）</w:t>
       </w:r>
@@ -240,4258 +272,4037 @@
       <w:r>
         <w:rPr>
           <w:b/>
-          <w:sz w:val="21"/>
         </w:rPr>
         <w:t>请跟随引导静心</w:t>
       </w:r>
       <w:r>
         <w:rPr>
-          <w:sz w:val="21"/>
+          <w:b w:val="0"/>
         </w:rPr>
         <w:t>：</w:t>
       </w:r>
     </w:p>
     <w:p>
       <w:pPr>
-        <w:spacing w:before="40" w:after="80"/>
-        <w:ind w:left="283"/>
-        <w:shd w:val="clear" w:color="auto" w:fill="EDF6EF"/>
+        <w:ind w:left="170"/>
         <w:pBdr>
-          <w:left w:val="single" w:sz="20" w:space="6" w:color="1E5631"/>
+          <w:left w:val="single" w:sz="18" w:space="4" w:color="1E4620"/>
         </w:pBdr>
-      </w:pPr>
-      <w:r>
-        <w:rPr>
-          <w:sz w:val="20"/>
-        </w:rPr>
-        <w:t>我们先静坐一分钟。闭上眼睛（或垂下视线），感受呼吸，让心慢慢安静下来。（停顿60秒） 上一周，我们学的是坐着修的入出息念——把心安放在鼻端的呼吸上。有贤友可能会想：一天里，我坐着的时间其实不多；更多的时间，我在走、在站、在做事。那修行怎么办？两千五百多年前，佛陀在《大念处经》里回答了这个问题。他说：比库在行走时，了知“我行走”；站立时，了知“我站立”；坐着时，了知“我坐着”；躺卧时，了知“我躺卧”。修行不是换一个地方，而是换一颗心——座上能安住的心，可以跟着你站起来、走出去。 今天，我们学的是身念处的第二个业处：四威仪。名字听起来文雅，说的其实是最平常的四件事：走路、站立、坐下、躺下。我们还会跟着尊者看一件有意思的事：你有没有想过，是谁在让你这样走路？步子为什么这样大？到头了为什么往这一边转？ 在这里，我们不比谁走得稳、谁觉知得细，也不要求自己“达到”什么层次——原文里尊者特意交代：普通人“至少从第一个开始”就可以。今天无论听到什么，都不用马上“同意”或“搞懂”，带回去慢慢想就好。今天的环节是：一起读三段原文、第一轮分享、主题讨论，最后15分钟，我们会真的站起来，走一段“带着觉知的路”。不用紧张，走路我们都会。</w:t>
+        <w:shd w:val="clear" w:fill="F2F5FA"/>
+      </w:pPr>
+      <w:r>
+        <w:rPr>
+          <w:b w:val="0"/>
+        </w:rPr>
+        <w:t>我们先静坐一分钟。闭上眼睛（或垂下视线），感受呼吸，让心慢慢安静下来。（停顿60秒）</w:t>
       </w:r>
     </w:p>
     <w:p>
       <w:pPr>
-        <w:spacing w:before="40" w:after="80"/>
-        <w:ind w:left="283"/>
-        <w:shd w:val="clear" w:color="auto" w:fill="EDF6EF"/>
+        <w:ind w:left="170"/>
         <w:pBdr>
-          <w:left w:val="single" w:sz="20" w:space="6" w:color="1E5631"/>
+          <w:left w:val="single" w:sz="18" w:space="4" w:color="1E4620"/>
         </w:pBdr>
-      </w:pPr>
-      <w:r>
-        <w:rPr>
-          <w:sz w:val="20"/>
-        </w:rPr>
-        <w:t xml:space="preserve">💬 </w:t>
-      </w:r>
-      <w:r>
-        <w:rPr>
-          <w:b/>
-          <w:sz w:val="20"/>
-        </w:rPr>
-        <w:t>破冰｜3–5分钟</w:t>
-      </w:r>
-      <w:r>
-        <w:rPr>
-          <w:sz w:val="20"/>
-        </w:rPr>
-        <w:t>：从你进门坐下到现在，身体经过了几种姿势——走、站、坐？</w:t>
+        <w:shd w:val="clear" w:fill="F2F5FA"/>
+      </w:pPr>
+      <w:r>
+        <w:rPr>
+          <w:b w:val="0"/>
+        </w:rPr>
+        <w:t>上一周，我们学的是坐着修的入出息念——把心安放在鼻端的呼吸上。有贤友可能会想：一天里，我坐着的时间其实不多；更多的时间，我在走、在站、在做事。那修行怎么办？两千五百多年前，佛陀在《大念处经》里回答了这个问题。他说：比库在行走时，了知“我行走”；站立时，了知“我站立”；坐着时，了知“我坐着”；躺卧时，了知“我躺卧”。修行不是换一个地方，而是换一颗心——座上能安住的心，可以跟着你站起来、走出去。</w:t>
       </w:r>
     </w:p>
     <w:p>
       <w:pPr>
-        <w:spacing w:before="40" w:after="80"/>
-        <w:ind w:left="283"/>
-        <w:shd w:val="clear" w:color="auto" w:fill="EDF6EF"/>
+        <w:ind w:left="170"/>
         <w:pBdr>
-          <w:left w:val="single" w:sz="20" w:space="6" w:color="1E5631"/>
+          <w:left w:val="single" w:sz="18" w:space="4" w:color="1E4620"/>
         </w:pBdr>
-      </w:pPr>
-      <w:r>
-        <w:rPr>
-          <w:sz w:val="20"/>
-        </w:rPr>
-        <w:t xml:space="preserve">🛡️ </w:t>
-      </w:r>
-      <w:r>
-        <w:rPr>
-          <w:b/>
-          <w:sz w:val="20"/>
-        </w:rPr>
-        <w:t>心理安全三约定</w:t>
-      </w:r>
-      <w:r>
-        <w:rPr>
-          <w:sz w:val="20"/>
-        </w:rPr>
-        <w:t xml:space="preserve">（每次开场在心里过一遍）：① </w:t>
-      </w:r>
-      <w:r>
-        <w:rPr>
-          <w:b/>
-          <w:sz w:val="20"/>
-        </w:rPr>
-        <w:t>保密</w:t>
-      </w:r>
-      <w:r>
-        <w:rPr>
-          <w:sz w:val="20"/>
-        </w:rPr>
-        <w:t xml:space="preserve">——这里说的话不出这间屋子；② </w:t>
-      </w:r>
-      <w:r>
-        <w:rPr>
-          <w:b/>
-          <w:sz w:val="20"/>
-        </w:rPr>
-        <w:t>不评判</w:t>
-      </w:r>
-      <w:r>
-        <w:rPr>
-          <w:sz w:val="20"/>
-        </w:rPr>
-        <w:t xml:space="preserve">——不评价任何人的分享，也不急着评价自己；③ </w:t>
-      </w:r>
-      <w:r>
-        <w:rPr>
-          <w:b/>
-          <w:sz w:val="20"/>
-        </w:rPr>
-        <w:t>可随时暂停</w:t>
-      </w:r>
-      <w:r>
-        <w:rPr>
-          <w:sz w:val="20"/>
-        </w:rPr>
-        <w:t>——任何时候觉得不舒服，都可以停下来休息、喝水或离开，不需要解释。</w:t>
+        <w:shd w:val="clear" w:fill="F2F5FA"/>
+      </w:pPr>
+      <w:r>
+        <w:rPr>
+          <w:b w:val="0"/>
+        </w:rPr>
+        <w:t>今天，我们学的是身念处的第二个业处：四威仪。名字听起来文雅，说的其实是最平常的四件事：走路、站立、坐下、躺下。我们还会跟着尊者看一件有意思的事：你有没有想过，是谁在让你这样走路？步子为什么这样大？到头了为什么往这一边转？</w:t>
       </w:r>
     </w:p>
     <w:p>
       <w:pPr>
-        <w:spacing w:before="160" w:after="80"/>
-      </w:pPr>
-      <w:r>
-        <w:rPr>
-          <w:rFonts w:ascii="Microsoft YaHei" w:hAnsi="Microsoft YaHei" w:eastAsia="Microsoft YaHei"/>
-          <w:b/>
-          <w:color w:val="1E5631"/>
-          <w:sz w:val="28"/>
-        </w:rPr>
-        <w:t>📖 共读原文（25 min）</w:t>
+        <w:ind w:left="170"/>
+        <w:pBdr>
+          <w:left w:val="single" w:sz="18" w:space="4" w:color="1E4620"/>
+        </w:pBdr>
+        <w:shd w:val="clear" w:fill="F2F5FA"/>
+      </w:pPr>
+      <w:r>
+        <w:rPr>
+          <w:b w:val="0"/>
+        </w:rPr>
+        <w:t>在这里，我们不比谁走得稳、谁觉知得细，也不要求自己“达到”什么层次——原文里尊者特意交代：普通人“至少从第一个开始”就可以。今天无论听到什么，都不用马上“同意”或“搞懂”，带回去慢慢想就好。今天的环节是：一起读三段原文、第一轮分享、主题讨论，最后15分钟，我们会真的站起来，走一段“带着觉知的路”。不用紧张，走路我们都会。</w:t>
       </w:r>
     </w:p>
     <w:p>
       <w:pPr>
-        <w:spacing w:before="120" w:after="80"/>
-      </w:pPr>
-      <w:r>
-        <w:rPr>
-          <w:rFonts w:ascii="Microsoft YaHei" w:hAnsi="Microsoft YaHei" w:eastAsia="Microsoft YaHei"/>
+        <w:ind w:left="170"/>
+        <w:pBdr>
+          <w:left w:val="single" w:sz="18" w:space="4" w:color="1E4620"/>
+        </w:pBdr>
+        <w:shd w:val="clear" w:fill="F2F5FA"/>
+      </w:pPr>
+      <w:r>
+        <w:rPr>
+          <w:b w:val="0"/>
+        </w:rPr>
+        <w:t xml:space="preserve">💬 </w:t>
+      </w:r>
+      <w:r>
+        <w:rPr>
           <w:b/>
-          <w:color w:val="1E5631"/>
-          <w:sz w:val="25"/>
-        </w:rPr>
-        <w:t>原文材料①：四威仪念处系统讲解——行住坐卧中观照名色法及因缘、带动与被带动色法、五种层次的修法</w:t>
+        </w:rPr>
+        <w:t>破冰｜3–5分钟</w:t>
+      </w:r>
+      <w:r>
+        <w:rPr>
+          <w:b w:val="0"/>
+        </w:rPr>
+        <w:t>：从你进门坐下到现在，身体经过了几种姿势——走、站、坐？</w:t>
       </w:r>
     </w:p>
     <w:p>
       <w:pPr>
-        <w:spacing w:before="40" w:after="80"/>
-        <w:ind w:left="283"/>
-        <w:shd w:val="clear" w:color="auto" w:fill="EDF6EF"/>
+        <w:ind w:left="170"/>
         <w:pBdr>
-          <w:left w:val="single" w:sz="20" w:space="6" w:color="1E5631"/>
+          <w:left w:val="single" w:sz="18" w:space="4" w:color="1E4620"/>
         </w:pBdr>
-      </w:pPr>
+        <w:shd w:val="clear" w:fill="F2F5FA"/>
+      </w:pPr>
+      <w:r>
+        <w:rPr>
+          <w:b w:val="0"/>
+        </w:rPr>
+        <w:t xml:space="preserve">🛡️ </w:t>
+      </w:r>
       <w:r>
         <w:rPr>
           <w:b/>
-          <w:sz w:val="20"/>
-        </w:rPr>
-        <w:t>【本周朗读段 · 开始】</w:t>
-      </w:r>
-      <w:r>
-        <w:rPr>
-          <w:sz w:val="20"/>
-        </w:rPr>
-        <w:t>（本段约 3528 字，供中等稍慢朗读，约 20 分钟；其余为默读／选读／延伸内容）</w:t>
+        </w:rPr>
+        <w:t>心理安全三约定</w:t>
+      </w:r>
+      <w:r>
+        <w:rPr>
+          <w:b w:val="0"/>
+        </w:rPr>
+        <w:t xml:space="preserve">（每次开场在心里过一遍）：① </w:t>
+      </w:r>
+      <w:r>
+        <w:rPr>
+          <w:b/>
+        </w:rPr>
+        <w:t>保密</w:t>
+      </w:r>
+      <w:r>
+        <w:rPr>
+          <w:b w:val="0"/>
+        </w:rPr>
+        <w:t xml:space="preserve">——这里说的话不出这间屋子；② </w:t>
+      </w:r>
+      <w:r>
+        <w:rPr>
+          <w:b/>
+        </w:rPr>
+        <w:t>不评判</w:t>
+      </w:r>
+      <w:r>
+        <w:rPr>
+          <w:b w:val="0"/>
+        </w:rPr>
+        <w:t xml:space="preserve">——不评价任何人的分享，也不急着评价自己；③ </w:t>
+      </w:r>
+      <w:r>
+        <w:rPr>
+          <w:b/>
+        </w:rPr>
+        <w:t>可随时暂停</w:t>
+      </w:r>
+      <w:r>
+        <w:rPr>
+          <w:b w:val="0"/>
+        </w:rPr>
+        <w:t>——任何时候觉得不舒服，都可以停下来休息、喝水或离开，不需要解释。</w:t>
       </w:r>
     </w:p>
     <w:p>
       <w:r>
         <w:rPr>
           <w:b/>
-          <w:sz w:val="21"/>
-        </w:rPr>
-        <w:t>一、开篇回顾：四威仪经文与“了知”的深层目的（★核心）</w:t>
+          <w:color w:val="1E4620"/>
+          <w:sz w:val="26"/>
+        </w:rPr>
+        <w:t>📖 共读原文（25 min）</w:t>
       </w:r>
     </w:p>
     <w:p>
-      <w:pPr>
-        <w:spacing w:before="40" w:after="80"/>
-        <w:ind w:left="283"/>
-        <w:shd w:val="clear" w:color="auto" w:fill="EDF6EF"/>
-        <w:pBdr>
-          <w:left w:val="single" w:sz="20" w:space="6" w:color="1E5631"/>
-        </w:pBdr>
-      </w:pPr>
-      <w:r>
-        <w:rPr>
-          <w:sz w:val="20"/>
-        </w:rPr>
-        <w:t>[00:01:21.000] 好，我们继续来学习《大念处经》身念处。</w:t>
+      <w:r>
+        <w:rPr>
+          <w:b/>
+          <w:color w:val="1E4620"/>
+          <w:sz w:val="23"/>
+        </w:rPr>
+        <w:t>原文材料①：四威仪念处系统讲解——行住坐卧中观照名色法及因缘、带动与被带动色法、五种层次的修法</w:t>
       </w:r>
     </w:p>
     <w:p>
       <w:pPr>
-        <w:spacing w:before="40" w:after="80"/>
-        <w:ind w:left="283"/>
-        <w:shd w:val="clear" w:color="auto" w:fill="EDF6EF"/>
+        <w:ind w:left="170"/>
         <w:pBdr>
-          <w:left w:val="single" w:sz="20" w:space="6" w:color="1E5631"/>
+          <w:left w:val="single" w:sz="18" w:space="4" w:color="1E4620"/>
         </w:pBdr>
-      </w:pPr>
-      <w:r>
-        <w:rPr>
-          <w:sz w:val="20"/>
-        </w:rPr>
-        <w:t>[00:01:27.400] 四威仪的部分。昨天呢，我们讲到了，四威仪，佛陀说：诸比库，比库在行走时要知“我行走”，站立时（了知）“我站立”。好。那，对于这一部分的经文的理解呢，那最高的层面呢，它是要到观智。它不是（只限于）阿拉汉——这个阿拉汉证了阿拉汉道以后，他完全的正念，当然阿拉汉他必然会了知。</w:t>
+        <w:shd w:val="clear" w:fill="F2F5FA"/>
+      </w:pPr>
+      <w:r>
+        <w:rPr>
+          <w:b/>
+        </w:rPr>
+        <w:t>【本周朗读段 · 开始】</w:t>
+      </w:r>
+      <w:r>
+        <w:rPr>
+          <w:b w:val="0"/>
+        </w:rPr>
+        <w:t>（本段约 3528 字，供中等稍慢朗读，约 20 分钟；其余为默读／选读／延伸内容）</w:t>
       </w:r>
     </w:p>
     <w:p>
-      <w:pPr>
-        <w:spacing w:before="40" w:after="80"/>
-        <w:ind w:left="283"/>
-        <w:shd w:val="clear" w:color="auto" w:fill="EDF6EF"/>
-        <w:pBdr>
-          <w:left w:val="single" w:sz="20" w:space="6" w:color="1E5631"/>
-        </w:pBdr>
-      </w:pPr>
-      <w:r>
-        <w:rPr>
-          <w:sz w:val="20"/>
-        </w:rPr>
-        <w:t>[00:02:35.400] 但更重要的是，对于一个初学一直到（有学圣者）之间呢，我们应该练习的。即呢，其实在四威仪的这个身念处的练习当中呢，佛陀教导禅修者的这个了知呢，我们必须能够去除认为有这个有情存在的这个邪见，能够去除我想。所以，那这个呢，既是培育念处的方法，那也是修观智的方法。那为什么呢？因为当他行走的时候，如果他能以观智观照究竟名色法以及它的因，并且呢，能够观照它们无常、苦、无我的本质，那么禅修者呢，就能够正确地了知。</w:t>
+      <w:r>
+        <w:rPr>
+          <w:b/>
+        </w:rPr>
+        <w:t>一、开篇回顾：四威仪经文与“了知”的深层目的（★核心）</w:t>
       </w:r>
     </w:p>
     <w:p>
       <w:pPr>
-        <w:spacing w:before="40" w:after="80"/>
-        <w:ind w:left="283"/>
-        <w:shd w:val="clear" w:color="auto" w:fill="EDF6EF"/>
+        <w:ind w:left="170"/>
         <w:pBdr>
-          <w:left w:val="single" w:sz="20" w:space="6" w:color="1E5631"/>
+          <w:left w:val="single" w:sz="18" w:space="4" w:color="1E4620"/>
         </w:pBdr>
-      </w:pPr>
-      <w:r>
-        <w:rPr>
-          <w:sz w:val="20"/>
-        </w:rPr>
-        <w:t>[00:03:37.240] 在义注里面提出来的三个问题，说：谁在行走？行走的是谁？行走为什么发生？即呢，对于所谓的（“我行走”“我站立”“我坐着”“我躺卧”）了知，他最后都会——作为一个禅修者，必须透视这三个问题。</w:t>
+        <w:shd w:val="clear" w:fill="F2F5FA"/>
+      </w:pPr>
+      <w:r>
+        <w:rPr>
+          <w:b w:val="0"/>
+        </w:rPr>
+        <w:t>[00:01:21.000] 好，我们继续来学习《大念处经》身念处。</w:t>
       </w:r>
     </w:p>
     <w:p>
-      <w:r>
-        <w:rPr>
-          <w:b/>
-          <w:sz w:val="21"/>
-        </w:rPr>
-        <w:t>二、义注三问：谁在行走？带动色法与被带动色法（★核心）</w:t>
+      <w:pPr>
+        <w:ind w:left="170"/>
+        <w:pBdr>
+          <w:left w:val="single" w:sz="18" w:space="4" w:color="1E4620"/>
+        </w:pBdr>
+        <w:shd w:val="clear" w:fill="F2F5FA"/>
+      </w:pPr>
+      <w:r>
+        <w:rPr>
+          <w:b w:val="0"/>
+        </w:rPr>
+        <w:t>[00:01:27.400] 四威仪的部分。昨天呢，我们讲到了，四威仪，佛陀说：诸比库，比库在行走时要知“我行走”，站立时（了知）“我站立”。好。那，对于这一部分的经文的理解呢，那最高的层面呢，它是要到观智。它不是（只限于）阿拉汉——这个阿拉汉证了阿拉汉道以后，他完全的正念，当然阿拉汉他必然会了知。</w:t>
       </w:r>
     </w:p>
     <w:p>
       <w:pPr>
-        <w:spacing w:before="40" w:after="80"/>
-        <w:ind w:left="283"/>
-        <w:shd w:val="clear" w:color="auto" w:fill="EDF6EF"/>
+        <w:ind w:left="170"/>
         <w:pBdr>
-          <w:left w:val="single" w:sz="20" w:space="6" w:color="1E5631"/>
+          <w:left w:val="single" w:sz="18" w:space="4" w:color="1E4620"/>
         </w:pBdr>
-      </w:pPr>
-      <w:r>
-        <w:rPr>
-          <w:sz w:val="20"/>
-        </w:rPr>
-        <w:t>[00:04:03.370] 一个是谁在行走？行走的是谁？行走是怎么产生的？那谁在行走呢？（是）没有（一个）有情，或者男人、女人在行走。那行走的是谁呢？也是说，不是任何的有情或者男人、女人在行走。那行走为何发生呢？它是（由）心理活动而产生，而生起这个风大的这种扩散作用，这个扩散造成的行走。所以呢，那么禅修者必须了知：当“我要行走”这样的念头升起时，它会产生许多风界很明显的色聚。那这些色聚的风界的扩散作用，它产生身表，就是身体的动作而使身体向前移动。那么这个向前移动被称为行走。</w:t>
+        <w:shd w:val="clear" w:fill="F2F5FA"/>
+      </w:pPr>
+      <w:r>
+        <w:rPr>
+          <w:b w:val="0"/>
+        </w:rPr>
+        <w:t>[00:02:35.400] 但更重要的是，对于一个初学一直到（有学圣者）之间呢，我们应该练习的。即呢，其实在四威仪的这个身念处的练习当中呢，佛陀教导禅修者的这个了知呢，我们必须能够去除认为有这个有情存在的这个邪见，能够去除我想。所以，那这个呢，既是培育念处的方法，那也是修观智的方法。那为什么呢？因为当他行走的时候，如果他能以观智观照究竟名色法以及它的因，并且呢，能够观照它们无常、苦、无我的本质，那么禅修者呢，就能够正确地了知。</w:t>
       </w:r>
     </w:p>
     <w:p>
       <w:pPr>
-        <w:spacing w:before="40" w:after="80"/>
-        <w:ind w:left="283"/>
-        <w:shd w:val="clear" w:color="auto" w:fill="EDF6EF"/>
+        <w:ind w:left="170"/>
         <w:pBdr>
-          <w:left w:val="single" w:sz="20" w:space="6" w:color="1E5631"/>
+          <w:left w:val="single" w:sz="18" w:space="4" w:color="1E4620"/>
         </w:pBdr>
-      </w:pPr>
-      <w:r>
-        <w:rPr>
-          <w:sz w:val="20"/>
-        </w:rPr>
-        <w:t>[00:05:06.380] 那么在行走的时候呢，是有两种色法，就称为带动的色法和被带动的色法。“我要行走”这个心呢，能产生许许多多的色聚。如果你能观察的时候，你会发现在一秒钟时间里面，它能够产生数万亿（个心识刹那）——每一个心都能够产生很多的色聚。那每一个色聚里面都有八种色法：地、水、火、风、色、香、味、食素。</w:t>
+        <w:shd w:val="clear" w:fill="F2F5FA"/>
+      </w:pPr>
+      <w:r>
+        <w:rPr>
+          <w:b w:val="0"/>
+        </w:rPr>
+        <w:t>[00:03:37.240] 在义注里面提出来的三个问题，说：谁在行走？行走的是谁？行走为什么发生？即呢，对于所谓的（“我行走”“我站立”“我坐着”“我躺卧”）了知，他最后都会——作为一个禅修者，必须透视这三个问题。</w:t>
       </w:r>
     </w:p>
     <w:p>
-      <w:pPr>
-        <w:spacing w:before="40" w:after="80"/>
-        <w:ind w:left="283"/>
-        <w:shd w:val="clear" w:color="auto" w:fill="EDF6EF"/>
-        <w:pBdr>
-          <w:left w:val="single" w:sz="20" w:space="6" w:color="1E5631"/>
-        </w:pBdr>
-      </w:pPr>
-      <w:r>
-        <w:rPr>
-          <w:sz w:val="20"/>
-        </w:rPr>
-        <w:t>[00:05:39.850] 那么在这八种色法当中呢，要产生身表的这样的色法呢，它的风界特别的强，特别是风界那个推动的特性，它是特别的强。那么这样的（色聚）呢，它产生身表，依照禅修者的意愿（而使）身体动作。那由“我要行走”这个心所产生的色法，我们称为叫带动的色法。</w:t>
+      <w:r>
+        <w:rPr>
+          <w:b/>
+        </w:rPr>
+        <w:t>二、义注三问：谁在行走？带动色法与被带动色法（★核心）</w:t>
       </w:r>
     </w:p>
     <w:p>
       <w:pPr>
-        <w:spacing w:before="40" w:after="80"/>
-        <w:ind w:left="283"/>
-        <w:shd w:val="clear" w:color="auto" w:fill="EDF6EF"/>
+        <w:ind w:left="170"/>
         <w:pBdr>
-          <w:left w:val="single" w:sz="20" w:space="6" w:color="1E5631"/>
+          <w:left w:val="single" w:sz="18" w:space="4" w:color="1E4620"/>
         </w:pBdr>
-      </w:pPr>
-      <w:r>
-        <w:rPr>
-          <w:sz w:val="20"/>
-        </w:rPr>
-        <w:t>[00:06:09.380] 那被带动的色法呢，有四类，就业生色和其他的心生色、时节生色和食生色。那也就是呢，带动的色法和被带动的色法都有心生色。</w:t>
+        <w:shd w:val="clear" w:fill="F2F5FA"/>
+      </w:pPr>
+      <w:r>
+        <w:rPr>
+          <w:b w:val="0"/>
+        </w:rPr>
+        <w:t>[00:04:03.370] 一个是谁在行走？行走的是谁？行走是怎么产生的？那谁在行走呢？（是）没有（一个）有情，或者男人、女人在行走。那行走的是谁呢？也是说，不是任何的有情或者男人、女人在行走。那行走为何发生呢？它是（由）心理活动而产生，而生起这个风大的这种扩散作用，这个扩散造成的行走。所以呢，那么禅修者必须了知：当“我要行走”这样的念头升起时，它会产生许多风界很明显的色聚。那这些色聚的风界的扩散作用，它产生身表，就是身体的动作而使身体向前移动。那么这个向前移动被称为行走。</w:t>
       </w:r>
     </w:p>
     <w:p>
       <w:pPr>
-        <w:spacing w:before="40" w:after="80"/>
-        <w:ind w:left="283"/>
-        <w:shd w:val="clear" w:color="auto" w:fill="EDF6EF"/>
+        <w:ind w:left="170"/>
         <w:pBdr>
-          <w:left w:val="single" w:sz="20" w:space="6" w:color="1E5631"/>
+          <w:left w:val="single" w:sz="18" w:space="4" w:color="1E4620"/>
         </w:pBdr>
-      </w:pPr>
-      <w:r>
-        <w:rPr>
-          <w:sz w:val="20"/>
-        </w:rPr>
-        <w:t>[00:06:24.110] 那什么意思呢？首先呢，我们要知道，只有意门心路过程的心才能够产生带动的色法，就是意门心路的速行心。五门心路过程心和有分心是不能产生带动的色法，它只能产生被带动的色法。</w:t>
+        <w:shd w:val="clear" w:fill="F2F5FA"/>
+      </w:pPr>
+      <w:r>
+        <w:rPr>
+          <w:b w:val="0"/>
+        </w:rPr>
+        <w:t>[00:05:06.380] 那么在行走的时候呢，是有两种色法，就称为带动的色法和被带动的色法。“我要行走”这个心呢，能产生许许多多的色聚。如果你能观察的时候，你会发现在一秒钟时间里面，它能够产生数万亿（个心识刹那）——每一个心都能够产生很多的色聚。那每一个色聚里面都有八种色法：地、水、火、风、色、香、味、食素。</w:t>
       </w:r>
     </w:p>
     <w:p>
       <w:pPr>
-        <w:spacing w:before="40" w:after="80"/>
-        <w:ind w:left="283"/>
-        <w:shd w:val="clear" w:color="auto" w:fill="EDF6EF"/>
+        <w:ind w:left="170"/>
         <w:pBdr>
-          <w:left w:val="single" w:sz="20" w:space="6" w:color="1E5631"/>
+          <w:left w:val="single" w:sz="18" w:space="4" w:color="1E4620"/>
         </w:pBdr>
-      </w:pPr>
-      <w:r>
-        <w:rPr>
-          <w:sz w:val="20"/>
-        </w:rPr>
-        <w:t>[00:06:46.200] 那么，例如我们在行走的时候，同时呢，你也看到颜色，听到声音，嗅到气味，尝到滋味，感到触觉。（那）眼耳鼻舌身这个五门心路过程——心它从五门转向、领受、推度，七个速行心，两个彼所缘（心）——就所有的心呢，它都会产生很多的心生色聚；有分心也会产生很多心生色聚。那每一（类）的心生色聚都包含八种色法。但是这些心生色聚呢，它不会产生带动的这样的色法，即它不能产生身表。即使是五门心路过程的速行心也是这样的，因为五门心路过程它只是对那个目标做一个觉察。所以这些色聚呢，就被称为是被带动的色聚。</w:t>
+        <w:shd w:val="clear" w:fill="F2F5FA"/>
+      </w:pPr>
+      <w:r>
+        <w:rPr>
+          <w:b w:val="0"/>
+        </w:rPr>
+        <w:t>[00:05:39.850] 那么在这八种色法当中呢，要产生身表的这样的色法呢，它的风界特别的强，特别是风界那个推动的特性，它是特别的强。那么这样的（色聚）呢，它产生身表，依照禅修者的意愿（而使）身体动作。那由“我要行走”这个心所产生的色法，我们称为叫带动的色法。</w:t>
       </w:r>
     </w:p>
     <w:p>
       <w:pPr>
-        <w:spacing w:before="40" w:after="80"/>
-        <w:ind w:left="283"/>
-        <w:shd w:val="clear" w:color="auto" w:fill="EDF6EF"/>
+        <w:ind w:left="170"/>
         <w:pBdr>
-          <w:left w:val="single" w:sz="20" w:space="6" w:color="1E5631"/>
+          <w:left w:val="single" w:sz="18" w:space="4" w:color="1E4620"/>
         </w:pBdr>
-      </w:pPr>
-      <w:r>
-        <w:rPr>
-          <w:sz w:val="20"/>
-        </w:rPr>
-        <w:t>[00:07:36.980] 所以说，为什么，同样是心生色法——那我产生心生色法，怎么后面还（分）带动、被带动色法？这是一个角度。另外呢，我们知道这个色法的（寿命）呢，是名法的十七倍，就是它有十七个心识刹那的生存、这个寿命。那么也就是，你在那个刹那升起这个想走的这个心（的）时候，在前面十七个心识刹那升起的那一些心呢产生的心生色，现在还在（存在）期间，它还没有灭去，所以还有很多这样的心生色法。好。</w:t>
+        <w:shd w:val="clear" w:fill="F2F5FA"/>
+      </w:pPr>
+      <w:r>
+        <w:rPr>
+          <w:b w:val="0"/>
+        </w:rPr>
+        <w:t>[00:06:09.380] 那被带动的色法呢，有四类，就业生色和其他的心生色、时节生色和食生色。那也就是呢，带动的色法和被带动的色法都有心生色。</w:t>
       </w:r>
     </w:p>
     <w:p>
       <w:pPr>
-        <w:spacing w:before="40" w:after="80"/>
-        <w:ind w:left="283"/>
-        <w:shd w:val="clear" w:color="auto" w:fill="EDF6EF"/>
+        <w:ind w:left="170"/>
         <w:pBdr>
-          <w:left w:val="single" w:sz="20" w:space="6" w:color="1E5631"/>
+          <w:left w:val="single" w:sz="18" w:space="4" w:color="1E4620"/>
         </w:pBdr>
-      </w:pPr>
-      <w:r>
-        <w:rPr>
-          <w:sz w:val="20"/>
-        </w:rPr>
-        <w:t>[00:08:21.780] 他举个比喻来讲呢，说假如呢，我们有看到一条河流，然后呢，你把树叶放在河水上，它就会向前流去。然而呢，树叶呢，它不会自己向前流，它只是因为被水带动而向前流去。所以——</w:t>
+        <w:shd w:val="clear" w:fill="F2F5FA"/>
+      </w:pPr>
+      <w:r>
+        <w:rPr>
+          <w:b w:val="0"/>
+        </w:rPr>
+        <w:t>[00:06:24.110] 那什么意思呢？首先呢，我们要知道，只有意门心路过程的心才能够产生带动的色法，就是意门心路的速行心。五门心路过程心和有分心是不能产生带动的色法，它只能产生被带动的色法。</w:t>
       </w:r>
     </w:p>
     <w:p>
       <w:pPr>
-        <w:spacing w:before="40" w:after="80"/>
-        <w:ind w:left="283"/>
-        <w:shd w:val="clear" w:color="auto" w:fill="EDF6EF"/>
+        <w:ind w:left="170"/>
         <w:pBdr>
-          <w:left w:val="single" w:sz="20" w:space="6" w:color="1E5631"/>
+          <w:left w:val="single" w:sz="18" w:space="4" w:color="1E4620"/>
         </w:pBdr>
-      </w:pPr>
-      <w:r>
-        <w:rPr>
-          <w:sz w:val="20"/>
-        </w:rPr>
-        <w:t>[00:08:39.280] 业生、心生、时节生和食生这四类色法呢，就好比是河流上的树叶；由“我要行走”这样的心产生的心生色法呢，这个好比是这个水流。那带动的心生色法持续地升起移动的时候呢，被带动的四类色法也随着移动。然而这个只是我们从世俗的这个语言的角度来解释的。</w:t>
+        <w:shd w:val="clear" w:fill="F2F5FA"/>
+      </w:pPr>
+      <w:r>
+        <w:rPr>
+          <w:b w:val="0"/>
+        </w:rPr>
+        <w:t>[00:06:46.200] 那么，例如我们在行走的时候，同时呢，你也看到颜色，听到声音，嗅到气味，尝到滋味，感到触觉。（那）眼耳鼻舌身这个五门心路过程——心它从五门转向、领受、推度，七个速行心，两个彼所缘（心）——就所有的心呢，它都会产生很多的心生色聚；有分心也会产生很多心生色聚。那每一（类）的心生色聚都包含八种色法。但是这些心生色聚呢，它不会产生带动的这样的色法，即它不能产生身表。即使是五门心路过程的速行心也是这样的，因为五门心路过程它只是对那个目标做一个觉察。所以这些色聚呢，就被称为是被带动的色聚。</w:t>
       </w:r>
     </w:p>
     <w:p>
       <w:pPr>
-        <w:spacing w:before="40" w:after="80"/>
-        <w:ind w:left="283"/>
-        <w:shd w:val="clear" w:color="auto" w:fill="EDF6EF"/>
+        <w:ind w:left="170"/>
         <w:pBdr>
-          <w:left w:val="single" w:sz="20" w:space="6" w:color="1E5631"/>
+          <w:left w:val="single" w:sz="18" w:space="4" w:color="1E4620"/>
         </w:pBdr>
-      </w:pPr>
-      <w:r>
-        <w:rPr>
-          <w:sz w:val="20"/>
-        </w:rPr>
-        <w:t>[00:09:05.305] 那么依照阿毗达摩、依照究竟地而言呢，每一个色法一升起以后就立即灭去——它的（寿命）就是十七个心识刹那，那就是它根本没有时间从一个地方移动到另一个地方。但是，由于带动的这个心生色法，它的这个风界，它产生推动的这个身表，所以，新升起的四类被带动色法呢，它不会在旧色法（所在的）地方继续升起，而是会在新的地方升起。所以呢，我们就会产生一个色法移动的这个错觉。其实，色法在当下升起就当下灭去，只是呢，它再升起的时候呢，因为身表的（推动），它就在新的地方升起，这样。好。</w:t>
+        <w:shd w:val="clear" w:fill="F2F5FA"/>
+      </w:pPr>
+      <w:r>
+        <w:rPr>
+          <w:b w:val="0"/>
+        </w:rPr>
+        <w:t>[00:07:36.980] 所以说，为什么，同样是心生色法——那我产生心生色法，怎么后面还（分）带动、被带动色法？这是一个角度。另外呢，我们知道这个色法的（寿命）呢，是名法的十七倍，就是它有十七个心识刹那的生存、这个寿命。那么也就是，你在那个刹那升起这个想走的这个心（的）时候，在前面十七个心识刹那升起的那一些心呢产生的心生色，现在还在（存在）期间，它还没有灭去，所以还有很多这样的心生色法。好。</w:t>
       </w:r>
     </w:p>
     <w:p>
       <w:pPr>
-        <w:spacing w:before="40" w:after="80"/>
-        <w:ind w:left="283"/>
-        <w:shd w:val="clear" w:color="auto" w:fill="EDF6EF"/>
+        <w:ind w:left="170"/>
         <w:pBdr>
-          <w:left w:val="single" w:sz="20" w:space="6" w:color="1E5631"/>
+          <w:left w:val="single" w:sz="18" w:space="4" w:color="1E4620"/>
         </w:pBdr>
-      </w:pPr>
-      <w:r>
-        <w:rPr>
-          <w:sz w:val="20"/>
-        </w:rPr>
-        <w:t>[00:09:58.395] 那么在这里呢，带动和被带动的色法呢，是色蕴；“我要行走”这样的心呢，包含四种名蕴，就称为五蕴。</w:t>
+        <w:shd w:val="clear" w:fill="F2F5FA"/>
+      </w:pPr>
+      <w:r>
+        <w:rPr>
+          <w:b w:val="0"/>
+        </w:rPr>
+        <w:t>[00:08:21.780] 他举个比喻来讲呢，说假如呢，我们有看到一条河流，然后呢，你把树叶放在河水上，它就会向前流去。然而呢，树叶呢，它不会自己向前流，它只是因为被水带动而向前流去。所以——</w:t>
       </w:r>
     </w:p>
     <w:p>
-      <w:r>
-        <w:rPr>
-          <w:b/>
-          <w:sz w:val="21"/>
-        </w:rPr>
-        <w:t>三、五蕴、禅相之喻与行走时观照五蕴的修法（★核心）</w:t>
+      <w:pPr>
+        <w:ind w:left="170"/>
+        <w:pBdr>
+          <w:left w:val="single" w:sz="18" w:space="4" w:color="1E4620"/>
+        </w:pBdr>
+        <w:shd w:val="clear" w:fill="F2F5FA"/>
+      </w:pPr>
+      <w:r>
+        <w:rPr>
+          <w:b w:val="0"/>
+        </w:rPr>
+        <w:t>[00:08:39.280] 业生、心生、时节生和食生这四类色法呢，就好比是河流上的树叶；由“我要行走”这样的心产生的心生色法呢，这个好比是这个水流。那带动的心生色法持续地升起移动的时候呢，被带动的四类色法也随着移动。然而这个只是我们从世俗的这个语言的角度来解释的。</w:t>
       </w:r>
     </w:p>
     <w:p>
       <w:pPr>
-        <w:spacing w:before="40" w:after="80"/>
-        <w:ind w:left="283"/>
-        <w:shd w:val="clear" w:color="auto" w:fill="EDF6EF"/>
+        <w:ind w:left="170"/>
         <w:pBdr>
-          <w:left w:val="single" w:sz="20" w:space="6" w:color="1E5631"/>
+          <w:left w:val="single" w:sz="18" w:space="4" w:color="1E4620"/>
         </w:pBdr>
-      </w:pPr>
-      <w:r>
-        <w:rPr>
-          <w:sz w:val="20"/>
-        </w:rPr>
-        <w:t>[00:10:09.020] 这个怎么来理解呢？那举个例子讲：我们很多同学现在在禅修修止禅，然后呢，就会刚开始觉得禅相出来了，明亮。这个明亮的时候，你感觉好像——有的亮的人觉得全身都亮。那尤其当你的禅相稳定的时候，你正入禅那的时候，你是觉得你的身体都是亮的，乃至于甚至外面都是亮的。但是那个亮是什么东西产生的？是那个心生色——就是，你在维持那个定力的那个心生色法，就是那个禅那速行心的心生色法，它的颜色很明净。那么相对你这个身体来讲，你还有业生的，还有食生的，还有其他心生的——</w:t>
+        <w:shd w:val="clear" w:fill="F2F5FA"/>
+      </w:pPr>
+      <w:r>
+        <w:rPr>
+          <w:b w:val="0"/>
+        </w:rPr>
+        <w:t>[00:09:05.305] 那么依照阿毗达摩、依照究竟地而言呢，每一个色法一升起以后就立即灭去——它的（寿命）就是十七个心识刹那，那就是它根本没有时间从一个地方移动到另一个地方。但是，由于带动的这个心生色法，它的这个风界，它产生推动的这个身表，所以，新升起的四类被带动色法呢，它不会在旧色法（所在的）地方继续升起，而是会在新的地方升起。所以呢，我们就会产生一个色法移动的这个错觉。其实，色法在当下升起就当下灭去，只是呢，它再升起的时候呢，因为身表的（推动），它就在新的地方升起，这样。好。</w:t>
       </w:r>
     </w:p>
     <w:p>
       <w:pPr>
-        <w:spacing w:before="40" w:after="80"/>
-        <w:ind w:left="283"/>
-        <w:shd w:val="clear" w:color="auto" w:fill="EDF6EF"/>
+        <w:ind w:left="170"/>
         <w:pBdr>
-          <w:left w:val="single" w:sz="20" w:space="6" w:color="1E5631"/>
+          <w:left w:val="single" w:sz="18" w:space="4" w:color="1E4620"/>
         </w:pBdr>
-      </w:pPr>
-      <w:r>
-        <w:rPr>
-          <w:sz w:val="20"/>
-        </w:rPr>
-        <w:t>[00:11:03.270] 有很多的色法，它们的颜色并不亮。那为什么你会感觉到全身都亮呢？那么（它）被比喻呢，就像说，这个我们这个地球呢，本来它并不会发亮，但是因为太阳的照射，它就会有反光。所以同样的，我们本来其他的色聚，除了明净色聚之外，其他的色聚它是不亮的；但是，因为你的这个有定力的心生色法，它的颜色很明亮，就像太阳一样，那么，它照亮了其他所有的色聚。那其他的色聚的颜色，既然它也会反（映光），所以就感觉全身都亮，也是一样的道理。所以呢，虽然你的其他的色身、身体的色法并没有要移动——</w:t>
+        <w:shd w:val="clear" w:fill="F2F5FA"/>
+      </w:pPr>
+      <w:r>
+        <w:rPr>
+          <w:b w:val="0"/>
+        </w:rPr>
+        <w:t>[00:09:58.395] 那么在这里呢，带动和被带动的色法呢，是色蕴；“我要行走”这样的心呢，包含四种名蕴，就称为五蕴。</w:t>
       </w:r>
     </w:p>
     <w:p>
-      <w:pPr>
-        <w:spacing w:before="40" w:after="80"/>
-        <w:ind w:left="283"/>
-        <w:shd w:val="clear" w:color="auto" w:fill="EDF6EF"/>
-        <w:pBdr>
-          <w:left w:val="single" w:sz="20" w:space="6" w:color="1E5631"/>
-        </w:pBdr>
-      </w:pPr>
-      <w:r>
-        <w:rPr>
-          <w:sz w:val="20"/>
-        </w:rPr>
-        <w:t>[00:11:51.530] 但是因为你心生色法那个产生身表的推动呢，所以它就带着你全身的这个色法一起来移动。有这样来理解。</w:t>
+      <w:r>
+        <w:rPr>
+          <w:b/>
+        </w:rPr>
+        <w:t>三、五蕴、禅相之喻与行走时观照五蕴的修法（★核心）</w:t>
       </w:r>
     </w:p>
     <w:p>
       <w:pPr>
-        <w:spacing w:before="40" w:after="80"/>
-        <w:ind w:left="283"/>
-        <w:shd w:val="clear" w:color="auto" w:fill="EDF6EF"/>
+        <w:ind w:left="170"/>
         <w:pBdr>
-          <w:left w:val="single" w:sz="20" w:space="6" w:color="1E5631"/>
+          <w:left w:val="single" w:sz="18" w:space="4" w:color="1E4620"/>
         </w:pBdr>
-      </w:pPr>
-      <w:r>
-        <w:rPr>
-          <w:sz w:val="20"/>
-        </w:rPr>
-        <w:t>[00:11:59.780] 好，那如果想在行走的时候以观智来观见五蕴呢，我们就必须系统地修习四界差别。</w:t>
+        <w:shd w:val="clear" w:fill="F2F5FA"/>
+      </w:pPr>
+      <w:r>
+        <w:rPr>
+          <w:b w:val="0"/>
+        </w:rPr>
+        <w:t>[00:10:09.020] 这个怎么来理解呢？那举个例子讲：我们很多同学现在在禅修修止禅，然后呢，就会刚开始觉得禅相出来了，明亮。这个明亮的时候，你感觉好像——有的亮的人觉得全身都亮。那尤其当你的禅相稳定的时候，你正入禅那的时候，你是觉得你的身体都是亮的，乃至于甚至外面都是亮的。但是那个亮是什么东西产生的？是那个心生色——就是，你在维持那个定力的那个心生色法，就是那个禅那速行心的心生色法，它的颜色很明净。那么相对你这个身体来讲，你还有业生的，还有食生的，还有其他心生的——</w:t>
       </w:r>
     </w:p>
     <w:p>
       <w:pPr>
-        <w:spacing w:before="40" w:after="80"/>
-        <w:ind w:left="283"/>
-        <w:shd w:val="clear" w:color="auto" w:fill="EDF6EF"/>
+        <w:ind w:left="170"/>
         <w:pBdr>
-          <w:left w:val="single" w:sz="20" w:space="6" w:color="1E5631"/>
+          <w:left w:val="single" w:sz="18" w:space="4" w:color="1E4620"/>
         </w:pBdr>
-      </w:pPr>
-      <w:r>
-        <w:rPr>
-          <w:sz w:val="20"/>
-        </w:rPr>
-        <w:t>[00:12:13.600] 首先，如果你在开始经行之前呢，先站在经行道的起点。如果你的定力足够强，那么你可以先入初禅、二禅、三禅或者四禅，出定以后呢，以那样的定力为基础，然后系统地修习四界差别。</w:t>
+        <w:shd w:val="clear" w:fill="F2F5FA"/>
+      </w:pPr>
+      <w:r>
+        <w:rPr>
+          <w:b w:val="0"/>
+        </w:rPr>
+        <w:t>[00:11:03.270] 有很多的色法，它们的颜色并不亮。那为什么你会感觉到全身都亮呢？那么（它）被比喻呢，就像说，这个我们这个地球呢，本来它并不会发亮，但是因为太阳的照射，它就会有反光。所以同样的，我们本来其他的色聚，除了明净色聚之外，其他的色聚它是不亮的；但是，因为你的这个有定力的心生色法，它的颜色很明亮，就像太阳一样，那么，它照亮了其他所有的色聚。那其他的色聚的颜色，既然它也会反（映光），所以就感觉全身都亮，也是一样的道理。所以呢，虽然你的其他的色身、身体的色法并没有要移动——</w:t>
       </w:r>
     </w:p>
     <w:p>
       <w:pPr>
-        <w:spacing w:before="40" w:after="80"/>
-        <w:ind w:left="283"/>
-        <w:shd w:val="clear" w:color="auto" w:fill="EDF6EF"/>
+        <w:ind w:left="170"/>
         <w:pBdr>
-          <w:left w:val="single" w:sz="20" w:space="6" w:color="1E5631"/>
+          <w:left w:val="single" w:sz="18" w:space="4" w:color="1E4620"/>
         </w:pBdr>
-      </w:pPr>
-      <w:r>
-        <w:rPr>
-          <w:sz w:val="20"/>
-        </w:rPr>
-        <w:t>[00:12:29.850] 如果你是熟练以后，基本上呢，你（入）这个初、二、三、四（禅）很快这个禅那就出来了；或者你已经熟悉了，直接就观照自己身体的四界，然后马上就亮了、就（见到色聚）了——直接就看到你身体的色聚。所以它并不是很困难的，对有定力的人来讲。见到色聚以后，你分析它们，并且有系统地辨识带动和被带动的色法；能辨识这两种色法之后呢，你就起步慢慢地行走，然后呢，也要观照“我要行走”这样的意门心路过程。那么在这样的心路过程中呢，有一个意门转向心以及七个速行心：意门转向心有十二个名法，</w:t>
+        <w:shd w:val="clear" w:fill="F2F5FA"/>
+      </w:pPr>
+      <w:r>
+        <w:rPr>
+          <w:b w:val="0"/>
+        </w:rPr>
+        <w:t>[00:11:51.530] 但是因为你心生色法那个产生身表的推动呢，所以它就带着你全身的这个色法一起来移动。有这样来理解。</w:t>
       </w:r>
     </w:p>
     <w:p>
       <w:pPr>
-        <w:spacing w:before="40" w:after="80"/>
-        <w:ind w:left="283"/>
-        <w:shd w:val="clear" w:color="auto" w:fill="EDF6EF"/>
+        <w:ind w:left="170"/>
         <w:pBdr>
-          <w:left w:val="single" w:sz="20" w:space="6" w:color="1E5631"/>
+          <w:left w:val="single" w:sz="18" w:space="4" w:color="1E4620"/>
         </w:pBdr>
-      </w:pPr>
-      <w:r>
-        <w:rPr>
-          <w:sz w:val="20"/>
-        </w:rPr>
-        <w:t>[00:13:09.960] 那每个速行心里面至少有三十二、三十三或者三十四个名法。那么这些名法呢，就是四种名蕴；带动和被带动的色法呢，是色蕴，那总共是五蕴。那行走的时候呢，你就可以系统地观照到这五蕴。那么，能观照五蕴之后呢？我们还必须观照五蕴的因，也就是必须观照五蕴及其因为无常、苦、无我。那如果能够这样地观照呢，那么你的观智呢，就能够去除认为有有情存在的邪见，并且呢，能够去除我想。那么这个就是在行走时修习观禅（与）念处的禅修方法。</w:t>
+        <w:shd w:val="clear" w:fill="F2F5FA"/>
+      </w:pPr>
+      <w:r>
+        <w:rPr>
+          <w:b w:val="0"/>
+        </w:rPr>
+        <w:t>[00:11:59.780] 好，那如果想在行走的时候以观智来观见五蕴呢，我们就必须系统地修习四界差别。</w:t>
       </w:r>
     </w:p>
     <w:p>
       <w:pPr>
-        <w:spacing w:before="40" w:after="80"/>
-        <w:ind w:left="283"/>
-        <w:shd w:val="clear" w:color="auto" w:fill="EDF6EF"/>
+        <w:ind w:left="170"/>
         <w:pBdr>
-          <w:left w:val="single" w:sz="20" w:space="6" w:color="1E5631"/>
+          <w:left w:val="single" w:sz="18" w:space="4" w:color="1E4620"/>
         </w:pBdr>
-      </w:pPr>
-      <w:r>
-        <w:rPr>
-          <w:b/>
-          <w:sz w:val="20"/>
-        </w:rPr>
-        <w:t>【本周朗读段 · 结束】</w:t>
-      </w:r>
-      <w:r>
-        <w:rPr>
-          <w:sz w:val="20"/>
-        </w:rPr>
-        <w:t>（以下为默读／选读／延伸内容，时间富余时再读）</w:t>
+        <w:shd w:val="clear" w:fill="F2F5FA"/>
+      </w:pPr>
+      <w:r>
+        <w:rPr>
+          <w:b w:val="0"/>
+        </w:rPr>
+        <w:t>[00:12:13.600] 首先，如果你在开始经行之前呢，先站在经行道的起点。如果你的定力足够强，那么你可以先入初禅、二禅、三禅或者四禅，出定以后呢，以那样的定力为基础，然后系统地修习四界差别。</w:t>
       </w:r>
     </w:p>
     <w:p>
       <w:pPr>
-        <w:spacing w:before="40" w:after="80"/>
-        <w:ind w:left="283"/>
-        <w:shd w:val="clear" w:color="auto" w:fill="EDF6EF"/>
+        <w:ind w:left="170"/>
         <w:pBdr>
-          <w:left w:val="single" w:sz="20" w:space="6" w:color="1E5631"/>
+          <w:left w:val="single" w:sz="18" w:space="4" w:color="1E4620"/>
         </w:pBdr>
-      </w:pPr>
-      <w:r>
-        <w:rPr>
-          <w:sz w:val="20"/>
-        </w:rPr>
-        <w:t>[00:13:55.640] 那站立等等其他的姿势呢也是同样的，这样来解释。好，禅修者了知——</w:t>
+        <w:shd w:val="clear" w:fill="F2F5FA"/>
+      </w:pPr>
+      <w:r>
+        <w:rPr>
+          <w:b w:val="0"/>
+        </w:rPr>
+        <w:t>[00:12:29.850] 如果你是熟练以后，基本上呢，你（入）这个初、二、三、四（禅）很快这个禅那就出来了；或者你已经熟悉了，直接就观照自己身体的四界，然后马上就亮了、就（见到色聚）了——直接就看到你身体的色聚。所以它并不是很困难的，对有定力的人来讲。见到色聚以后，你分析它们，并且有系统地辨识带动和被带动的色法；能辨识这两种色法之后呢，你就起步慢慢地行走，然后呢，也要观照“我要行走”这样的意门心路过程。那么在这样的心路过程中呢，有一个意门转向心以及七个速行心：意门转向心有十二个名法，</w:t>
       </w:r>
     </w:p>
     <w:p>
       <w:pPr>
-        <w:spacing w:before="40" w:after="80"/>
-        <w:ind w:left="283"/>
-        <w:shd w:val="clear" w:color="auto" w:fill="EDF6EF"/>
+        <w:ind w:left="170"/>
         <w:pBdr>
-          <w:left w:val="single" w:sz="20" w:space="6" w:color="1E5631"/>
+          <w:left w:val="single" w:sz="18" w:space="4" w:color="1E4620"/>
         </w:pBdr>
-      </w:pPr>
-      <w:r>
-        <w:rPr>
-          <w:sz w:val="20"/>
-        </w:rPr>
-        <w:t>[00:14:01.490] 当“我要站立”这样的心升起时，它会产生许多风界（支持）特性明显的色聚。那么这个风界呢，产生身表，而使身体呢由低下的姿势或者弯曲的姿势站立起来，这称为站立。当“我们要坐下”的这个心升起的时候呢，它也会产生很多风界明显的色聚，那风界会产生身表，使下半身弯曲而上半身竖直，这样坐下——包括我们（禅修）方法中讲的，说你这个转动你的骨盆：转动骨盆这样的心升起的时候呢，你就会让你的骨盆后倾，或者让你骨盆前倾，来调整我们上身的姿势。</w:t>
+        <w:shd w:val="clear" w:fill="F2F5FA"/>
+      </w:pPr>
+      <w:r>
+        <w:rPr>
+          <w:b w:val="0"/>
+        </w:rPr>
+        <w:t>[00:13:09.960] 那每个速行心里面至少有三十二、三十三或者三十四个名法。那么这些名法呢，就是四种名蕴；带动和被带动的色法呢，是色蕴，那总共是五蕴。那行走的时候呢，你就可以系统地观照到这五蕴。那么，能观照五蕴之后呢？我们还必须观照五蕴的因，也就是必须观照五蕴及其因为无常、苦、无我。那如果能够这样地观照呢，那么你的观智呢，就能够去除认为有有情存在的邪见，并且呢，能够去除我想。那么这个就是在行走时修习观禅（与）念处的禅修方法。</w:t>
       </w:r>
     </w:p>
     <w:p>
       <w:pPr>
-        <w:spacing w:before="40" w:after="80"/>
-        <w:ind w:left="283"/>
-        <w:shd w:val="clear" w:color="auto" w:fill="EDF6EF"/>
+        <w:ind w:left="170"/>
         <w:pBdr>
-          <w:left w:val="single" w:sz="20" w:space="6" w:color="1E5631"/>
+          <w:left w:val="single" w:sz="18" w:space="4" w:color="1E4620"/>
         </w:pBdr>
-      </w:pPr>
-      <w:r>
-        <w:rPr>
-          <w:sz w:val="20"/>
-        </w:rPr>
-        <w:t>[00:14:45.640] 当我们躺下这样的心升起的时候呢，它会产生许多风界明显的色聚，风界产生身表，使我们的身体水平地伸展或者横卧，这个称为躺下。</w:t>
+        <w:shd w:val="clear" w:fill="F2F5FA"/>
+      </w:pPr>
+      <w:r>
+        <w:rPr>
+          <w:b/>
+        </w:rPr>
+        <w:t>【本周朗读段 · 结束】</w:t>
+      </w:r>
+      <w:r>
+        <w:rPr>
+          <w:b w:val="0"/>
+        </w:rPr>
+        <w:t>（以下为默读／选读／延伸内容，时间富余时再读）</w:t>
       </w:r>
     </w:p>
     <w:p>
       <w:pPr>
-        <w:spacing w:before="40" w:after="80"/>
-        <w:ind w:left="283"/>
-        <w:shd w:val="clear" w:color="auto" w:fill="EDF6EF"/>
+        <w:ind w:left="170"/>
         <w:pBdr>
-          <w:left w:val="single" w:sz="20" w:space="6" w:color="1E5631"/>
+          <w:left w:val="single" w:sz="18" w:space="4" w:color="1E4620"/>
         </w:pBdr>
-      </w:pPr>
-      <w:r>
-        <w:rPr>
-          <w:sz w:val="20"/>
-        </w:rPr>
-        <w:t>[00:14:59.440] 那在所有这些姿势中呢，我们都必须观照五蕴和它的因，然后观照它们为无常、苦、无我。如此呢，我们就能够去除认为有有情存在的邪见，并且能够去除我想。这个就是在所有的四威仪里面修习观禅念处的禅修方法。</w:t>
+        <w:shd w:val="clear" w:fill="F2F5FA"/>
+      </w:pPr>
+      <w:r>
+        <w:rPr>
+          <w:b w:val="0"/>
+        </w:rPr>
+        <w:t>[00:13:55.640] 那站立等等其他的姿势呢也是同样的，这样来解释。好，禅修者了知——</w:t>
       </w:r>
     </w:p>
     <w:p>
-      <w:r>
-        <w:rPr>
-          <w:b/>
-          <w:sz w:val="21"/>
-        </w:rPr>
-        <w:t>四、四威仪觉察的五种层次：从正念动作到观照名色流（★核心）</w:t>
+      <w:pPr>
+        <w:ind w:left="170"/>
+        <w:pBdr>
+          <w:left w:val="single" w:sz="18" w:space="4" w:color="1E4620"/>
+        </w:pBdr>
+        <w:shd w:val="clear" w:fill="F2F5FA"/>
+      </w:pPr>
+      <w:r>
+        <w:rPr>
+          <w:b w:val="0"/>
+        </w:rPr>
+        <w:t>[00:14:01.490] 当“我要站立”这样的心升起时，它会产生许多风界（支持）特性明显的色聚。那么这个风界呢，产生身表，而使身体呢由低下的姿势或者弯曲的姿势站立起来，这称为站立。当“我们要坐下”的这个心升起的时候呢，它也会产生很多风界明显的色聚，那风界会产生身表，使下半身弯曲而上半身竖直，这样坐下——包括我们（禅修）方法中讲的，说你这个转动你的骨盆：转动骨盆这样的心升起的时候呢，你就会让你的骨盆后倾，或者让你骨盆前倾，来调整我们上身的姿势。</w:t>
       </w:r>
     </w:p>
     <w:p>
       <w:pPr>
-        <w:spacing w:before="40" w:after="80"/>
-        <w:ind w:left="283"/>
-        <w:shd w:val="clear" w:color="auto" w:fill="EDF6EF"/>
+        <w:ind w:left="170"/>
         <w:pBdr>
-          <w:left w:val="single" w:sz="20" w:space="6" w:color="1E5631"/>
+          <w:left w:val="single" w:sz="18" w:space="4" w:color="1E4620"/>
         </w:pBdr>
-      </w:pPr>
-      <w:r>
-        <w:rPr>
-          <w:sz w:val="20"/>
-        </w:rPr>
-        <w:t>[00:15:20.240] 好，那么在这里呢，“谁在行走呢？”——（义注说，这）是为没有事先分辨促成原因及所生动作（之人）而提出行走动作这个作者的问题。这是借着否定这个行者、这个作者（的实有），来指出纯粹只有行走的现象。那么换一句话说呢，“谁在行走”这个问题呢，它是希望得到否定的答案：就是没有谁在行走，只有色法在移动的这样的过程。那么根据阿毗达摩（来说），在行走的时候，如果你不能够照见究竟名色法，而只是注意身体的移动，那还是在概念层面上的，只能算对自己的动作有觉察、有认知的觉察。那这个对于正念正知的训练是有很大的帮助的。</w:t>
+        <w:shd w:val="clear" w:fill="F2F5FA"/>
+      </w:pPr>
+      <w:r>
+        <w:rPr>
+          <w:b w:val="0"/>
+        </w:rPr>
+        <w:t>[00:14:45.640] 当我们躺下这样的心升起的时候呢，它会产生许多风界明显的色聚，风界产生身表，使我们的身体水平地伸展或者横卧，这个称为躺下。</w:t>
       </w:r>
     </w:p>
     <w:p>
       <w:pPr>
-        <w:spacing w:before="40" w:after="80"/>
-        <w:ind w:left="283"/>
-        <w:shd w:val="clear" w:color="auto" w:fill="EDF6EF"/>
+        <w:ind w:left="170"/>
         <w:pBdr>
-          <w:left w:val="single" w:sz="20" w:space="6" w:color="1E5631"/>
+          <w:left w:val="single" w:sz="18" w:space="4" w:color="1E4620"/>
         </w:pBdr>
-      </w:pPr>
-      <w:r>
-        <w:rPr>
-          <w:sz w:val="20"/>
-        </w:rPr>
-        <w:t>[00:16:18.330] 我们在日常呢，一再给大家讲要有正念正知，要觉察、要设置觉知点——那（那些）是概念层面上的觉察。那这个虽然呢对于我们正念正知的训练有很大的帮助，但它还不是——它确实不是观禅的观智的成就方法。那么对于站立、坐、躺着的觉察方法也是同样的道理。所以因此呢，我们对这个四威仪的觉察，那我们要明白，它是有不同层次的修法。</w:t>
+        <w:shd w:val="clear" w:fill="F2F5FA"/>
+      </w:pPr>
+      <w:r>
+        <w:rPr>
+          <w:b w:val="0"/>
+        </w:rPr>
+        <w:t>[00:14:59.440] 那在所有这些姿势中呢，我们都必须观照五蕴和它的因，然后观照它们为无常、苦、无我。如此呢，我们就能够去除认为有有情存在的邪见，并且能够去除我想。这个就是在所有的四威仪里面修习观禅念处的禅修方法。</w:t>
       </w:r>
     </w:p>
     <w:p>
-      <w:pPr>
-        <w:spacing w:before="40" w:after="80"/>
-        <w:ind w:left="283"/>
-        <w:shd w:val="clear" w:color="auto" w:fill="EDF6EF"/>
-        <w:pBdr>
-          <w:left w:val="single" w:sz="20" w:space="6" w:color="1E5631"/>
-        </w:pBdr>
-      </w:pPr>
-      <w:r>
-        <w:rPr>
-          <w:sz w:val="20"/>
-        </w:rPr>
-        <w:t>[00:16:50.540] 那第一种呢，我们叫做纯粹的就是所谓正念于当下的动作。比如说西方的这个卡巴金的正念，它就是在这个层面的：它只是知道我身体的动作，就是纯粹的，他们叫做正念（减压的）当下（觉察）训练。那这种方式就是最低的层次。好，</w:t>
+      <w:r>
+        <w:rPr>
+          <w:b/>
+        </w:rPr>
+        <w:t>四、四威仪觉察的五种层次：从正念动作到观照名色流（★核心）</w:t>
       </w:r>
     </w:p>
     <w:p>
       <w:pPr>
-        <w:spacing w:before="40" w:after="80"/>
-        <w:ind w:left="283"/>
-        <w:shd w:val="clear" w:color="auto" w:fill="EDF6EF"/>
+        <w:ind w:left="170"/>
         <w:pBdr>
-          <w:left w:val="single" w:sz="20" w:space="6" w:color="1E5631"/>
+          <w:left w:val="single" w:sz="18" w:space="4" w:color="1E4620"/>
         </w:pBdr>
-      </w:pPr>
-      <w:r>
-        <w:rPr>
-          <w:sz w:val="20"/>
-        </w:rPr>
-        <w:t>[00:17:10.840] 那第二（种）呢，就是比如说我们现在有一些，这个修观禅的——比如马哈希西亚多的禅法，那就是你要开始观察到你的脚升起、（向前）推动、放下的这些四大的一些特相。比如说我们讲过，当你的脚升起、提起的时候呢，是以火大为主，风大为辅；好，那么伸出去的时候呢，是以风大为主，火大为辅；落下来的时候呢，是以水大为主，地大为辅；踩在地上的时候呢，是以地大为主，水大为辅。你是可以这样去观察的。那么但是呢，在这时候呢，你只能是这样去体会这种四大特相，你不能够完整地观察到自己的身体的所有的色法——带动色法和被带动色法你看不到。好，</w:t>
+        <w:shd w:val="clear" w:fill="F2F5FA"/>
+      </w:pPr>
+      <w:r>
+        <w:rPr>
+          <w:b w:val="0"/>
+        </w:rPr>
+        <w:t>[00:15:20.240] 好，那么在这里呢，“谁在行走呢？”——（义注说，这）是为没有事先分辨促成原因及所生动作（之人）而提出行走动作这个作者的问题。这是借着否定这个行者、这个作者（的实有），来指出纯粹只有行走的现象。那么换一句话说呢，“谁在行走”这个问题呢，它是希望得到否定的答案：就是没有谁在行走，只有色法在移动的这样的过程。那么根据阿毗达摩（来说），在行走的时候，如果你不能够照见究竟名色法，而只是注意身体的移动，那还是在概念层面上的，只能算对自己的动作有觉察、有认知的觉察。那这个对于正念正知的训练是有很大的帮助的。</w:t>
       </w:r>
     </w:p>
     <w:p>
       <w:pPr>
-        <w:spacing w:before="40" w:after="80"/>
-        <w:ind w:left="283"/>
-        <w:shd w:val="clear" w:color="auto" w:fill="EDF6EF"/>
+        <w:ind w:left="170"/>
         <w:pBdr>
-          <w:left w:val="single" w:sz="20" w:space="6" w:color="1E5631"/>
+          <w:left w:val="single" w:sz="18" w:space="4" w:color="1E4620"/>
         </w:pBdr>
-      </w:pPr>
-      <w:r>
-        <w:rPr>
-          <w:sz w:val="20"/>
-        </w:rPr>
-        <w:t>[00:18:05.180] 那么第三种呢，就是再加上对心的觉察。比如说我们这个马哈希西亚多的这个禅法呢，当你对这个身体的移动、这个特相你的觉察比较熟练的时候呢，那你就可以去观察说，诶，是有一个心念想让你往前走——你可以观察你的心念，就把心念再加上去。那（他们认为）这个色法明显了，然后（再看）名法明显了，如果成熟了就是名色分别智。那么有一些流派它是这样的，那么从（我们这个教法）的角度上呢，要求要高很多。</w:t>
+        <w:shd w:val="clear" w:fill="F2F5FA"/>
+      </w:pPr>
+      <w:r>
+        <w:rPr>
+          <w:b w:val="0"/>
+        </w:rPr>
+        <w:t>[00:16:18.330] 我们在日常呢，一再给大家讲要有正念正知，要觉察、要设置觉知点——那（那些）是概念层面上的觉察。那这个虽然呢对于我们正念正知的训练有很大的帮助，但它还不是——它确实不是观禅的观智的成就方法。那么对于站立、坐、躺着的觉察方法也是同样的道理。所以因此呢，我们对这个四威仪的觉察，那我们要明白，它是有不同层次的修法。</w:t>
       </w:r>
     </w:p>
     <w:p>
       <w:pPr>
-        <w:spacing w:before="40" w:after="80"/>
-        <w:ind w:left="283"/>
-        <w:shd w:val="clear" w:color="auto" w:fill="EDF6EF"/>
+        <w:ind w:left="170"/>
         <w:pBdr>
-          <w:left w:val="single" w:sz="20" w:space="6" w:color="1E5631"/>
+          <w:left w:val="single" w:sz="18" w:space="4" w:color="1E4620"/>
         </w:pBdr>
-      </w:pPr>
-      <w:r>
-        <w:rPr>
-          <w:sz w:val="20"/>
-        </w:rPr>
-        <w:t>[00:18:41.380] 那第四种呢，就是当你对这个身体的移动呢，你对它的这个色法的特相有觉察，然后呢，你又能够对这个色法的移动呢知道这是心在指挥的，有心念在支持着。好，所以呢，你在熟练以后，你就可以在概念上注意：这只是身心的现象，没有一个男人、女人在行走——它是在概念层面上的。那是可以这样做到的，我们日常（正念）练习到熟练的时候也是可以这样做的。那么第五（种）呢就更高的，</w:t>
+        <w:shd w:val="clear" w:fill="F2F5FA"/>
+      </w:pPr>
+      <w:r>
+        <w:rPr>
+          <w:b w:val="0"/>
+        </w:rPr>
+        <w:t>[00:16:50.540] 那第一种呢，我们叫做纯粹的就是所谓正念于当下的动作。比如说西方的这个卡巴金的正念，它就是在这个层面的：它只是知道我身体的动作，就是纯粹的，他们叫做正念（减压的）当下（觉察）训练。那这种方式就是最低的层次。好，</w:t>
       </w:r>
     </w:p>
     <w:p>
       <w:pPr>
-        <w:spacing w:before="40" w:after="80"/>
-        <w:ind w:left="283"/>
-        <w:shd w:val="clear" w:color="auto" w:fill="EDF6EF"/>
+        <w:ind w:left="170"/>
         <w:pBdr>
-          <w:left w:val="single" w:sz="20" w:space="6" w:color="1E5631"/>
+          <w:left w:val="single" w:sz="18" w:space="4" w:color="1E4620"/>
         </w:pBdr>
-      </w:pPr>
-      <w:r>
-        <w:rPr>
-          <w:sz w:val="20"/>
-        </w:rPr>
-        <w:t>[00:19:22.940] 就是真正的基于阿毗达摩的要求的这种观智呢，它是要认识到只有依靠因缘而生灭的名色法。那么这种名色相续生灭的现象呢，称为行走、或者坐着、或者躺卧。说这里面没有坐着或者行走者，没有谁在行走，只是名色流在风界的推动下的一种现象。即呢，这个四威仪的这种修习——这个佛陀讲比库在行走时了知“我行走”、站立时了知（“我站立”）这样的了知呢，至少从我们现在的这种能够学习的这个次第上来讲呢，至少你有五种这样的层次。那么最高的呢，就是我们现在已经修到名色法的同学呢，</w:t>
+        <w:shd w:val="clear" w:fill="F2F5FA"/>
+      </w:pPr>
+      <w:r>
+        <w:rPr>
+          <w:b w:val="0"/>
+        </w:rPr>
+        <w:t>[00:17:10.840] 那第二（种）呢，就是比如说我们现在有一些，这个修观禅的——比如马哈希西亚多的禅法，那就是你要开始观察到你的脚升起、（向前）推动、放下的这些四大的一些特相。比如说我们讲过，当你的脚升起、提起的时候呢，是以火大为主，风大为辅；好，那么伸出去的时候呢，是以风大为主，火大为辅；落下来的时候呢，是以水大为主，地大为辅；踩在地上的时候呢，是以地大为主，水大为辅。你是可以这样去观察的。那么但是呢，在这时候呢，你只能是这样去体会这种四大特相，你不能够完整地观察到自己的身体的所有的色法——带动色法和被带动色法你看不到。好，</w:t>
       </w:r>
     </w:p>
     <w:p>
       <w:pPr>
-        <w:spacing w:before="40" w:after="80"/>
-        <w:ind w:left="283"/>
-        <w:shd w:val="clear" w:color="auto" w:fill="EDF6EF"/>
+        <w:ind w:left="170"/>
         <w:pBdr>
-          <w:left w:val="single" w:sz="20" w:space="6" w:color="1E5631"/>
+          <w:left w:val="single" w:sz="18" w:space="4" w:color="1E4620"/>
         </w:pBdr>
-      </w:pPr>
-      <w:r>
-        <w:rPr>
-          <w:sz w:val="20"/>
-        </w:rPr>
-        <w:t>[00:20:18.605] 我们就会要求他在第五的这个层面：在修到缘起的时候呢，他在这个第五的层面上能够对这个四威仪呢有这样的觉察。</w:t>
+        <w:shd w:val="clear" w:fill="F2F5FA"/>
+      </w:pPr>
+      <w:r>
+        <w:rPr>
+          <w:b w:val="0"/>
+        </w:rPr>
+        <w:t>[00:18:05.180] 那么第三种呢，就是再加上对心的觉察。比如说我们这个马哈希西亚多的这个禅法呢，当你对这个身体的移动、这个特相你的觉察比较熟练的时候呢，那你就可以去观察说，诶，是有一个心念想让你往前走——你可以观察你的心念，就把心念再加上去。那（他们认为）这个色法明显了，然后（再看）名法明显了，如果成熟了就是名色分别智。那么有一些流派它是这样的，那么从（我们这个教法）的角度上呢，要求要高很多。</w:t>
       </w:r>
     </w:p>
     <w:p>
       <w:pPr>
-        <w:spacing w:before="40" w:after="80"/>
-        <w:ind w:left="283"/>
-        <w:shd w:val="clear" w:color="auto" w:fill="EDF6EF"/>
+        <w:ind w:left="170"/>
         <w:pBdr>
-          <w:left w:val="single" w:sz="20" w:space="6" w:color="1E5631"/>
+          <w:left w:val="single" w:sz="18" w:space="4" w:color="1E4620"/>
         </w:pBdr>
-      </w:pPr>
-      <w:r>
-        <w:rPr>
-          <w:sz w:val="20"/>
-        </w:rPr>
-        <w:t>[00:20:31.100] 那么，对于普通的同学呢，我觉得呢，就是你至少从第一个开始，就纯粹正念于当下（动作）开始就可以。然后慢慢地往上加，也是没有问题。</w:t>
+        <w:shd w:val="clear" w:fill="F2F5FA"/>
+      </w:pPr>
+      <w:r>
+        <w:rPr>
+          <w:b w:val="0"/>
+        </w:rPr>
+        <w:t>[00:18:41.380] 那第四种呢，就是当你对这个身体的移动呢，你对它的这个色法的特相有觉察，然后呢，你又能够对这个色法的移动呢知道这是心在指挥的，有心念在支持着。好，所以呢，你在熟练以后，你就可以在概念上注意：这只是身心的现象，没有一个男人、女人在行走——它是在概念层面上的。那是可以这样做到的，我们日常（正念）练习到熟练的时候也是可以这样做的。那么第五（种）呢就更高的，</w:t>
       </w:r>
     </w:p>
     <w:p>
-      <w:r>
-        <w:rPr>
-          <w:b/>
-          <w:sz w:val="21"/>
-        </w:rPr>
-        <w:t>五、第二、三问别释与牛车之喻：世俗说法与究竟真相（◈扩展）</w:t>
+      <w:pPr>
+        <w:ind w:left="170"/>
+        <w:pBdr>
+          <w:left w:val="single" w:sz="18" w:space="4" w:color="1E4620"/>
+        </w:pBdr>
+        <w:shd w:val="clear" w:fill="F2F5FA"/>
+      </w:pPr>
+      <w:r>
+        <w:rPr>
+          <w:b w:val="0"/>
+        </w:rPr>
+        <w:t>[00:19:22.940] 就是真正的基于阿毗达摩的要求的这种观智呢，它是要认识到只有依靠因缘而生灭的名色法。那么这种名色相续生灭的现象呢，称为行走、或者坐着、或者躺卧。说这里面没有坐着或者行走者，没有谁在行走，只是名色流在风界的推动下的一种现象。即呢，这个四威仪的这种修习——这个佛陀讲比库在行走时了知“我行走”、站立时了知（“我站立”）这样的了知呢，至少从我们现在的这种能够学习的这个次第上来讲呢，至少你有五种这样的层次。那么最高的呢，就是我们现在已经修到名色法的同学呢，</w:t>
       </w:r>
     </w:p>
     <w:p>
       <w:pPr>
-        <w:spacing w:before="40" w:after="80"/>
-        <w:ind w:left="283"/>
-        <w:shd w:val="clear" w:color="auto" w:fill="EDF6EF"/>
+        <w:ind w:left="170"/>
         <w:pBdr>
-          <w:left w:val="single" w:sz="20" w:space="6" w:color="1E5631"/>
+          <w:left w:val="single" w:sz="18" w:space="4" w:color="1E4620"/>
         </w:pBdr>
-      </w:pPr>
-      <w:r>
-        <w:rPr>
-          <w:sz w:val="20"/>
-        </w:rPr>
-        <w:t>[00:20:43.440] 好，那么这个义注里面讲到第二个问题，就是“行走的是谁”呢？它是借着这个问题，（作）义注的论师，以不同的方式来说明一个相同的道理，就是在分辨出成因和所生动作之后，显示呢根本没有所谓的“谁在行走”或者“行走是谁”的这个作者存在。</w:t>
+        <w:shd w:val="clear" w:fill="F2F5FA"/>
+      </w:pPr>
+      <w:r>
+        <w:rPr>
+          <w:b w:val="0"/>
+        </w:rPr>
+        <w:t>[00:20:18.605] 我们就会要求他在第五的这个层面：在修到缘起的时候呢，他在这个第五的层面上能够对这个四威仪呢有这样的觉察。</w:t>
       </w:r>
     </w:p>
     <w:p>
       <w:pPr>
-        <w:spacing w:before="40" w:after="80"/>
-        <w:ind w:left="283"/>
-        <w:shd w:val="clear" w:color="auto" w:fill="EDF6EF"/>
+        <w:ind w:left="170"/>
         <w:pBdr>
-          <w:left w:val="single" w:sz="20" w:space="6" w:color="1E5631"/>
+          <w:left w:val="single" w:sz="18" w:space="4" w:color="1E4620"/>
         </w:pBdr>
-      </w:pPr>
-      <w:r>
-        <w:rPr>
-          <w:sz w:val="20"/>
-        </w:rPr>
-        <w:t>[00:21:14.440] 那第三个问题呢，就是“行走为什么会产生”。既然没有谁在行走，也没有行走的人，那为什么行走会发生呢？那么这是寻找行走动作（产生的）真正原因的问题，从而去否定有行走者存在的这样的观念。那一般呢，我们就会在观智里面显示：行走是由于因缘和合而造成的单纯移动现象，除了那个现象之外呢，没有任何人或有情存在。行走并不被归因于如此的错误推理——</w:t>
+        <w:shd w:val="clear" w:fill="F2F5FA"/>
+      </w:pPr>
+      <w:r>
+        <w:rPr>
+          <w:b w:val="0"/>
+        </w:rPr>
+        <w:t>[00:20:31.100] 那么，对于普通的同学呢，我觉得呢，就是你至少从第一个开始，就纯粹正念于当下（动作）开始就可以。然后慢慢地往上加，也是没有问题。</w:t>
       </w:r>
     </w:p>
     <w:p>
-      <w:pPr>
-        <w:spacing w:before="40" w:after="80"/>
-        <w:ind w:left="283"/>
-        <w:shd w:val="clear" w:color="auto" w:fill="EDF6EF"/>
-        <w:pBdr>
-          <w:left w:val="single" w:sz="20" w:space="6" w:color="1E5631"/>
-        </w:pBdr>
-      </w:pPr>
-      <w:r>
-        <w:rPr>
-          <w:sz w:val="20"/>
-        </w:rPr>
-        <w:t>[00:21:51.890] “（自我）与心接触，（心）与感觉器官接触，感觉器官和目标接触”，好，那不是这样的一种状态。那由于心理活动而生起风界的扩散等作用，那么这些话呢，它是用来证明行走纯粹只是名色生灭的现象。如果能够如此观照，我们就能够做到义注所说的那个观智层面的——</w:t>
+      <w:r>
+        <w:rPr>
+          <w:b/>
+        </w:rPr>
+        <w:t>五、第二、三问别释与牛车之喻：世俗说法与究竟真相（◈扩展）</w:t>
       </w:r>
     </w:p>
     <w:p>
       <w:pPr>
-        <w:spacing w:before="40" w:after="80"/>
-        <w:ind w:left="283"/>
-        <w:shd w:val="clear" w:color="auto" w:fill="EDF6EF"/>
+        <w:ind w:left="170"/>
         <w:pBdr>
-          <w:left w:val="single" w:sz="20" w:space="6" w:color="1E5631"/>
+          <w:left w:val="single" w:sz="18" w:space="4" w:color="1E4620"/>
         </w:pBdr>
-      </w:pPr>
-      <w:r>
-        <w:rPr>
-          <w:sz w:val="20"/>
-        </w:rPr>
-        <w:t>[00:22:20.100] 所谓“行走时（了知）我正在行走”。（义注接着解释名法与风界如何相互限定——此段细释详见材料②相应部分，此处从略。）所以“我要行走”这样的心呢，产生了很多含有地、水、火、风、色、香、味、食素八种色法的色聚，</w:t>
+        <w:shd w:val="clear" w:fill="F2F5FA"/>
+      </w:pPr>
+      <w:r>
+        <w:rPr>
+          <w:b w:val="0"/>
+        </w:rPr>
+        <w:t>[00:20:43.440] 好，那么这个义注里面讲到第二个问题，就是“行走的是谁”呢？它是借着这个问题，（作）义注的论师，以不同的方式来说明一个相同的道理，就是在分辨出成因和所生动作之后，显示呢根本没有所谓的“谁在行走”或者“行走是谁”的这个作者存在。</w:t>
       </w:r>
     </w:p>
     <w:p>
       <w:pPr>
-        <w:spacing w:before="40" w:after="80"/>
-        <w:ind w:left="283"/>
-        <w:shd w:val="clear" w:color="auto" w:fill="EDF6EF"/>
+        <w:ind w:left="170"/>
         <w:pBdr>
-          <w:left w:val="single" w:sz="20" w:space="6" w:color="1E5631"/>
+          <w:left w:val="single" w:sz="18" w:space="4" w:color="1E4620"/>
         </w:pBdr>
-      </w:pPr>
-      <w:r>
-        <w:rPr>
-          <w:sz w:val="20"/>
-        </w:rPr>
-        <w:t>[00:22:53.995] 而其中的风界（特别）明显。依照世俗谛来说呢，这种风界能够造成身体向前移动；然而，依照究竟谛来讲呢，风界（推动）新生起的（那些）究竟色法在新的地方升起，而不在旧色法（所在的）地方升起。行走的时候呢，你要观照到这个程度，尤其呢，你在修生灭随观的时候，必须很清楚。那么在这里呢，风界是主要的因素，但不是唯一的因素。</w:t>
+        <w:shd w:val="clear" w:fill="F2F5FA"/>
+      </w:pPr>
+      <w:r>
+        <w:rPr>
+          <w:b w:val="0"/>
+        </w:rPr>
+        <w:t>[00:21:14.440] 那第三个问题呢，就是“行走为什么会产生”。既然没有谁在行走，也没有行走的人，那为什么行走会发生呢？那么这是寻找行走动作（产生的）真正原因的问题，从而去否定有行走者存在的这样的观念。那一般呢，我们就会在观智里面显示：行走是由于因缘和合而造成的单纯移动现象，除了那个现象之外呢，没有任何人或有情存在。行走并不被归因于如此的错误推理——</w:t>
       </w:r>
     </w:p>
     <w:p>
       <w:pPr>
-        <w:spacing w:before="40" w:after="80"/>
-        <w:ind w:left="283"/>
-        <w:shd w:val="clear" w:color="auto" w:fill="EDF6EF"/>
+        <w:ind w:left="170"/>
         <w:pBdr>
-          <w:left w:val="single" w:sz="20" w:space="6" w:color="1E5631"/>
+          <w:left w:val="single" w:sz="18" w:space="4" w:color="1E4620"/>
         </w:pBdr>
-      </w:pPr>
-      <w:r>
-        <w:rPr>
-          <w:sz w:val="20"/>
-        </w:rPr>
-        <w:t>[00:23:30.100] 那了解（了）我们前面所讲的行、立、坐、卧是缘生之法的人呢，就能够以如此的态度来探究：所谓“有情行走”，</w:t>
+        <w:shd w:val="clear" w:fill="F2F5FA"/>
+      </w:pPr>
+      <w:r>
+        <w:rPr>
+          <w:b w:val="0"/>
+        </w:rPr>
+        <w:t>[00:21:51.890] “（自我）与心接触，（心）与感觉器官接触，感觉器官和目标接触”，好，那不是这样的一种状态。那由于心理活动而生起风界的扩散等作用，那么这些话呢，它是用来证明行走纯粹只是名色生灭的现象。如果能够如此观照，我们就能够做到义注所说的那个观智层面的——</w:t>
       </w:r>
     </w:p>
     <w:p>
       <w:pPr>
-        <w:spacing w:before="40" w:after="80"/>
-        <w:ind w:left="283"/>
-        <w:shd w:val="clear" w:color="auto" w:fill="EDF6EF"/>
+        <w:ind w:left="170"/>
         <w:pBdr>
-          <w:left w:val="single" w:sz="20" w:space="6" w:color="1E5631"/>
+          <w:left w:val="single" w:sz="18" w:space="4" w:color="1E4620"/>
         </w:pBdr>
-      </w:pPr>
-      <w:r>
-        <w:rPr>
-          <w:sz w:val="20"/>
-        </w:rPr>
-        <w:t>[00:23:40.325] “有情站立”，乃是根据世俗的语言而说的。就当一个善巧的牛车夫驾驭着由牛来拉的车子的时候呢，人们会依照世俗的讲法说，这个牛车在行走，这牛车在站立。那从无法依自己的意愿行走的角度来看，身体或四类色法就好比是这个牛车一样；心生（之）风界和俱生色法就好比是（那头）牛，心就好比是那个牛车夫。当“我要行走”或“我要站立”的心升起时，能产生动作的风界和俱生色法就会升起，借着心生风界的扩散作用，就会造成行走或其他的姿势。然后就会产生一类的世俗上的说法：“谁某某在行走”“男人在行走”“女人在站立”“我在行走”“我在站立”等等。</w:t>
+        <w:shd w:val="clear" w:fill="F2F5FA"/>
+      </w:pPr>
+      <w:r>
+        <w:rPr>
+          <w:b w:val="0"/>
+        </w:rPr>
+        <w:t>[00:22:20.100] 所谓“行走时（了知）我正在行走”。（义注接着解释名法与风界如何相互限定——此段细释详见材料②相应部分，此处从略。）所以“我要行走”这样的心呢，产生了很多含有地、水、火、风、色、香、味、食素八种色法的色聚，</w:t>
       </w:r>
     </w:p>
     <w:p>
       <w:pPr>
-        <w:spacing w:before="40" w:after="80"/>
-        <w:ind w:left="283"/>
-        <w:shd w:val="clear" w:color="auto" w:fill="EDF6EF"/>
+        <w:ind w:left="170"/>
         <w:pBdr>
-          <w:left w:val="single" w:sz="20" w:space="6" w:color="1E5631"/>
+          <w:left w:val="single" w:sz="18" w:space="4" w:color="1E4620"/>
         </w:pBdr>
-      </w:pPr>
-      <w:r>
-        <w:rPr>
-          <w:sz w:val="20"/>
-        </w:rPr>
-        <w:t>[00:24:38.780] 因此呢，在行、立、坐、卧当中（的觉察），应当至少按照我们前面的五种方式（去修）——</w:t>
+        <w:shd w:val="clear" w:fill="F2F5FA"/>
+      </w:pPr>
+      <w:r>
+        <w:rPr>
+          <w:b w:val="0"/>
+        </w:rPr>
+        <w:t>[00:22:53.995] 而其中的风界（特别）明显。依照世俗谛来说呢，这种风界能够造成身体向前移动；然而，依照究竟谛来讲呢，风界（推动）新生起的（那些）究竟色法在新的地方升起，而不在旧色法（所在的）地方升起。行走的时候呢，你要观照到这个程度，尤其呢，你在修生灭随观的时候，必须很清楚。那么在这里呢，风界是主要的因素，但不是唯一的因素。</w:t>
       </w:r>
     </w:p>
     <w:p>
       <w:pPr>
-        <w:spacing w:before="40" w:after="80"/>
-        <w:ind w:left="283"/>
-        <w:shd w:val="clear" w:color="auto" w:fill="EDF6EF"/>
+        <w:ind w:left="170"/>
         <w:pBdr>
-          <w:left w:val="single" w:sz="20" w:space="6" w:color="1E5631"/>
+          <w:left w:val="single" w:sz="18" w:space="4" w:color="1E4620"/>
         </w:pBdr>
-      </w:pPr>
-      <w:r>
-        <w:rPr>
-          <w:sz w:val="20"/>
-        </w:rPr>
-        <w:t>[00:24:46.520] 除了第五种是在究竟地上来如实地观察名色法（之外），前面几种呢都是以概念为主的，尤其是前面两种，它就是以概念为主的。但对于一个初学者来讲，那是要这样去练习的，那至少呢，它是作为我们日常的这个念处的一种练习。</w:t>
+        <w:shd w:val="clear" w:fill="F2F5FA"/>
+      </w:pPr>
+      <w:r>
+        <w:rPr>
+          <w:b w:val="0"/>
+        </w:rPr>
+        <w:t>[00:23:30.100] 那了解（了）我们前面所讲的行、立、坐、卧是缘生之法的人呢，就能够以如此的态度来探究：所谓“有情行走”，</w:t>
       </w:r>
     </w:p>
     <w:p>
       <w:pPr>
-        <w:spacing w:before="40" w:after="80"/>
-        <w:ind w:left="283"/>
-        <w:shd w:val="clear" w:color="auto" w:fill="EDF6EF"/>
+        <w:ind w:left="170"/>
         <w:pBdr>
-          <w:left w:val="single" w:sz="20" w:space="6" w:color="1E5631"/>
+          <w:left w:val="single" w:sz="18" w:space="4" w:color="1E4620"/>
         </w:pBdr>
-      </w:pPr>
-      <w:r>
-        <w:rPr>
-          <w:sz w:val="20"/>
-        </w:rPr>
-        <w:t>[00:25:09.940] 所以，从义注的角度上来讲，它强调第五种，就是（理想中）所有的这个修行者——即佛陀（教导）这些禅修者开示这个四威仪的时候呢，他们是要（能够）以名色以及名色生起之因的方式来知道他的行、立、坐、卧的。那即呢，对于前面四种，就是正念，或者知道部分的名色的特相，或者我们能够（这样）拆解——我们能够拆解这个身体：这个身体本来没有一个我，只是这个腿在动，或者心给一个指令，我们认为这就是心里面推动（它）是一个名色在走——那这样的思维它是有好处的，</w:t>
+        <w:shd w:val="clear" w:fill="F2F5FA"/>
+      </w:pPr>
+      <w:r>
+        <w:rPr>
+          <w:b w:val="0"/>
+        </w:rPr>
+        <w:t>[00:23:40.325] “有情站立”，乃是根据世俗的语言而说的。就当一个善巧的牛车夫驾驭着由牛来拉的车子的时候呢，人们会依照世俗的讲法说，这个牛车在行走，这牛车在站立。那从无法依自己的意愿行走的角度来看，身体或四类色法就好比是这个牛车一样；心生（之）风界和俱生色法就好比是（那头）牛，心就好比是那个牛车夫。当“我要行走”或“我要站立”的心升起时，能产生动作的风界和俱生色法就会升起，借着心生风界的扩散作用，就会造成行走或其他的姿势。然后就会产生一类的世俗上的说法：“谁某某在行走”“男人在行走”“女人在站立”“我在行走”“我在站立”等等。</w:t>
       </w:r>
     </w:p>
     <w:p>
       <w:pPr>
-        <w:spacing w:before="40" w:after="80"/>
-        <w:ind w:left="283"/>
-        <w:shd w:val="clear" w:color="auto" w:fill="EDF6EF"/>
+        <w:ind w:left="170"/>
         <w:pBdr>
-          <w:left w:val="single" w:sz="20" w:space="6" w:color="1E5631"/>
+          <w:left w:val="single" w:sz="18" w:space="4" w:color="1E4620"/>
         </w:pBdr>
-      </w:pPr>
-      <w:r>
-        <w:rPr>
-          <w:sz w:val="20"/>
-        </w:rPr>
-        <w:t>[00:26:04.760] 我们不能讲说它没用，它有很多的好处，它就是在我们世俗的层面上可以破除我们对这个我（与）我所的执着。</w:t>
+        <w:shd w:val="clear" w:fill="F2F5FA"/>
+      </w:pPr>
+      <w:r>
+        <w:rPr>
+          <w:b w:val="0"/>
+        </w:rPr>
+        <w:t>[00:24:38.780] 因此呢，在行、立、坐、卧当中（的觉察），应当至少按照我们前面的五种方式（去修）——</w:t>
       </w:r>
     </w:p>
     <w:p>
-      <w:r>
-        <w:rPr>
-          <w:b/>
-          <w:sz w:val="21"/>
-        </w:rPr>
-        <w:t>六、经行中的观察：是谁在指挥你这样走？（★核心）</w:t>
+      <w:pPr>
+        <w:ind w:left="170"/>
+        <w:pBdr>
+          <w:left w:val="single" w:sz="18" w:space="4" w:color="1E4620"/>
+        </w:pBdr>
+        <w:shd w:val="clear" w:fill="F2F5FA"/>
+      </w:pPr>
+      <w:r>
+        <w:rPr>
+          <w:b w:val="0"/>
+        </w:rPr>
+        <w:t>[00:24:46.520] 除了第五种是在究竟地上来如实地观察名色法（之外），前面几种呢都是以概念为主的，尤其是前面两种，它就是以概念为主的。但对于一个初学者来讲，那是要这样去练习的，那至少呢，它是作为我们日常的这个念处的一种练习。</w:t>
       </w:r>
     </w:p>
     <w:p>
       <w:pPr>
-        <w:spacing w:before="40" w:after="80"/>
-        <w:ind w:left="283"/>
-        <w:shd w:val="clear" w:color="auto" w:fill="EDF6EF"/>
+        <w:ind w:left="170"/>
         <w:pBdr>
-          <w:left w:val="single" w:sz="20" w:space="6" w:color="1E5631"/>
+          <w:left w:val="single" w:sz="18" w:space="4" w:color="1E4620"/>
         </w:pBdr>
-      </w:pPr>
-      <w:r>
-        <w:rPr>
-          <w:sz w:val="20"/>
-        </w:rPr>
-        <w:t>[00:26:15.410] 那我们在很早以前就跟大家讲：如果你在经行的时候，你先是纯粹只是知道身体的动作——那从这个地方走到另外（一个）地方，你决意“到（尽头）外面停下来”，（转身，）然后呢，继续走。如果你连续能够来回三个来回、四个来回，你心都是平静的、没有妄念的（话），那个时候，你在行走会变得很轻松而且有心安，那你的这种认知呢，就会变得很敏锐。</w:t>
+        <w:shd w:val="clear" w:fill="F2F5FA"/>
+      </w:pPr>
+      <w:r>
+        <w:rPr>
+          <w:b w:val="0"/>
+        </w:rPr>
+        <w:t>[00:25:09.940] 所以，从义注的角度上来讲，它强调第五种，就是（理想中）所有的这个修行者——即佛陀（教导）这些禅修者开示这个四威仪的时候呢，他们是要（能够）以名色以及名色生起之因的方式来知道他的行、立、坐、卧的。那即呢，对于前面四种，就是正念，或者知道部分的名色的特相，或者我们能够（这样）拆解——我们能够拆解这个身体：这个身体本来没有一个我，只是这个腿在动，或者心给一个指令，我们认为这就是心里面推动（它）是一个名色在走——那这样的思维它是有好处的，</w:t>
       </w:r>
     </w:p>
     <w:p>
       <w:pPr>
-        <w:spacing w:before="40" w:after="80"/>
-        <w:ind w:left="283"/>
-        <w:shd w:val="clear" w:color="auto" w:fill="EDF6EF"/>
+        <w:ind w:left="170"/>
         <w:pBdr>
-          <w:left w:val="single" w:sz="20" w:space="6" w:color="1E5631"/>
+          <w:left w:val="single" w:sz="18" w:space="4" w:color="1E4620"/>
         </w:pBdr>
-      </w:pPr>
-      <w:r>
-        <w:rPr>
-          <w:sz w:val="20"/>
-        </w:rPr>
-        <w:t>[00:26:48.260] 那这个时候呢，我就跟他讲说，你可以尝试看一看：是什么样的一种心理在让你这样走？因为你看，有些人走的大步一点，有些人走的小步一点；有些人在走的时候有一种姿势——有些人走的时候是头往前倾的，有些人他就会比较从容。</w:t>
+        <w:shd w:val="clear" w:fill="F2F5FA"/>
+      </w:pPr>
+      <w:r>
+        <w:rPr>
+          <w:b w:val="0"/>
+        </w:rPr>
+        <w:t>[00:26:04.760] 我们不能讲说它没用，它有很多的好处，它就是在我们世俗的层面上可以破除我们对这个我（与）我所的执着。</w:t>
       </w:r>
     </w:p>
     <w:p>
-      <w:pPr>
-        <w:spacing w:before="40" w:after="80"/>
-        <w:ind w:left="283"/>
-        <w:shd w:val="clear" w:color="auto" w:fill="EDF6EF"/>
-        <w:pBdr>
-          <w:left w:val="single" w:sz="20" w:space="6" w:color="1E5631"/>
-        </w:pBdr>
-      </w:pPr>
-      <w:r>
-        <w:rPr>
-          <w:sz w:val="20"/>
-        </w:rPr>
-        <w:t>[00:27:14.260] 那你就可以看到，诶，我为什么会跟人家不一样？你就发现其实呢，你日常完全没有觉察的那些动作，其实是你的心在有一种模式让你这样走。尤其到了你开始转弯——比如说到了那个头，你要转身回来，有些人会向左边转，有些人会向右边转，这是你的心在指挥的。你可以看到你的心在指挥这样走。当你妄念升起的时候，你也觉察，你发现你的心发现了有妄念；然后你决意的时候说“（转身）吧”，（你）就会升起这样的心。所以，</w:t>
+      <w:r>
+        <w:rPr>
+          <w:b/>
+        </w:rPr>
+        <w:t>六、经行中的观察：是谁在指挥你这样走？（★核心）</w:t>
       </w:r>
     </w:p>
     <w:p>
       <w:pPr>
-        <w:spacing w:before="40" w:after="80"/>
-        <w:ind w:left="283"/>
-        <w:shd w:val="clear" w:color="auto" w:fill="EDF6EF"/>
+        <w:ind w:left="170"/>
         <w:pBdr>
-          <w:left w:val="single" w:sz="20" w:space="6" w:color="1E5631"/>
+          <w:left w:val="single" w:sz="18" w:space="4" w:color="1E4620"/>
         </w:pBdr>
-      </w:pPr>
-      <w:r>
-        <w:rPr>
-          <w:sz w:val="20"/>
-        </w:rPr>
-        <w:t>[00:27:54.810] 那么所有的这些行走的过程呢，其实是你的心在指挥的。而你的心为什么会在指挥呢？真的后面有一个我吗？你看不见。那么，当你这样去观察的时候，</w:t>
+        <w:shd w:val="clear" w:fill="F2F5FA"/>
+      </w:pPr>
+      <w:r>
+        <w:rPr>
+          <w:b w:val="0"/>
+        </w:rPr>
+        <w:t>[00:26:15.410] 那我们在很早以前就跟大家讲：如果你在经行的时候，你先是纯粹只是知道身体的动作——那从这个地方走到另外（一个）地方，你决意“到（尽头）外面停下来”，（转身，）然后呢，继续走。如果你连续能够来回三个来回、四个来回，你心都是平静的、没有妄念的（话），那个时候，你在行走会变得很轻松而且有心安，那你的这种认知呢，就会变得很敏锐。</w:t>
       </w:r>
     </w:p>
     <w:p>
       <w:pPr>
-        <w:spacing w:before="40" w:after="80"/>
-        <w:ind w:left="283"/>
-        <w:shd w:val="clear" w:color="auto" w:fill="EDF6EF"/>
+        <w:ind w:left="170"/>
         <w:pBdr>
-          <w:left w:val="single" w:sz="20" w:space="6" w:color="1E5631"/>
+          <w:left w:val="single" w:sz="18" w:space="4" w:color="1E4620"/>
         </w:pBdr>
-      </w:pPr>
-      <w:r>
-        <w:rPr>
-          <w:sz w:val="20"/>
-        </w:rPr>
-        <w:t>[00:28:06.635] 你也能够在概念层面上破除那认为有一个我在行走、</w:t>
+        <w:shd w:val="clear" w:fill="F2F5FA"/>
+      </w:pPr>
+      <w:r>
+        <w:rPr>
+          <w:b w:val="0"/>
+        </w:rPr>
+        <w:t>[00:26:48.260] 那这个时候呢，我就跟他讲说，你可以尝试看一看：是什么样的一种心理在让你这样走？因为你看，有些人走的大步一点，有些人走的小步一点；有些人在走的时候有一种姿势——有些人走的时候是头往前倾的，有些人他就会比较从容。</w:t>
       </w:r>
     </w:p>
     <w:p>
       <w:pPr>
-        <w:spacing w:before="40" w:after="80"/>
-        <w:ind w:left="283"/>
-        <w:shd w:val="clear" w:color="auto" w:fill="EDF6EF"/>
+        <w:ind w:left="170"/>
         <w:pBdr>
-          <w:left w:val="single" w:sz="20" w:space="6" w:color="1E5631"/>
+          <w:left w:val="single" w:sz="18" w:space="4" w:color="1E4620"/>
         </w:pBdr>
-      </w:pPr>
-      <w:r>
-        <w:rPr>
-          <w:sz w:val="20"/>
-        </w:rPr>
-        <w:t>[00:28:10.785] 有一个灵魂，或者有个东西在指挥我行走——那这样的一种观察对你也是有帮助的，对你在日常的正念正知训练也是有帮助的。当然最后我们当然希望，</w:t>
+        <w:shd w:val="clear" w:fill="F2F5FA"/>
+      </w:pPr>
+      <w:r>
+        <w:rPr>
+          <w:b w:val="0"/>
+        </w:rPr>
+        <w:t>[00:27:14.260] 那你就可以看到，诶，我为什么会跟人家不一样？你就发现其实呢，你日常完全没有觉察的那些动作，其实是你的心在有一种模式让你这样走。尤其到了你开始转弯——比如说到了那个头，你要转身回来，有些人会向左边转，有些人会向右边转，这是你的心在指挥的。你可以看到你的心在指挥这样走。当你妄念升起的时候，你也觉察，你发现你的心发现了有妄念；然后你决意的时候说“（转身）吧”，（你）就会升起这样的心。所以，</w:t>
       </w:r>
     </w:p>
     <w:p>
       <w:pPr>
-        <w:spacing w:before="40" w:after="80"/>
-        <w:ind w:left="283"/>
-        <w:shd w:val="clear" w:color="auto" w:fill="EDF6EF"/>
+        <w:ind w:left="170"/>
         <w:pBdr>
-          <w:left w:val="single" w:sz="20" w:space="6" w:color="1E5631"/>
+          <w:left w:val="single" w:sz="18" w:space="4" w:color="1E4620"/>
         </w:pBdr>
-      </w:pPr>
-      <w:r>
-        <w:rPr>
-          <w:sz w:val="20"/>
-        </w:rPr>
-        <w:t>[00:28:24.480] 能够（用）观智来去观察。好，那么，佛陀说法的时候呢，他也是逐步地说：他在教导行、立、坐、卧（的觉察时），首先你必须了知这种状态；最后呢，你要了知究竟名色法和它的因缘。那这个了知完以后，接着佛陀继续开示说：如此，或于内身随观身而住，或于外身随观身而住，或于内外身随观身而住。</w:t>
+        <w:shd w:val="clear" w:fill="F2F5FA"/>
+      </w:pPr>
+      <w:r>
+        <w:rPr>
+          <w:b w:val="0"/>
+        </w:rPr>
+        <w:t>[00:27:54.810] 那么所有的这些行走的过程呢，其实是你的心在指挥的。而你的心为什么会在指挥呢？真的后面有一个我吗？你看不见。那么，当你这样去观察的时候，</w:t>
       </w:r>
     </w:p>
     <w:p>
-      <w:r>
-        <w:rPr>
-          <w:b/>
-          <w:sz w:val="21"/>
-        </w:rPr>
-        <w:t>七、内身与外身：为什么佛陀要我们内外交替观察（★核心）</w:t>
+      <w:pPr>
+        <w:ind w:left="170"/>
+        <w:pBdr>
+          <w:left w:val="single" w:sz="18" w:space="4" w:color="1E4620"/>
+        </w:pBdr>
+        <w:shd w:val="clear" w:fill="F2F5FA"/>
+      </w:pPr>
+      <w:r>
+        <w:rPr>
+          <w:b w:val="0"/>
+        </w:rPr>
+        <w:t>[00:28:06.635] 你也能够在概念层面上破除那认为有一个我在行走、</w:t>
       </w:r>
     </w:p>
     <w:p>
       <w:pPr>
-        <w:spacing w:before="40" w:after="80"/>
-        <w:ind w:left="283"/>
-        <w:shd w:val="clear" w:color="auto" w:fill="EDF6EF"/>
+        <w:ind w:left="170"/>
         <w:pBdr>
-          <w:left w:val="single" w:sz="20" w:space="6" w:color="1E5631"/>
+          <w:left w:val="single" w:sz="18" w:space="4" w:color="1E4620"/>
         </w:pBdr>
-      </w:pPr>
-      <w:r>
-        <w:rPr>
-          <w:sz w:val="20"/>
-        </w:rPr>
-        <w:t>[00:29:00.800] 好，你看这段话呢，我们在（其他业处的）修习（里）也能看到，对，它最后一段也是这样的。（解释）这段经文的意思就是：以自己行立坐卧的威仪（姿）势中观照究竟名色法及其因、（了知它们）无常（苦无我）之后呢，你也必须能够观照外在他人的（威仪）姿势中的究竟名色法，然后必须在一次（禅）坐时间里面内（在）外（在）交替地观察。</w:t>
+        <w:shd w:val="clear" w:fill="F2F5FA"/>
+      </w:pPr>
+      <w:r>
+        <w:rPr>
+          <w:b w:val="0"/>
+        </w:rPr>
+        <w:t>[00:28:10.785] 有一个灵魂，或者有个东西在指挥我行走——那这样的一种观察对你也是有帮助的，对你在日常的正念正知训练也是有帮助的。当然最后我们当然希望，</w:t>
       </w:r>
     </w:p>
     <w:p>
       <w:pPr>
-        <w:spacing w:before="40" w:after="80"/>
-        <w:ind w:left="283"/>
-        <w:shd w:val="clear" w:color="auto" w:fill="EDF6EF"/>
+        <w:ind w:left="170"/>
         <w:pBdr>
-          <w:left w:val="single" w:sz="20" w:space="6" w:color="1E5631"/>
+          <w:left w:val="single" w:sz="18" w:space="4" w:color="1E4620"/>
         </w:pBdr>
-      </w:pPr>
-      <w:r>
-        <w:rPr>
-          <w:sz w:val="20"/>
-        </w:rPr>
-        <w:t>[00:29:26.500] 那这段话呢，就很说明问题。就是有不少的人呢认为说，这个外在的人我们看不见呢，所以我们不需要去观外观。那——如果是你在经行的时候，对？你在经行的时候，你观察你自己身体的动作，当你去看别人的时候，你（对）自己动作的（觉察）就没有了，你就已经——我们就讲“（跑）外想了”，你就看别人了，那已经离开了自己身体的动作。但是佛陀又明明讲说“（于）内身随观身而住，（或）于外身随观身而住”，这是要求对。好，</w:t>
+        <w:shd w:val="clear" w:fill="F2F5FA"/>
+      </w:pPr>
+      <w:r>
+        <w:rPr>
+          <w:b w:val="0"/>
+        </w:rPr>
+        <w:t>[00:28:24.480] 能够（用）观智来去观察。好，那么，佛陀说法的时候呢，他也是逐步地说：他在教导行、立、坐、卧（的觉察时），首先你必须了知这种状态；最后呢，你要了知究竟名色法和它的因缘。那这个了知完以后，接着佛陀继续开示说：如此，或于内身随观身而住，或于外身随观身而住，或于内外身随观身而住。</w:t>
       </w:r>
     </w:p>
     <w:p>
-      <w:pPr>
-        <w:spacing w:before="40" w:after="80"/>
-        <w:ind w:left="283"/>
-        <w:shd w:val="clear" w:color="auto" w:fill="EDF6EF"/>
-        <w:pBdr>
-          <w:left w:val="single" w:sz="20" w:space="6" w:color="1E5631"/>
-        </w:pBdr>
-      </w:pPr>
-      <w:r>
-        <w:rPr>
-          <w:sz w:val="20"/>
-        </w:rPr>
-        <w:t>[00:30:00.590] 所以，当你能够在观智的层面上，你看到自己一堆名色这样走，而你也看到这个名色它（生起）的因，那这个时候呢，你是可以取一条（外在的）心路的。所以你熟练的时候，</w:t>
+      <w:r>
+        <w:rPr>
+          <w:b/>
+        </w:rPr>
+        <w:t>七、内身与外身：为什么佛陀要我们内外交替观察（★核心）</w:t>
       </w:r>
     </w:p>
     <w:p>
       <w:pPr>
-        <w:spacing w:before="40" w:after="80"/>
-        <w:ind w:left="283"/>
-        <w:shd w:val="clear" w:color="auto" w:fill="EDF6EF"/>
+        <w:ind w:left="170"/>
         <w:pBdr>
-          <w:left w:val="single" w:sz="20" w:space="6" w:color="1E5631"/>
+          <w:left w:val="single" w:sz="18" w:space="4" w:color="1E4620"/>
         </w:pBdr>
-      </w:pPr>
-      <w:r>
-        <w:rPr>
-          <w:sz w:val="20"/>
-        </w:rPr>
-        <w:t>[00:30:13.040] 你可以取一条外在的心路。这条外在的心路呢，它不一定要非常的明显或者具体：你可以想一个具体的人，取这个具体的人（的心路），你也可以取（一个）外在是整体的这样一个状态。那当你（熟练）的时候，你是可以这两条同时在的——感觉这两条同时在的，只是内在的会变得很清楚，而外在的会比较模糊。那（正因）为你的观智可以这样内（在）外（在）地观，所以佛陀才会开示说“内随观身而住，外随观身而住”。</w:t>
+        <w:shd w:val="clear" w:fill="F2F5FA"/>
+      </w:pPr>
+      <w:r>
+        <w:rPr>
+          <w:b w:val="0"/>
+        </w:rPr>
+        <w:t>[00:29:00.800] 好，你看这段话呢，我们在（其他业处的）修习（里）也能看到，对，它最后一段也是这样的。（解释）这段经文的意思就是：以自己行立坐卧的威仪（姿）势中观照究竟名色法及其因、（了知它们）无常（苦无我）之后呢，你也必须能够观照外在他人的（威仪）姿势中的究竟名色法，然后必须在一次（禅）坐时间里面内（在）外（在）交替地观察。</w:t>
       </w:r>
     </w:p>
     <w:p>
       <w:pPr>
-        <w:spacing w:before="40" w:after="80"/>
-        <w:ind w:left="283"/>
-        <w:shd w:val="clear" w:color="auto" w:fill="EDF6EF"/>
+        <w:ind w:left="170"/>
         <w:pBdr>
-          <w:left w:val="single" w:sz="20" w:space="6" w:color="1E5631"/>
+          <w:left w:val="single" w:sz="18" w:space="4" w:color="1E4620"/>
         </w:pBdr>
-      </w:pPr>
-      <w:r>
-        <w:rPr>
-          <w:sz w:val="20"/>
-        </w:rPr>
-        <w:t>[00:30:53.010] 那当然我们有一些论师，或者有些禅师认为说没有必要。没有必要，是因为你做不到。但是呢，佛陀确实在（许多）经典里面这么教导。那（如果）你能够做到，那不是更好吗？但你不能够因为说你做不到，（就）认为（不做）更好，OK？我们很多人是自己不愿意做、做不到不愿意做，然后认为我这个更好，或者认为没有必要。那显然他就曲解了佛陀的教导。</w:t>
+        <w:shd w:val="clear" w:fill="F2F5FA"/>
+      </w:pPr>
+      <w:r>
+        <w:rPr>
+          <w:b w:val="0"/>
+        </w:rPr>
+        <w:t>[00:29:26.500] 那这段话呢，就很说明问题。就是有不少的人呢认为说，这个外在的人我们看不见呢，所以我们不需要去观外观。那——如果是你在经行的时候，对？你在经行的时候，你观察你自己身体的动作，当你去看别人的时候，你（对）自己动作的（觉察）就没有了，你就已经——我们就讲“（跑）外想了”，你就看别人了，那已经离开了自己身体的动作。但是佛陀又明明讲说“（于）内身随观身而住，（或）于外身随观身而住”，这是要求对。好，</w:t>
       </w:r>
     </w:p>
     <w:p>
-      <w:r>
-        <w:rPr>
-          <w:b/>
-          <w:sz w:val="21"/>
-        </w:rPr>
-        <w:t>八、生灭随观与缘起：看清烦恼的来路，削弱它（◈扩展）</w:t>
+      <w:pPr>
+        <w:ind w:left="170"/>
+        <w:pBdr>
+          <w:left w:val="single" w:sz="18" w:space="4" w:color="1E4620"/>
+        </w:pBdr>
+        <w:shd w:val="clear" w:fill="F2F5FA"/>
+      </w:pPr>
+      <w:r>
+        <w:rPr>
+          <w:b w:val="0"/>
+        </w:rPr>
+        <w:t>[00:30:00.590] 所以，当你能够在观智的层面上，你看到自己一堆名色这样走，而你也看到这个名色它（生起）的因，那这个时候呢，你是可以取一条（外在的）心路的。所以你熟练的时候，</w:t>
       </w:r>
     </w:p>
     <w:p>
       <w:pPr>
-        <w:spacing w:before="40" w:after="80"/>
-        <w:ind w:left="283"/>
-        <w:shd w:val="clear" w:color="auto" w:fill="EDF6EF"/>
+        <w:ind w:left="170"/>
         <w:pBdr>
-          <w:left w:val="single" w:sz="20" w:space="6" w:color="1E5631"/>
+          <w:left w:val="single" w:sz="18" w:space="4" w:color="1E4620"/>
         </w:pBdr>
-      </w:pPr>
-      <w:r>
-        <w:rPr>
-          <w:sz w:val="20"/>
-        </w:rPr>
-        <w:t>[00:31:23.580] 好，那么再下来，佛陀说：或于身随观生（起之）法而住，或于身随观（坏）灭之法而住，或于身随观生（起）、（坏）灭之法而住。那跟入出息念那个观察也是一样的。那么在这里呢，我们必须修习缘起法，</w:t>
+        <w:shd w:val="clear" w:fill="F2F5FA"/>
+      </w:pPr>
+      <w:r>
+        <w:rPr>
+          <w:b w:val="0"/>
+        </w:rPr>
+        <w:t>[00:30:13.040] 你可以取一条外在的心路。这条外在的心路呢，它不一定要非常的明显或者具体：你可以想一个具体的人，取这个具体的人（的心路），你也可以取（一个）外在是整体的这样一个状态。那当你（熟练）的时候，你是可以这两条同时在的——感觉这两条同时在的，只是内在的会变得很清楚，而外在的会比较模糊。那（正因）为你的观智可以这样内（在）外（在）地观，所以佛陀才会开示说“内随观身而住，外随观身而住”。</w:t>
       </w:r>
     </w:p>
     <w:p>
       <w:pPr>
-        <w:spacing w:before="40" w:after="80"/>
-        <w:ind w:left="283"/>
-        <w:shd w:val="clear" w:color="auto" w:fill="EDF6EF"/>
+        <w:ind w:left="170"/>
         <w:pBdr>
-          <w:left w:val="single" w:sz="20" w:space="6" w:color="1E5631"/>
+          <w:left w:val="single" w:sz="18" w:space="4" w:color="1E4620"/>
         </w:pBdr>
-      </w:pPr>
-      <w:r>
-        <w:rPr>
-          <w:sz w:val="20"/>
-        </w:rPr>
-        <w:t>[00:31:40.405] 以观照远的因缘——就是你这个（果报五蕴）是怎么来的：现在会这样走，或者说，你能够在这次禅修营里面被教导、你要学习经行，</w:t>
+        <w:shd w:val="clear" w:fill="F2F5FA"/>
+      </w:pPr>
+      <w:r>
+        <w:rPr>
+          <w:b w:val="0"/>
+        </w:rPr>
+        <w:t>[00:30:53.010] 那当然我们有一些论师，或者有些禅师认为说没有必要。没有必要，是因为你做不到。但是呢，佛陀确实在（许多）经典里面这么教导。那（如果）你能够做到，那不是更好吗？但你不能够因为说你做不到，（就）认为（不做）更好，OK？我们很多人是自己不愿意做、做不到不愿意做，然后认为我这个更好，或者认为没有必要。那显然他就曲解了佛陀的教导。</w:t>
       </w:r>
     </w:p>
     <w:p>
-      <w:pPr>
-        <w:spacing w:before="40" w:after="80"/>
-        <w:ind w:left="283"/>
-        <w:shd w:val="clear" w:color="auto" w:fill="EDF6EF"/>
-        <w:pBdr>
-          <w:left w:val="single" w:sz="20" w:space="6" w:color="1E5631"/>
-        </w:pBdr>
-      </w:pPr>
-      <w:r>
-        <w:rPr>
-          <w:sz w:val="20"/>
-        </w:rPr>
-        <w:t>[00:31:55.405] 这是有殊胜的因缘来的，对？诶，不是（待）在家好好过年，跑到这个地方来经行——那很殊胜的因缘。那这个是什么样的因缘呢？你的定力够的时候是可以被观照到。好。那么这是由于前世的无明、爱、取、行、业生起，所以呢，今世的果报五蕴生起，这是观照因缘生。然后呢，也必须观照：由于无明、爱、取、行、业这五种因完全坏灭，所以般涅槃的时候呢，五蕴完全坏灭，这是观照因缘灭。如此观照因缘生灭之后呢，还必须观照刹那生灭，即（它们）一起生起后就立即坏灭——</w:t>
+      <w:r>
+        <w:rPr>
+          <w:b/>
+        </w:rPr>
+        <w:t>八、生灭随观与缘起：看清烦恼的来路，削弱它（◈扩展）</w:t>
       </w:r>
     </w:p>
     <w:p>
       <w:pPr>
-        <w:spacing w:before="40" w:after="80"/>
-        <w:ind w:left="283"/>
-        <w:shd w:val="clear" w:color="auto" w:fill="EDF6EF"/>
+        <w:ind w:left="170"/>
         <w:pBdr>
-          <w:left w:val="single" w:sz="20" w:space="6" w:color="1E5631"/>
+          <w:left w:val="single" w:sz="18" w:space="4" w:color="1E4620"/>
         </w:pBdr>
-      </w:pPr>
-      <w:r>
-        <w:rPr>
-          <w:sz w:val="20"/>
-        </w:rPr>
-        <w:t>[00:32:34.160] 果报五蕴呢，也是一起生起后立即坏灭，因此它们都是无常、苦、无我的，这是刹那生灭。</w:t>
+        <w:shd w:val="clear" w:fill="F2F5FA"/>
+      </w:pPr>
+      <w:r>
+        <w:rPr>
+          <w:b w:val="0"/>
+        </w:rPr>
+        <w:t>[00:31:23.580] 好，那么再下来，佛陀说：或于身随观生（起之）法而住，或于身随观（坏）灭之法而住，或于身随观生（起）、（坏）灭之法而住。那跟入出息念那个观察也是一样的。那么在这里呢，我们必须修习缘起法，</w:t>
       </w:r>
     </w:p>
     <w:p>
       <w:pPr>
-        <w:spacing w:before="40" w:after="80"/>
-        <w:ind w:left="283"/>
-        <w:shd w:val="clear" w:color="auto" w:fill="EDF6EF"/>
+        <w:ind w:left="170"/>
         <w:pBdr>
-          <w:left w:val="single" w:sz="20" w:space="6" w:color="1E5631"/>
+          <w:left w:val="single" w:sz="18" w:space="4" w:color="1E4620"/>
         </w:pBdr>
-      </w:pPr>
-      <w:r>
-        <w:rPr>
-          <w:sz w:val="20"/>
-        </w:rPr>
-        <w:t>[00:32:45.480] 那么在这个（两）个阶段呢，我们必须观照这两种生灭，跟（修）入出息念那个一样。那在我的教导里面呢，除了观察（上）一生——就是上一生无明、爱、取、行、业导致这一生的（果报名）色（与六）处生起这种大的因缘关系——会要求（大家）观察这一生明显的你的五盖，或者你明显的这个烦恼：那这个明显的烦恼，它是由于什么样的事件、产生的错误（认知）的重复，而导致你这样的烦恼生起。</w:t>
+        <w:shd w:val="clear" w:fill="F2F5FA"/>
+      </w:pPr>
+      <w:r>
+        <w:rPr>
+          <w:b w:val="0"/>
+        </w:rPr>
+        <w:t>[00:31:40.405] 以观照远的因缘——就是你这个（果报五蕴）是怎么来的：现在会这样走，或者说，你能够在这次禅修营里面被教导、你要学习经行，</w:t>
       </w:r>
     </w:p>
     <w:p>
       <w:pPr>
-        <w:spacing w:before="40" w:after="80"/>
-        <w:ind w:left="283"/>
-        <w:shd w:val="clear" w:color="auto" w:fill="EDF6EF"/>
+        <w:ind w:left="170"/>
         <w:pBdr>
-          <w:left w:val="single" w:sz="20" w:space="6" w:color="1E5631"/>
+          <w:left w:val="single" w:sz="18" w:space="4" w:color="1E4620"/>
         </w:pBdr>
-      </w:pPr>
-      <w:r>
-        <w:rPr>
-          <w:sz w:val="20"/>
-        </w:rPr>
-        <w:t>[00:33:18.190] 所以我经常给大家讲说，如果你做心念（处）日记，或者你经常观察自己的烦恼的时候——我很少看到有一个人他这个明显的不良习惯超过三种，很少。所以你说（自己）很烦恼，其实就是有很顽固的烦恼，有那么几样，它就变成一个很强有力的习惯。</w:t>
+        <w:shd w:val="clear" w:fill="F2F5FA"/>
+      </w:pPr>
+      <w:r>
+        <w:rPr>
+          <w:b w:val="0"/>
+        </w:rPr>
+        <w:t>[00:31:55.405] 这是有殊胜的因缘来的，对？诶，不是（待）在家好好过年，跑到这个地方来经行——那很殊胜的因缘。那这个是什么样的因缘呢？你的定力够的时候是可以被观照到。好。那么这是由于前世的无明、爱、取、行、业生起，所以呢，今世的果报五蕴生起，这是观照因缘生。然后呢，也必须观照：由于无明、爱、取、行、业这五种因完全坏灭，所以般涅槃的时候呢，五蕴完全坏灭，这是观照因缘灭。如此观照因缘生灭之后呢，还必须观照刹那生灭，即（它们）一起生起后就立即坏灭——</w:t>
       </w:r>
     </w:p>
     <w:p>
       <w:pPr>
-        <w:spacing w:before="40" w:after="80"/>
-        <w:ind w:left="283"/>
-        <w:shd w:val="clear" w:color="auto" w:fill="EDF6EF"/>
+        <w:ind w:left="170"/>
         <w:pBdr>
-          <w:left w:val="single" w:sz="20" w:space="6" w:color="1E5631"/>
+          <w:left w:val="single" w:sz="18" w:space="4" w:color="1E4620"/>
         </w:pBdr>
-      </w:pPr>
-      <w:r>
-        <w:rPr>
-          <w:sz w:val="20"/>
-        </w:rPr>
-        <w:t>[00:33:38.680] 那这个习惯呢，是在日常的生活、工作和禅修的时候，它都会给你造成障碍。</w:t>
+        <w:shd w:val="clear" w:fill="F2F5FA"/>
+      </w:pPr>
+      <w:r>
+        <w:rPr>
+          <w:b w:val="0"/>
+        </w:rPr>
+        <w:t>[00:32:34.160] 果报五蕴呢，也是一起生起后立即坏灭，因此它们都是无常、苦、无我的，这是刹那生灭。</w:t>
       </w:r>
     </w:p>
     <w:p>
       <w:pPr>
-        <w:spacing w:before="40" w:after="80"/>
-        <w:ind w:left="283"/>
-        <w:shd w:val="clear" w:color="auto" w:fill="EDF6EF"/>
+        <w:ind w:left="170"/>
         <w:pBdr>
-          <w:left w:val="single" w:sz="20" w:space="6" w:color="1E5631"/>
+          <w:left w:val="single" w:sz="18" w:space="4" w:color="1E4620"/>
         </w:pBdr>
-      </w:pPr>
-      <w:r>
-        <w:rPr>
-          <w:sz w:val="20"/>
-        </w:rPr>
-        <w:t>[00:33:44.480] 那么这样的一些不良习惯呢，它是多生多世养成的。多生多世养成的是什么东西？养成的就是很多的事件、重复的事件，然后那个重复事件里重复的烦恼心态或重复的认知去面对它，所以你就不断地被重复，那个力量就会很强。这个唯识里面叫“种子起现行、现行（熏）种子”这个形容我觉得蛮好的，虽然我们并不认这个种子说。那类似（的过程）其实是什么呢，</w:t>
+        <w:shd w:val="clear" w:fill="F2F5FA"/>
+      </w:pPr>
+      <w:r>
+        <w:rPr>
+          <w:b w:val="0"/>
+        </w:rPr>
+        <w:t>[00:32:45.480] 那么在这个（两）个阶段呢，我们必须观照这两种生灭，跟（修）入出息念那个一样。那在我的教导里面呢，除了观察（上）一生——就是上一生无明、爱、取、行、业导致这一生的（果报名）色（与六）处生起这种大的因缘关系——会要求（大家）观察这一生明显的你的五盖，或者你明显的这个烦恼：那这个明显的烦恼，它是由于什么样的事件、产生的错误（认知）的重复，而导致你这样的烦恼生起。</w:t>
       </w:r>
     </w:p>
     <w:p>
       <w:pPr>
-        <w:spacing w:before="40" w:after="80"/>
-        <w:ind w:left="283"/>
-        <w:shd w:val="clear" w:color="auto" w:fill="EDF6EF"/>
+        <w:ind w:left="170"/>
         <w:pBdr>
-          <w:left w:val="single" w:sz="20" w:space="6" w:color="1E5631"/>
+          <w:left w:val="single" w:sz="18" w:space="4" w:color="1E4620"/>
         </w:pBdr>
-      </w:pPr>
-      <w:r>
-        <w:rPr>
-          <w:sz w:val="20"/>
-        </w:rPr>
-        <w:t>[00:34:18.040] 即你过去某（一）世（的业）成熟了，导致你产生一个果报。然后这果报呢，你觉得不可意。不可意呢，因为你过去有一种错误的认知，觉得不可意的就是别人害你的，所以你就生气，那这个烦恼就被引发了。</w:t>
+        <w:shd w:val="clear" w:fill="F2F5FA"/>
+      </w:pPr>
+      <w:r>
+        <w:rPr>
+          <w:b w:val="0"/>
+        </w:rPr>
+        <w:t>[00:33:18.190] 所以我经常给大家讲说，如果你做心念（处）日记，或者你经常观察自己的烦恼的时候——我很少看到有一个人他这个明显的不良习惯超过三种，很少。所以你说（自己）很烦恼，其实就是有很顽固的烦恼，有那么几样，它就变成一个很强有力的习惯。</w:t>
       </w:r>
     </w:p>
     <w:p>
       <w:pPr>
-        <w:spacing w:before="40" w:after="80"/>
-        <w:ind w:left="283"/>
-        <w:shd w:val="clear" w:color="auto" w:fill="EDF6EF"/>
+        <w:ind w:left="170"/>
         <w:pBdr>
-          <w:left w:val="single" w:sz="20" w:space="6" w:color="1E5631"/>
+          <w:left w:val="single" w:sz="18" w:space="4" w:color="1E4620"/>
         </w:pBdr>
-      </w:pPr>
-      <w:r>
-        <w:rPr>
-          <w:sz w:val="20"/>
-        </w:rPr>
-        <w:t>[00:34:35.405] 引发完以后，你原来的烦恼如果只有两成的话，现在就变成三成了，你又被增长。所以不断地增长，它一世一世就这样（累积）下来。</w:t>
+        <w:shd w:val="clear" w:fill="F2F5FA"/>
+      </w:pPr>
+      <w:r>
+        <w:rPr>
+          <w:b w:val="0"/>
+        </w:rPr>
+        <w:t>[00:33:38.680] 那这个习惯呢，是在日常的生活、工作和禅修的时候，它都会给你造成障碍。</w:t>
       </w:r>
     </w:p>
     <w:p>
       <w:pPr>
-        <w:spacing w:before="40" w:after="80"/>
-        <w:ind w:left="283"/>
-        <w:shd w:val="clear" w:color="auto" w:fill="EDF6EF"/>
+        <w:ind w:left="170"/>
         <w:pBdr>
-          <w:left w:val="single" w:sz="20" w:space="6" w:color="1E5631"/>
+          <w:left w:val="single" w:sz="18" w:space="4" w:color="1E4620"/>
         </w:pBdr>
-      </w:pPr>
-      <w:r>
-        <w:rPr>
-          <w:sz w:val="20"/>
-        </w:rPr>
-        <w:t>[00:34:45.900] 好，那所以呢，在我的要求里面呢，就是你的削弱烦恼的这个过程，尤其你在修观智的过程里面呢——如果（我）要求看过去三十生：过去三十生所形成的这些主要的烦恼随眠，就严重影响到你现在的修行或者工作生活，这是一些随眠烦恼。</w:t>
+        <w:shd w:val="clear" w:fill="F2F5FA"/>
+      </w:pPr>
+      <w:r>
+        <w:rPr>
+          <w:b w:val="0"/>
+        </w:rPr>
+        <w:t>[00:33:44.480] 那么这样的一些不良习惯呢，它是多生多世养成的。多生多世养成的是什么东西？养成的就是很多的事件、重复的事件，然后那个重复事件里重复的烦恼心态或重复的认知去面对它，所以你就不断地被重复，那个力量就会很强。这个唯识里面叫“种子起现行、现行（熏）种子”这个形容我觉得蛮好的，虽然我们并不认这个种子说。那类似（的过程）其实是什么呢，</w:t>
       </w:r>
     </w:p>
     <w:p>
       <w:pPr>
-        <w:spacing w:before="40" w:after="80"/>
-        <w:ind w:left="283"/>
-        <w:shd w:val="clear" w:color="auto" w:fill="EDF6EF"/>
+        <w:ind w:left="170"/>
         <w:pBdr>
-          <w:left w:val="single" w:sz="20" w:space="6" w:color="1E5631"/>
+          <w:left w:val="single" w:sz="18" w:space="4" w:color="1E4620"/>
         </w:pBdr>
-      </w:pPr>
-      <w:r>
-        <w:rPr>
-          <w:sz w:val="20"/>
-        </w:rPr>
-        <w:t>[00:35:11.240] 看到它的因，它的因缘——然后它是（贯穿）很多世的、很多事件的，很多世很多事件你都要把它串起来，然后再看它的因缘生灭和刹那生灭。因缘生灭就是：由于过去（第）三十生某（种业）生起，所以我在第二十九生的时候会有这样的事件、这样的习惯；再看它之间的因缘生灭，然后再看三十生当时的那个刹那生灭和二十九生的时候的刹那生灭。然后这个东西呢，可能还要（看到）二十八生、二十六生，这样它有很多生都连起来。所以，那你每一生每生的（因缘生灭和刹那生灭）都要看。</w:t>
+        <w:shd w:val="clear" w:fill="F2F5FA"/>
+      </w:pPr>
+      <w:r>
+        <w:rPr>
+          <w:b w:val="0"/>
+        </w:rPr>
+        <w:t>[00:34:18.040] 即你过去某（一）世（的业）成熟了，导致你产生一个果报。然后这果报呢，你觉得不可意。不可意呢，因为你过去有一种错误的认知，觉得不可意的就是别人害你的，所以你就生气，那这个烦恼就被引发了。</w:t>
       </w:r>
     </w:p>
     <w:p>
       <w:pPr>
-        <w:spacing w:before="40" w:after="80"/>
-        <w:ind w:left="283"/>
-        <w:shd w:val="clear" w:color="auto" w:fill="EDF6EF"/>
+        <w:ind w:left="170"/>
         <w:pBdr>
-          <w:left w:val="single" w:sz="20" w:space="6" w:color="1E5631"/>
+          <w:left w:val="single" w:sz="18" w:space="4" w:color="1E4620"/>
         </w:pBdr>
-      </w:pPr>
-      <w:r>
-        <w:rPr>
-          <w:sz w:val="20"/>
-        </w:rPr>
-        <w:t>[00:35:47.080] 当我们这样看的时候呢，你这一种延续几十（世的）、或者十几、二十、三十生的这种烦恼惯性呢，你就能发现它被大幅度的削弱。</w:t>
+        <w:shd w:val="clear" w:fill="F2F5FA"/>
+      </w:pPr>
+      <w:r>
+        <w:rPr>
+          <w:b w:val="0"/>
+        </w:rPr>
+        <w:t>[00:34:35.405] 引发完以后，你原来的烦恼如果只有两成的话，现在就变成三成了，你又被增长。所以不断地增长，它一世一世就这样（累积）下来。</w:t>
       </w:r>
     </w:p>
     <w:p>
       <w:pPr>
-        <w:spacing w:before="40" w:after="80"/>
-        <w:ind w:left="283"/>
-        <w:shd w:val="clear" w:color="auto" w:fill="EDF6EF"/>
+        <w:ind w:left="170"/>
         <w:pBdr>
-          <w:left w:val="single" w:sz="20" w:space="6" w:color="1E5631"/>
+          <w:left w:val="single" w:sz="18" w:space="4" w:color="1E4620"/>
         </w:pBdr>
-      </w:pPr>
-      <w:r>
-        <w:rPr>
-          <w:sz w:val="20"/>
-        </w:rPr>
-        <w:t>[00:35:58.720] 所以我的观点是说呢，这个（烦恼）的削弱，不是你坐在那只是看无常、苦、无我，它就会自己削弱的——会削弱。但是，如果你能够找到你的主要的烦恼之源，你主动地去找到它的因缘，然后你去削弱它，那么你的这种烦恼断除的速度将会大幅度的加快。好，那这个就是讲所谓因缘生灭为什么很重要，而不只是说刹那生灭就可以。刹那生灭当然可以，你可能修修修，最后你也能修成；但是又加上因缘生灭呢，你就会——就像说你原来坐（的是）牛车，现在（坐的）是（快）车一样的，你的速度会大幅度的提升。</w:t>
+        <w:shd w:val="clear" w:fill="F2F5FA"/>
+      </w:pPr>
+      <w:r>
+        <w:rPr>
+          <w:b w:val="0"/>
+        </w:rPr>
+        <w:t>[00:34:45.900] 好，那所以呢，在我的要求里面呢，就是你的削弱烦恼的这个过程，尤其你在修观智的过程里面呢——如果（我）要求看过去三十生：过去三十生所形成的这些主要的烦恼随眠，就严重影响到你现在的修行或者工作生活，这是一些随眠烦恼。</w:t>
       </w:r>
     </w:p>
     <w:p>
       <w:pPr>
-        <w:spacing w:before="40" w:after="80"/>
-        <w:ind w:left="283"/>
-        <w:shd w:val="clear" w:color="auto" w:fill="EDF6EF"/>
+        <w:ind w:left="170"/>
         <w:pBdr>
-          <w:left w:val="single" w:sz="20" w:space="6" w:color="1E5631"/>
+          <w:left w:val="single" w:sz="18" w:space="4" w:color="1E4620"/>
         </w:pBdr>
-      </w:pPr>
-      <w:r>
-        <w:rPr>
-          <w:sz w:val="20"/>
-        </w:rPr>
-        <w:t>[00:36:49.380] 好，那么也就是呢，这一段话里面呢，也包括了三种观智：缘摄受智、思惟智和生灭随观智。缘摄受（智）就是观照因果关系的智慧；思惟智就是观照行法无常、苦（无）我本质的智慧，但是它还没看到当下的刹那生灭；生灭随观智呢，就观照行法的因缘生灭和刹那生灭、以及它的无常苦（无）我三（相）的智慧，它是能够到达当下的刹那的。那么，当你的这个生灭随观智成熟的时候呢，就可以进一步地修习（坏灭随观智）等等。</w:t>
+        <w:shd w:val="clear" w:fill="F2F5FA"/>
+      </w:pPr>
+      <w:r>
+        <w:rPr>
+          <w:b w:val="0"/>
+        </w:rPr>
+        <w:t>[00:35:11.240] 看到它的因，它的因缘——然后它是（贯穿）很多世的、很多事件的，很多世很多事件你都要把它串起来，然后再看它的因缘生灭和刹那生灭。因缘生灭就是：由于过去（第）三十生某（种业）生起，所以我在第二十九生的时候会有这样的事件、这样的习惯；再看它之间的因缘生灭，然后再看三十生当时的那个刹那生灭和二十九生的时候的刹那生灭。然后这个东西呢，可能还要（看到）二十八生、二十六生，这样它有很多生都连起来。所以，那你每一生每生的（因缘生灭和刹那生灭）都要看。</w:t>
       </w:r>
     </w:p>
     <w:p>
-      <w:r>
-        <w:rPr>
-          <w:b/>
-          <w:sz w:val="21"/>
-        </w:rPr>
-        <w:t>九、三种观智与四圣谛：四威仪修习的归宿（◈扩展）</w:t>
+      <w:pPr>
+        <w:ind w:left="170"/>
+        <w:pBdr>
+          <w:left w:val="single" w:sz="18" w:space="4" w:color="1E4620"/>
+        </w:pBdr>
+        <w:shd w:val="clear" w:fill="F2F5FA"/>
+      </w:pPr>
+      <w:r>
+        <w:rPr>
+          <w:b w:val="0"/>
+        </w:rPr>
+        <w:t>[00:35:47.080] 当我们这样看的时候呢，你这一种延续几十（世的）、或者十几、二十、三十生的这种烦恼惯性呢，你就能发现它被大幅度的削弱。</w:t>
       </w:r>
     </w:p>
     <w:p>
       <w:pPr>
-        <w:spacing w:before="40" w:after="80"/>
-        <w:ind w:left="283"/>
-        <w:shd w:val="clear" w:color="auto" w:fill="EDF6EF"/>
+        <w:ind w:left="170"/>
         <w:pBdr>
-          <w:left w:val="single" w:sz="20" w:space="6" w:color="1E5631"/>
+          <w:left w:val="single" w:sz="18" w:space="4" w:color="1E4620"/>
         </w:pBdr>
-      </w:pPr>
-      <w:r>
-        <w:rPr>
-          <w:sz w:val="20"/>
-        </w:rPr>
-        <w:t>[00:37:28.940] 所以因此呢，佛陀说，他现起“有身”之念只是为了智与忆念的程度。那这个阶段呢，就是从（坏灭随观智）到行舍智的这种高阶的观智。那么当你的高阶观智成熟的时候呢，四种道智和四种果智就会次第地升起。</w:t>
+        <w:shd w:val="clear" w:fill="F2F5FA"/>
+      </w:pPr>
+      <w:r>
+        <w:rPr>
+          <w:b w:val="0"/>
+        </w:rPr>
+        <w:t>[00:35:58.720] 所以我的观点是说呢，这个（烦恼）的削弱，不是你坐在那只是看无常、苦、无我，它就会自己削弱的——会削弱。但是，如果你能够找到你的主要的烦恼之源，你主动地去找到它的因缘，然后你去削弱它，那么你的这种烦恼断除的速度将会大幅度的加快。好，那这个就是讲所谓因缘生灭为什么很重要，而不只是说刹那生灭就可以。刹那生灭当然可以，你可能修修修，最后你也能修成；但是又加上因缘生灭呢，你就会——就像说你原来坐（的是）牛车，现在（坐的）是（快）车一样的，你的速度会大幅度的提升。</w:t>
       </w:r>
     </w:p>
     <w:p>
       <w:pPr>
-        <w:spacing w:before="40" w:after="80"/>
-        <w:ind w:left="283"/>
-        <w:shd w:val="clear" w:color="auto" w:fill="EDF6EF"/>
+        <w:ind w:left="170"/>
         <w:pBdr>
-          <w:left w:val="single" w:sz="20" w:space="6" w:color="1E5631"/>
+          <w:left w:val="single" w:sz="18" w:space="4" w:color="1E4620"/>
         </w:pBdr>
-      </w:pPr>
-      <w:r>
-        <w:rPr>
-          <w:sz w:val="20"/>
-        </w:rPr>
-        <w:t>[00:37:51.180] （那佛陀）讲说他无所依而住、不执着于世间的任何事物——诸比库，这就是比库安住于观身为身的方法。那（圣）道（能）灭除所有的烦恼，能够无所依而住、不执着一切——</w:t>
+        <w:shd w:val="clear" w:fill="F2F5FA"/>
+      </w:pPr>
+      <w:r>
+        <w:rPr>
+          <w:b w:val="0"/>
+        </w:rPr>
+        <w:t>[00:36:49.380] 好，那么也就是呢，这一段话里面呢，也包括了三种观智：缘摄受智、思惟智和生灭随观智。缘摄受（智）就是观照因果关系的智慧；思惟智就是观照行法无常、苦（无）我本质的智慧，但是它还没看到当下的刹那生灭；生灭随观智呢，就观照行法的因缘生灭和刹那生灭、以及它的无常苦（无）我三（相）的智慧，它是能够到达当下的刹那的。那么，当你的这个生灭随观智成熟的时候呢，就可以进一步地修习（坏灭随观智）等等。</w:t>
       </w:r>
     </w:p>
     <w:p>
-      <w:pPr>
-        <w:spacing w:before="40" w:after="80"/>
-        <w:ind w:left="283"/>
-        <w:shd w:val="clear" w:color="auto" w:fill="EDF6EF"/>
-        <w:pBdr>
-          <w:left w:val="single" w:sz="20" w:space="6" w:color="1E5631"/>
-        </w:pBdr>
-      </w:pPr>
-      <w:r>
-        <w:rPr>
-          <w:sz w:val="20"/>
-        </w:rPr>
-        <w:t>[00:38:05.460] 世间的五蕴呢？一切五蕴，也就是这个我们讲行世间呢。那么在这里呢，修习四威仪的正念与这个正念的目标——这个五取蕴就是我们这个身心。这五取蕴呢，就是苦谛；造成今生五取蕴的五种过去因，无明、爱、取、行、业呢，是集谛；那苦谛和集谛这两者都不生起呢，是灭谛；那了知苦谛、舍弃集谛，以及（以）灭谛为目标的正道修习呢，是道谛。那如此呢，通过四威仪精进的修习四圣谛之后就能够到达寂静。这是致力于修习四威仪的比库证悟阿拉汉果、到达解脱的方法。</w:t>
+      <w:r>
+        <w:rPr>
+          <w:b/>
+        </w:rPr>
+        <w:t>九、三种观智与四圣谛：四威仪修习的归宿（◈扩展）</w:t>
       </w:r>
     </w:p>
     <w:p>
       <w:pPr>
-        <w:spacing w:before="40" w:after="80"/>
-        <w:ind w:left="283"/>
-        <w:shd w:val="clear" w:color="auto" w:fill="EDF6EF"/>
+        <w:ind w:left="170"/>
         <w:pBdr>
-          <w:left w:val="single" w:sz="20" w:space="6" w:color="1E5631"/>
+          <w:left w:val="single" w:sz="18" w:space="4" w:color="1E4620"/>
         </w:pBdr>
-      </w:pPr>
-      <w:r>
-        <w:rPr>
-          <w:sz w:val="20"/>
-        </w:rPr>
-        <w:t>[00:38:51.550] 所以，不管是入出息念，还是四威仪，最后都是修四圣谛。虽然在这里面佛陀并没有讲四圣谛，（但）所有的修法，最后都是用四圣谛的方法来解决我们的问题。</w:t>
+        <w:shd w:val="clear" w:fill="F2F5FA"/>
+      </w:pPr>
+      <w:r>
+        <w:rPr>
+          <w:b w:val="0"/>
+        </w:rPr>
+        <w:t>[00:37:28.940] 所以因此呢，佛陀说，他现起“有身”之念只是为了智与忆念的程度。那这个阶段呢，就是从（坏灭随观智）到行舍智的这种高阶的观智。那么当你的高阶观智成熟的时候呢，四种道智和四种果智就会次第地升起。</w:t>
       </w:r>
     </w:p>
     <w:p>
-      <w:r>
-        <w:rPr>
-          <w:b/>
-          <w:sz w:val="21"/>
-        </w:rPr>
-        <w:t>十、阿难尊者的故事（上）：第一个雨安居证初果，镜喻与问答（★核心）</w:t>
+      <w:pPr>
+        <w:ind w:left="170"/>
+        <w:pBdr>
+          <w:left w:val="single" w:sz="18" w:space="4" w:color="1E4620"/>
+        </w:pBdr>
+        <w:shd w:val="clear" w:fill="F2F5FA"/>
+      </w:pPr>
+      <w:r>
+        <w:rPr>
+          <w:b w:val="0"/>
+        </w:rPr>
+        <w:t>[00:37:51.180] （那佛陀）讲说他无所依而住、不执着于世间的任何事物——诸比库，这就是比库安住于观身为身的方法。那（圣）道（能）灭除所有的烦恼，能够无所依而住、不执着一切——</w:t>
       </w:r>
     </w:p>
     <w:p>
       <w:pPr>
-        <w:spacing w:before="40" w:after="80"/>
-        <w:ind w:left="283"/>
-        <w:shd w:val="clear" w:color="auto" w:fill="EDF6EF"/>
+        <w:ind w:left="170"/>
         <w:pBdr>
-          <w:left w:val="single" w:sz="20" w:space="6" w:color="1E5631"/>
+          <w:left w:val="single" w:sz="18" w:space="4" w:color="1E4620"/>
         </w:pBdr>
-      </w:pPr>
-      <w:r>
-        <w:rPr>
-          <w:sz w:val="20"/>
-        </w:rPr>
-        <w:t>[00:39:07.420] 好，那么我们来举几个例子，就（看）在佛陀时代或者古代的这些尊者们，如何在四威仪的修行中来证悟。</w:t>
+        <w:shd w:val="clear" w:fill="F2F5FA"/>
+      </w:pPr>
+      <w:r>
+        <w:rPr>
+          <w:b w:val="0"/>
+        </w:rPr>
+        <w:t>[00:38:05.460] 世间的五蕴呢？一切五蕴，也就是这个我们讲行世间呢。那么在这里呢，修习四威仪的正念与这个正念的目标——这个五取蕴就是我们这个身心。这五取蕴呢，就是苦谛；造成今生五取蕴的五种过去因，无明、爱、取、行、业呢，是集谛；那苦谛和集谛这两者都不生起呢，是灭谛；那了知苦谛、舍弃集谛，以及（以）灭谛为目标的正道修习呢，是道谛。那如此呢，通过四威仪精进的修习四圣谛之后就能够到达寂静。这是致力于修习四威仪的比库证悟阿拉汉果、到达解脱的方法。</w:t>
       </w:r>
     </w:p>
     <w:p>
       <w:pPr>
-        <w:spacing w:before="40" w:after="80"/>
-        <w:ind w:left="283"/>
-        <w:shd w:val="clear" w:color="auto" w:fill="EDF6EF"/>
+        <w:ind w:left="170"/>
         <w:pBdr>
-          <w:left w:val="single" w:sz="20" w:space="6" w:color="1E5631"/>
+          <w:left w:val="single" w:sz="18" w:space="4" w:color="1E4620"/>
         </w:pBdr>
-      </w:pPr>
-      <w:r>
-        <w:rPr>
-          <w:sz w:val="20"/>
-        </w:rPr>
-        <w:t>[00:39:19.560] 这里呢，特别讲一下阿难尊者的故事。因为很多人呢对阿难尊者的修行证果方法呢有疑惑，比如说我们一直流传着说阿难尊者被什么（淫女）诱惑——这样的一些（说法）。那（实际上）阿难尊者呢，就在出家的第一个雨安居，就证得初果。那我们讲证了初果的人呢，他一定就不会违犯五戒，他就自动的不会违犯五戒。然后你说阿难尊者被（淫女）诱惑、差点就破戒，这个就是不对的，不恰当的。所以我们讲一讲呢，阿难尊者他是怎么通过修习四念处证悟初果的。</w:t>
+        <w:shd w:val="clear" w:fill="F2F5FA"/>
+      </w:pPr>
+      <w:r>
+        <w:rPr>
+          <w:b w:val="0"/>
+        </w:rPr>
+        <w:t>[00:38:51.550] 所以，不管是入出息念，还是四威仪，最后都是修四圣谛。虽然在这里面佛陀并没有讲四圣谛，（但）所有的修法，最后都是用四圣谛的方法来解决我们的问题。</w:t>
       </w:r>
     </w:p>
     <w:p>
-      <w:pPr>
-        <w:spacing w:before="40" w:after="80"/>
-        <w:ind w:left="283"/>
-        <w:shd w:val="clear" w:color="auto" w:fill="EDF6EF"/>
-        <w:pBdr>
-          <w:left w:val="single" w:sz="20" w:space="6" w:color="1E5631"/>
-        </w:pBdr>
-      </w:pPr>
-      <w:r>
-        <w:rPr>
-          <w:sz w:val="20"/>
-        </w:rPr>
-        <w:t>[00:40:04.420] 所以佛陀成道后度过第一次安居之后，他回到了他的家乡嘎比拉瓦度，就是迦毗罗卫城。在那里度了一段时间以后，他离开了嘎比拉瓦度以后呢，停留在一个芒果园里休息。那个时候，就是包括阿难尊者在内的释迦族的六位王子，加上那个他的理发师乌巴离尊者好，在那个芒果园呢，</w:t>
+      <w:r>
+        <w:rPr>
+          <w:b/>
+        </w:rPr>
+        <w:t>十、阿难尊者的故事（上）：第一个雨安居证初果，镜喻与问答（★核心）</w:t>
       </w:r>
     </w:p>
     <w:p>
       <w:pPr>
-        <w:spacing w:before="40" w:after="80"/>
-        <w:ind w:left="283"/>
-        <w:shd w:val="clear" w:color="auto" w:fill="EDF6EF"/>
+        <w:ind w:left="170"/>
         <w:pBdr>
-          <w:left w:val="single" w:sz="20" w:space="6" w:color="1E5631"/>
+          <w:left w:val="single" w:sz="18" w:space="4" w:color="1E4620"/>
         </w:pBdr>
-      </w:pPr>
-      <w:r>
-        <w:rPr>
-          <w:sz w:val="20"/>
-        </w:rPr>
-        <w:t>[00:40:32.585] 追随佛陀出家了。那在佛陀那里学习了禅修的业处之后呢，他们就前往王舍城的竹林精舍，度过了出家以后的第一次雨安居。在那个时候，阿难尊者精进的修习止观，并且在安居期间证得初果。</w:t>
+        <w:shd w:val="clear" w:fill="F2F5FA"/>
+      </w:pPr>
+      <w:r>
+        <w:rPr>
+          <w:b w:val="0"/>
+        </w:rPr>
+        <w:t>[00:39:07.420] 好，那么我们来举几个例子，就（看）在佛陀时代或者古代的这些尊者们，如何在四威仪的修行中来证悟。</w:t>
       </w:r>
     </w:p>
     <w:p>
       <w:pPr>
-        <w:spacing w:before="40" w:after="80"/>
-        <w:ind w:left="283"/>
-        <w:shd w:val="clear" w:color="auto" w:fill="EDF6EF"/>
+        <w:ind w:left="170"/>
         <w:pBdr>
-          <w:left w:val="single" w:sz="20" w:space="6" w:color="1E5631"/>
+          <w:left w:val="single" w:sz="18" w:space="4" w:color="1E4620"/>
         </w:pBdr>
-      </w:pPr>
-      <w:r>
-        <w:rPr>
-          <w:sz w:val="20"/>
-        </w:rPr>
-        <w:t>[00:40:53.800] 那他是如何证悟的呢？首先，阿难尊者呢精通四禅八定——他在安居（期间很快），他的四禅八定立即就成就了，</w:t>
+        <w:shd w:val="clear" w:fill="F2F5FA"/>
+      </w:pPr>
+      <w:r>
+        <w:rPr>
+          <w:b w:val="0"/>
+        </w:rPr>
+        <w:t>[00:39:19.560] 这里呢，特别讲一下阿难尊者的故事。因为很多人呢对阿难尊者的修行证果方法呢有疑惑，比如说我们一直流传着说阿难尊者被什么（淫女）诱惑——这样的一些（说法）。那（实际上）阿难尊者呢，就在出家的第一个雨安居，就证得初果。那我们讲证了初果的人呢，他一定就不会违犯五戒，他就自动的不会违犯五戒。然后你说阿难尊者被（淫女）诱惑、差点就破戒，这个就是不对的，不恰当的。所以我们讲一讲呢，阿难尊者他是怎么通过修习四念处证悟初果的。</w:t>
       </w:r>
     </w:p>
     <w:p>
       <w:pPr>
-        <w:spacing w:before="40" w:after="80"/>
-        <w:ind w:left="283"/>
-        <w:shd w:val="clear" w:color="auto" w:fill="EDF6EF"/>
+        <w:ind w:left="170"/>
         <w:pBdr>
-          <w:left w:val="single" w:sz="20" w:space="6" w:color="1E5631"/>
+          <w:left w:val="single" w:sz="18" w:space="4" w:color="1E4620"/>
         </w:pBdr>
-      </w:pPr>
-      <w:r>
-        <w:rPr>
-          <w:sz w:val="20"/>
-        </w:rPr>
-        <w:t>[00:41:04.650] 并且呢，善于修习身念处业处。那我们知道，身念处有十四种，那他（是）主要以修习这个四威仪为主。那当然，他以禅那为基础，进一步观照内外的究竟色法，内外的究竟名法，内外的究竟名色法，以及分辨内外的究竟名色法（里）没有人我（与）有情；并且观照名色法的因，也就是修行缘起法与透视因果关系：过去世的（业）造成现在世的这个果报的五蕴，那么现在世的五蕴呢，可能造成未来世的五蕴等等。那这些呢，</w:t>
+        <w:shd w:val="clear" w:fill="F2F5FA"/>
+      </w:pPr>
+      <w:r>
+        <w:rPr>
+          <w:b w:val="0"/>
+        </w:rPr>
+        <w:t>[00:40:04.420] 所以佛陀成道后度过第一次安居之后，他回到了他的家乡嘎比拉瓦度，就是迦毗罗卫城。在那里度了一段时间以后，他离开了嘎比拉瓦度以后呢，停留在一个芒果园里休息。那个时候，就是包括阿难尊者在内的释迦族的六位王子，加上那个他的理发师乌巴离尊者好，在那个芒果园呢，</w:t>
       </w:r>
     </w:p>
     <w:p>
       <w:pPr>
-        <w:spacing w:before="40" w:after="80"/>
-        <w:ind w:left="283"/>
-        <w:shd w:val="clear" w:color="auto" w:fill="EDF6EF"/>
+        <w:ind w:left="170"/>
         <w:pBdr>
-          <w:left w:val="single" w:sz="20" w:space="6" w:color="1E5631"/>
+          <w:left w:val="single" w:sz="18" w:space="4" w:color="1E4620"/>
         </w:pBdr>
-      </w:pPr>
-      <w:r>
-        <w:rPr>
-          <w:sz w:val="20"/>
-        </w:rPr>
-        <w:t>[00:41:44.635] 就是阿难尊者，他是很精通缘起法的。好，那么我们从长部的《大因缘经》中呢可以得知，阿难尊者他是很精通观照缘起法。</w:t>
+        <w:shd w:val="clear" w:fill="F2F5FA"/>
+      </w:pPr>
+      <w:r>
+        <w:rPr>
+          <w:b w:val="0"/>
+        </w:rPr>
+        <w:t>[00:40:32.585] 追随佛陀出家了。那在佛陀那里学习了禅修的业处之后呢，他们就前往王舍城的竹林精舍，度过了出家以后的第一次雨安居。在那个时候，阿难尊者精进的修习止观，并且在安居期间证得初果。</w:t>
       </w:r>
     </w:p>
     <w:p>
       <w:pPr>
-        <w:spacing w:before="40" w:after="80"/>
-        <w:ind w:left="283"/>
-        <w:shd w:val="clear" w:color="auto" w:fill="EDF6EF"/>
+        <w:ind w:left="170"/>
         <w:pBdr>
-          <w:left w:val="single" w:sz="20" w:space="6" w:color="1E5631"/>
+          <w:left w:val="single" w:sz="18" w:space="4" w:color="1E4620"/>
         </w:pBdr>
-      </w:pPr>
-      <w:r>
-        <w:rPr>
-          <w:sz w:val="20"/>
-        </w:rPr>
-        <w:t>[00:41:55.620] 他曾经跟佛陀讲说：佛陀，我觉得这个缘起甚深，但是对我来讲还是挺简单的——《大因缘经》就是这样（开头的）。然后那佛陀讲说：阿难尊者，你不要这么讲，这缘起是非常深奥的。所以那么在这个经典里面，即我们相信阿难尊者对缘起呢是精通的。那么阿难尊者呢，在那个雨安居期间呢，他是这样（精进地）修习止禅和观禅的。</w:t>
+        <w:shd w:val="clear" w:fill="F2F5FA"/>
+      </w:pPr>
+      <w:r>
+        <w:rPr>
+          <w:b w:val="0"/>
+        </w:rPr>
+        <w:t>[00:40:53.800] 那他是如何证悟的呢？首先，阿难尊者呢精通四禅八定——他在安居（期间很快），他的四禅八定立即就成就了，</w:t>
       </w:r>
     </w:p>
     <w:p>
       <w:pPr>
-        <w:spacing w:before="40" w:after="80"/>
-        <w:ind w:left="283"/>
-        <w:shd w:val="clear" w:color="auto" w:fill="EDF6EF"/>
+        <w:ind w:left="170"/>
         <w:pBdr>
-          <w:left w:val="single" w:sz="20" w:space="6" w:color="1E5631"/>
+          <w:left w:val="single" w:sz="18" w:space="4" w:color="1E4620"/>
         </w:pBdr>
-      </w:pPr>
-      <w:r>
-        <w:rPr>
-          <w:sz w:val="20"/>
-        </w:rPr>
-        <w:t>[00:42:30.640] 那么在《身至念经》里，佛陀教导说，如果有系统地修习身念处业处，禅修者呢可以证得五种世间神通以及出世间的四道四果。那要证得神通呢，必须修十四种御心法。（要）精通它的这个四禅八定，（就）用十种遍禅和八种定。因此呢，这些修习法呢，也被包含在身至念业处当中。所以阿难尊者证悟圣果的观智呢，在快成熟的时候呢——他最后怎么证果的呢？他是听闻——</w:t>
+        <w:shd w:val="clear" w:fill="F2F5FA"/>
+      </w:pPr>
+      <w:r>
+        <w:rPr>
+          <w:b w:val="0"/>
+        </w:rPr>
+        <w:t>[00:41:04.650] 并且呢，善于修习身念处业处。那我们知道，身念处有十四种，那他（是）主要以修习这个四威仪为主。那当然，他以禅那为基础，进一步观照内外的究竟色法，内外的究竟名法，内外的究竟名色法，以及分辨内外的究竟名色法（里）没有人我（与）有情；并且观照名色法的因，也就是修行缘起法与透视因果关系：过去世的（业）造成现在世的这个果报的五蕴，那么现在世的五蕴呢，可能造成未来世的五蕴等等。那这些呢，</w:t>
       </w:r>
     </w:p>
     <w:p>
       <w:pPr>
-        <w:spacing w:before="40" w:after="80"/>
-        <w:ind w:left="283"/>
-        <w:shd w:val="clear" w:color="auto" w:fill="EDF6EF"/>
+        <w:ind w:left="170"/>
         <w:pBdr>
-          <w:left w:val="single" w:sz="20" w:space="6" w:color="1E5631"/>
+          <w:left w:val="single" w:sz="18" w:space="4" w:color="1E4620"/>
         </w:pBdr>
-      </w:pPr>
-      <w:r>
-        <w:rPr>
-          <w:sz w:val="20"/>
-        </w:rPr>
-        <w:t>[00:43:10.020] （听闻）富楼那——我们叫富楼那，就（北传）翻译成富楼那——富楼那·满慈子，这一部很简短的经，在相应部（有）偈品相应里面的《阿难陀经》。</w:t>
+        <w:shd w:val="clear" w:fill="F2F5FA"/>
+      </w:pPr>
+      <w:r>
+        <w:rPr>
+          <w:b w:val="0"/>
+        </w:rPr>
+        <w:t>[00:41:44.635] 就是阿难尊者，他是很精通缘起法的。好，那么我们从长部的《大因缘经》中呢可以得知，阿难尊者他是很精通观照缘起法。</w:t>
       </w:r>
     </w:p>
     <w:p>
       <w:pPr>
-        <w:spacing w:before="40" w:after="80"/>
-        <w:ind w:left="283"/>
-        <w:shd w:val="clear" w:color="auto" w:fill="EDF6EF"/>
+        <w:ind w:left="170"/>
         <w:pBdr>
-          <w:left w:val="single" w:sz="20" w:space="6" w:color="1E5631"/>
+          <w:left w:val="single" w:sz="18" w:space="4" w:color="1E4620"/>
         </w:pBdr>
-      </w:pPr>
-      <w:r>
-        <w:rPr>
-          <w:sz w:val="20"/>
-        </w:rPr>
-        <w:t>[00:43:24.270] 在这部经里面呢，富楼那尊者以镜子来做比喻说：譬如呢，有人站在镜子面前，他可以清楚地在镜子里看见自己的影像。那个影像是谁呢？我们能否说那个影像就是他呢？就是他的或者他的自我呢？不能。为什么呢？如果那个影像真的是他，那么当镜子移动的时候呢，它也会跟着移动。然而事实上呢，当镜子移动的时候，那个影像就会消失，不会跟着移动——因为那个影像只是（影像）那个影像不是他、不是他的（自我）等等。只是因为有身体与镜子的缘故，所以那个影像暂时出现。同样的，五蕴呢，只是依靠因缘和合的缘故而暂时存在，它不是他、他的或者他的自我。</w:t>
+        <w:shd w:val="clear" w:fill="F2F5FA"/>
+      </w:pPr>
+      <w:r>
+        <w:rPr>
+          <w:b w:val="0"/>
+        </w:rPr>
+        <w:t>[00:41:55.620] 他曾经跟佛陀讲说：佛陀，我觉得这个缘起甚深，但是对我来讲还是挺简单的——《大因缘经》就是这样（开头的）。然后那佛陀讲说：阿难尊者，你不要这么讲，这缘起是非常深奥的。所以那么在这个经典里面，即我们相信阿难尊者对缘起呢是精通的。那么阿难尊者呢，在那个雨安居期间呢，他是这样（精进地）修习止禅和观禅的。</w:t>
       </w:r>
     </w:p>
     <w:p>
       <w:pPr>
-        <w:spacing w:before="40" w:after="80"/>
-        <w:ind w:left="283"/>
-        <w:shd w:val="clear" w:color="auto" w:fill="EDF6EF"/>
+        <w:ind w:left="170"/>
         <w:pBdr>
-          <w:left w:val="single" w:sz="20" w:space="6" w:color="1E5631"/>
+          <w:left w:val="single" w:sz="18" w:space="4" w:color="1E4620"/>
         </w:pBdr>
-      </w:pPr>
-      <w:r>
-        <w:rPr>
-          <w:sz w:val="20"/>
-        </w:rPr>
-        <w:t>[00:44:17.120] 那假设呢，我们再举个例子：站在我面前有一片玻璃门，这个门上呢呈现出你这个影像。那如果有人拿着棍子，或者拿着枪去打那个影像，那这个人会不会死呢？显然不会。那如果那个影像真的是他呢，那么他应该会死掉。然而呢，这个他并不会因为别人（射击）那个影像而死亡。因此呢，我们可以知道那个影像并不是他。同样的道理，</w:t>
+        <w:shd w:val="clear" w:fill="F2F5FA"/>
+      </w:pPr>
+      <w:r>
+        <w:rPr>
+          <w:b w:val="0"/>
+        </w:rPr>
+        <w:t>[00:42:30.640] 那么在《身至念经》里，佛陀教导说，如果有系统地修习身念处业处，禅修者呢可以证得五种世间神通以及出世间的四道四果。那要证得神通呢，必须修十四种御心法。（要）精通它的这个四禅八定，（就）用十种遍禅和八种定。因此呢，这些修习法呢，也被包含在身至念业处当中。所以阿难尊者证悟圣果的观智呢，在快成熟的时候呢——他最后怎么证果的呢？他是听闻——</w:t>
       </w:r>
     </w:p>
     <w:p>
       <w:pPr>
-        <w:spacing w:before="40" w:after="80"/>
-        <w:ind w:left="283"/>
-        <w:shd w:val="clear" w:color="auto" w:fill="EDF6EF"/>
+        <w:ind w:left="170"/>
         <w:pBdr>
-          <w:left w:val="single" w:sz="20" w:space="6" w:color="1E5631"/>
+          <w:left w:val="single" w:sz="18" w:space="4" w:color="1E4620"/>
         </w:pBdr>
-      </w:pPr>
-      <w:r>
-        <w:rPr>
-          <w:sz w:val="20"/>
-        </w:rPr>
-        <w:t>[00:44:50.245] 五蕴只是因缘和合而生的话，它一生就灭，不是我、我的、我的自我，也不是你、你的、你的自我，或者他、他的、他的自我。（反）过来说呢，如果五蕴真的是我呢，那么五蕴就应当听从你的指挥：你要它变得美丽，它就应该变得美丽；你要让它变得高大，它就应该变得高大；想让它变得（矮）短，它就要变（矮）短。但是五蕴呢，不会听你的指挥。这五蕴不会顺从我们的意愿而改变，因为它不是你的。</w:t>
+        <w:shd w:val="clear" w:fill="F2F5FA"/>
+      </w:pPr>
+      <w:r>
+        <w:rPr>
+          <w:b w:val="0"/>
+        </w:rPr>
+        <w:t>[00:43:10.020] （听闻）富楼那——我们叫富楼那，就（北传）翻译成富楼那——富楼那·满慈子，这一部很简短的经，在相应部（有）偈品相应里面的《阿难陀经》。</w:t>
       </w:r>
     </w:p>
     <w:p>
       <w:pPr>
-        <w:spacing w:before="40" w:after="80"/>
-        <w:ind w:left="283"/>
-        <w:shd w:val="clear" w:color="auto" w:fill="EDF6EF"/>
+        <w:ind w:left="170"/>
         <w:pBdr>
-          <w:left w:val="single" w:sz="20" w:space="6" w:color="1E5631"/>
+          <w:left w:val="single" w:sz="18" w:space="4" w:color="1E4620"/>
         </w:pBdr>
-      </w:pPr>
-      <w:r>
-        <w:rPr>
-          <w:sz w:val="20"/>
-        </w:rPr>
-        <w:t>[00:45:25.660] 那接着这个富楼那尊者呢，就问了阿难尊者好几个问题。</w:t>
+        <w:shd w:val="clear" w:fill="F2F5FA"/>
+      </w:pPr>
+      <w:r>
+        <w:rPr>
+          <w:b w:val="0"/>
+        </w:rPr>
+        <w:t>[00:43:24.270] 在这部经里面呢，富楼那尊者以镜子来做比喻说：譬如呢，有人站在镜子面前，他可以清楚地在镜子里看见自己的影像。那个影像是谁呢？我们能否说那个影像就是他呢？就是他的或者他的自我呢？不能。为什么呢？如果那个影像真的是他，那么当镜子移动的时候呢，它也会跟着移动。然而事实上呢，当镜子移动的时候，那个影像就会消失，不会跟着移动——因为那个影像只是（影像）那个影像不是他、不是他的（自我）等等。只是因为有身体与镜子的缘故，所以那个影像暂时出现。同样的，五蕴呢，只是依靠因缘和合的缘故而暂时存在，它不是他、他的或者他的自我。</w:t>
       </w:r>
     </w:p>
     <w:p>
       <w:pPr>
-        <w:spacing w:before="40" w:after="80"/>
-        <w:ind w:left="283"/>
-        <w:shd w:val="clear" w:color="auto" w:fill="EDF6EF"/>
+        <w:ind w:left="170"/>
         <w:pBdr>
-          <w:left w:val="single" w:sz="20" w:space="6" w:color="1E5631"/>
+          <w:left w:val="single" w:sz="18" w:space="4" w:color="1E4620"/>
         </w:pBdr>
-      </w:pPr>
-      <w:r>
-        <w:rPr>
-          <w:sz w:val="20"/>
-        </w:rPr>
-        <w:t>[00:45:30.860] 首先他问说：阿难，色是常的还是无常的呢？阿难尊者说：是无常的，尊者。那那个时候呢，其实呢，</w:t>
+        <w:shd w:val="clear" w:fill="F2F5FA"/>
+      </w:pPr>
+      <w:r>
+        <w:rPr>
+          <w:b w:val="0"/>
+        </w:rPr>
+        <w:t>[00:44:17.120] 那假设呢，我们再举个例子：站在我面前有一片玻璃门，这个门上呢呈现出你这个影像。那如果有人拿着棍子，或者拿着枪去打那个影像，那这个人会不会死呢？显然不会。那如果那个影像真的是他呢，那么他应该会死掉。然而呢，这个他并不会因为别人（射击）那个影像而死亡。因此呢，我们可以知道那个影像并不是他。同样的道理，</w:t>
       </w:r>
     </w:p>
     <w:p>
       <w:pPr>
-        <w:spacing w:before="40" w:after="80"/>
-        <w:ind w:left="283"/>
-        <w:shd w:val="clear" w:color="auto" w:fill="EDF6EF"/>
+        <w:ind w:left="170"/>
         <w:pBdr>
-          <w:left w:val="single" w:sz="20" w:space="6" w:color="1E5631"/>
+          <w:left w:val="single" w:sz="18" w:space="4" w:color="1E4620"/>
         </w:pBdr>
-      </w:pPr>
-      <w:r>
-        <w:rPr>
-          <w:sz w:val="20"/>
-        </w:rPr>
-        <w:t>[00:45:41.745] 在经典上就这样一句话。那我们其实在佛陀很多经典都会看到佛陀在问很多禅修者：色是常的还是无常的呢？那这些尊者就会说是无常的。然而呢，其实按照义注来讲呢，当这位禅修者回答的时候呢，他就是内心里面清楚地现起色法的这种无常刹那生灭的这种状态，他并不是不知道而假称说知道。就像我们（现在）说：诶，你知道色法是常的吗？那（有人对）色法是啥都没搞清楚呢，但是（听说）经典（都说）是无常的，那我说就说无常——那这个就叫做假（装）的了知无常。但对于（像）佛陀时代的（已具观智者）呢，</w:t>
+        <w:shd w:val="clear" w:fill="F2F5FA"/>
+      </w:pPr>
+      <w:r>
+        <w:rPr>
+          <w:b w:val="0"/>
+        </w:rPr>
+        <w:t>[00:44:50.245] 五蕴只是因缘和合而生的话，它一生就灭，不是我、我的、我的自我，也不是你、你的、你的自我，或者他、他的、他的自我。（反）过来说呢，如果五蕴真的是我呢，那么五蕴就应当听从你的指挥：你要它变得美丽，它就应该变得美丽；你要让它变得高大，它就应该变得高大；想让它变得（矮）短，它就要变（矮）短。但是五蕴呢，不会听你的指挥。这五蕴不会顺从我们的意愿而改变，因为它不是你的。</w:t>
       </w:r>
     </w:p>
     <w:p>
       <w:pPr>
-        <w:spacing w:before="40" w:after="80"/>
-        <w:ind w:left="283"/>
-        <w:shd w:val="clear" w:color="auto" w:fill="EDF6EF"/>
+        <w:ind w:left="170"/>
         <w:pBdr>
-          <w:left w:val="single" w:sz="20" w:space="6" w:color="1E5631"/>
+          <w:left w:val="single" w:sz="18" w:space="4" w:color="1E4620"/>
         </w:pBdr>
-      </w:pPr>
-      <w:r>
-        <w:rPr>
-          <w:sz w:val="20"/>
-        </w:rPr>
-        <w:t>[00:46:28.665] 佛陀问（说）：色是常的吗？（答）不是的，尊者。那么他在说“不是的，尊者”的时候，他并不是说谎，而是呢，他的内心里在佛陀（问）的时候，他在那一个刹那他就看到了一个色法的生灭相，所以他跟佛陀报告说：色法不是常的。对，那我们也要这样明白，不然就以为说我们只要（听）佛陀（讲）一（个）（譬）喻就好像我们也会证悟一样——（如果）你能达成这样，你就可能证悟；（如果）你不能达成这样，你不可能证悟。</w:t>
+        <w:shd w:val="clear" w:fill="F2F5FA"/>
+      </w:pPr>
+      <w:r>
+        <w:rPr>
+          <w:b w:val="0"/>
+        </w:rPr>
+        <w:t>[00:45:25.660] 那接着这个富楼那尊者呢，就问了阿难尊者好几个问题。</w:t>
       </w:r>
     </w:p>
     <w:p>
       <w:pPr>
-        <w:spacing w:before="40" w:after="80"/>
-        <w:ind w:left="283"/>
-        <w:shd w:val="clear" w:color="auto" w:fill="EDF6EF"/>
+        <w:ind w:left="170"/>
         <w:pBdr>
-          <w:left w:val="single" w:sz="20" w:space="6" w:color="1E5631"/>
+          <w:left w:val="single" w:sz="18" w:space="4" w:color="1E4620"/>
         </w:pBdr>
-      </w:pPr>
-      <w:r>
-        <w:rPr>
-          <w:sz w:val="20"/>
-        </w:rPr>
-        <w:t>[00:47:03.320] 所以那个时候，这个阿难尊者就回答说是无常的，尊者。那这个（时）候呢，阿难尊者清楚的了知色法的无常本性，他并非不知而假称为知——因为听完这部经之后，阿难尊者就会证悟入流道果，如果他当时是说谎的话，那就不可能在听经之后证果。因此呢，阿难尊者是清楚的了知色法为无常的情况下，才如此诚实地回答。</w:t>
+        <w:shd w:val="clear" w:fill="F2F5FA"/>
+      </w:pPr>
+      <w:r>
+        <w:rPr>
+          <w:b w:val="0"/>
+        </w:rPr>
+        <w:t>[00:45:30.860] 首先他问说：阿难，色是常的还是无常的呢？阿难尊者说：是无常的，尊者。那那个时候呢，其实呢，</w:t>
       </w:r>
     </w:p>
     <w:p>
-      <w:r>
-        <w:rPr>
-          <w:b/>
-          <w:sz w:val="21"/>
-        </w:rPr>
-        <w:t>十一、阿难尊者的故事（下）：十一种五蕴、五个条件与四威仪中的止观（★核心）</w:t>
+      <w:pPr>
+        <w:ind w:left="170"/>
+        <w:pBdr>
+          <w:left w:val="single" w:sz="18" w:space="4" w:color="1E4620"/>
+        </w:pBdr>
+        <w:shd w:val="clear" w:fill="F2F5FA"/>
+      </w:pPr>
+      <w:r>
+        <w:rPr>
+          <w:b w:val="0"/>
+        </w:rPr>
+        <w:t>[00:45:41.745] 在经典上就这样一句话。那我们其实在佛陀很多经典都会看到佛陀在问很多禅修者：色是常的还是无常的呢？那这些尊者就会说是无常的。然而呢，其实按照义注来讲呢，当这位禅修者回答的时候呢，他就是内心里面清楚地现起色法的这种无常刹那生灭的这种状态，他并不是不知道而假称说知道。就像我们（现在）说：诶，你知道色法是常的吗？那（有人对）色法是啥都没搞清楚呢，但是（听说）经典（都说）是无常的，那我说就说无常——那这个就叫做假（装）的了知无常。但对于（像）佛陀时代的（已具观智者）呢，</w:t>
       </w:r>
     </w:p>
     <w:p>
       <w:pPr>
-        <w:spacing w:before="40" w:after="80"/>
-        <w:ind w:left="283"/>
-        <w:shd w:val="clear" w:color="auto" w:fill="EDF6EF"/>
+        <w:ind w:left="170"/>
         <w:pBdr>
-          <w:left w:val="single" w:sz="20" w:space="6" w:color="1E5631"/>
+          <w:left w:val="single" w:sz="18" w:space="4" w:color="1E4620"/>
         </w:pBdr>
-      </w:pPr>
-      <w:r>
-        <w:rPr>
-          <w:sz w:val="20"/>
-        </w:rPr>
-        <w:t>[00:47:28.340] 接着，富楼那尊者问道说：既然色是无常的，那它是乐的还是苦的呢？阿难尊者回答说：苦的，尊者。好，那（由）此可知，阿难尊者了知色法的苦的本质——就是那种刹那生灭所形成的那种逼迫感，是苦的、是苦（dukkha）的好。那富楼那尊者又问说：既然色是无常的、苦的，那能否说色是我、我的、我的自我呢？阿难尊者回答说：不能，尊者。（由）此可知，阿难尊者了知色法的无我本质。那么这些回答呢，显示阿难尊者彻底的了知色法的无常、（苦）、</w:t>
+        <w:shd w:val="clear" w:fill="F2F5FA"/>
+      </w:pPr>
+      <w:r>
+        <w:rPr>
+          <w:b w:val="0"/>
+        </w:rPr>
+        <w:t>[00:46:28.665] 佛陀问（说）：色是常的吗？（答）不是的，尊者。那么他在说“不是的，尊者”的时候，他并不是说谎，而是呢，他的内心里在佛陀（问）的时候，他在那一个刹那他就看到了一个色法的生灭相，所以他跟佛陀报告说：色法不是常的。对，那我们也要这样明白，不然就以为说我们只要（听）佛陀（讲）一（个）（譬）喻就好像我们也会证悟一样——（如果）你能达成这样，你就可能证悟；（如果）你不能达成这样，你不可能证悟。</w:t>
       </w:r>
     </w:p>
     <w:p>
       <w:pPr>
-        <w:spacing w:before="40" w:after="80"/>
-        <w:ind w:left="283"/>
-        <w:shd w:val="clear" w:color="auto" w:fill="EDF6EF"/>
+        <w:ind w:left="170"/>
         <w:pBdr>
-          <w:left w:val="single" w:sz="20" w:space="6" w:color="1E5631"/>
+          <w:left w:val="single" w:sz="18" w:space="4" w:color="1E4620"/>
         </w:pBdr>
-      </w:pPr>
-      <w:r>
-        <w:rPr>
-          <w:sz w:val="20"/>
-        </w:rPr>
-        <w:t>[00:48:04.640] （无）我三（相）。以同样的（方）式，那尊者又问了受、想、行、识这四种名蕴，阿难尊者也一一给予了相同的答案。由此可知，当时阿难尊者已经彻底的了知五蕴，以及它的无常、苦、无我三（相）。</w:t>
+        <w:shd w:val="clear" w:fill="F2F5FA"/>
+      </w:pPr>
+      <w:r>
+        <w:rPr>
+          <w:b w:val="0"/>
+        </w:rPr>
+        <w:t>[00:47:03.320] 所以那个时候，这个阿难尊者就回答说是无常的，尊者。那这个（时）候呢，阿难尊者清楚的了知色法的无常本性，他并非不知而假称为知——因为听完这部经之后，阿难尊者就会证悟入流道果，如果他当时是说谎的话，那就不可能在听经之后证果。因此呢，阿难尊者是清楚的了知色法为无常的情况下，才如此诚实地回答。</w:t>
       </w:r>
     </w:p>
     <w:p>
-      <w:pPr>
-        <w:spacing w:before="40" w:after="80"/>
-        <w:ind w:left="283"/>
-        <w:shd w:val="clear" w:color="auto" w:fill="EDF6EF"/>
-        <w:pBdr>
-          <w:left w:val="single" w:sz="20" w:space="6" w:color="1E5631"/>
-        </w:pBdr>
-      </w:pPr>
-      <w:r>
-        <w:rPr>
-          <w:sz w:val="20"/>
-        </w:rPr>
-        <w:t>[00:48:21.020] 那问过这些问题之后呢，富楼那尊者就教导阿难尊者再度修习观禅。他如何教导呢？他说——阿难尊者、阿难贤友，你必须</w:t>
+      <w:r>
+        <w:rPr>
+          <w:b/>
+        </w:rPr>
+        <w:t>十一、阿难尊者的故事（下）：十一种五蕴、五个条件与四威仪中的止观（★核心）</w:t>
       </w:r>
     </w:p>
     <w:p>
       <w:pPr>
-        <w:spacing w:before="40" w:after="80"/>
-        <w:ind w:left="283"/>
-        <w:shd w:val="clear" w:color="auto" w:fill="EDF6EF"/>
+        <w:ind w:left="170"/>
         <w:pBdr>
-          <w:left w:val="single" w:sz="20" w:space="6" w:color="1E5631"/>
+          <w:left w:val="single" w:sz="18" w:space="4" w:color="1E4620"/>
         </w:pBdr>
-      </w:pPr>
-      <w:r>
-        <w:rPr>
-          <w:sz w:val="20"/>
-        </w:rPr>
-        <w:t>[00:48:34.520] 照见十一种色蕴为无常（苦无我）。哪十一种呢？过去的、现在的、未来的、内在的、外在的、粗的、细的、低劣的、优胜的、远的、近的。这十一种色蕴都是无常（苦）无我的，不是我的或我的自我。那阿难尊者当下就依照教导而修习，他能够清楚地观照这十一种色蕴为无常、苦、无我。然后富楼那尊者以同样的方式教导十一种受蕴、想蕴、行蕴、识蕴，阿难尊者当下一一地依照教导而观照，如此他能够清楚地照见这十一种五蕴为无常（苦）无我。</w:t>
+        <w:shd w:val="clear" w:fill="F2F5FA"/>
+      </w:pPr>
+      <w:r>
+        <w:rPr>
+          <w:b w:val="0"/>
+        </w:rPr>
+        <w:t>[00:47:28.340] 接着，富楼那尊者问道说：既然色是无常的，那它是乐的还是苦的呢？阿难尊者回答说：苦的，尊者。好，那（由）此可知，阿难尊者了知色法的苦的本质——就是那种刹那生灭所形成的那种逼迫感，是苦的、是苦（dukkha）的好。那富楼那尊者又问说：既然色是无常的、苦的，那能否说色是我、我的、我的自我呢？阿难尊者回答说：不能，尊者。（由）此可知，阿难尊者了知色法的无我本质。那么这些回答呢，显示阿难尊者彻底的了知色法的无常、（苦）、</w:t>
       </w:r>
     </w:p>
     <w:p>
       <w:pPr>
-        <w:spacing w:before="40" w:after="80"/>
-        <w:ind w:left="283"/>
-        <w:shd w:val="clear" w:color="auto" w:fill="EDF6EF"/>
+        <w:ind w:left="170"/>
         <w:pBdr>
-          <w:left w:val="single" w:sz="20" w:space="6" w:color="1E5631"/>
+          <w:left w:val="single" w:sz="18" w:space="4" w:color="1E4620"/>
         </w:pBdr>
-      </w:pPr>
-      <w:r>
-        <w:rPr>
-          <w:sz w:val="20"/>
-        </w:rPr>
-        <w:t>[00:49:11.795] 当富楼那尊者说完这部经时，阿难尊者证得（入流果）——能以入流道（智）与（入流）果（智）来了知</w:t>
+        <w:shd w:val="clear" w:fill="F2F5FA"/>
+      </w:pPr>
+      <w:r>
+        <w:rPr>
+          <w:b w:val="0"/>
+        </w:rPr>
+        <w:t>[00:48:04.640] （无）我三（相）。以同样的（方）式，那尊者又问了受、想、行、识这四种名蕴，阿难尊者也一一给予了相同的答案。由此可知，当时阿难尊者已经彻底的了知五蕴，以及它的无常、苦、无我三（相）。</w:t>
       </w:r>
     </w:p>
     <w:p>
       <w:pPr>
-        <w:spacing w:before="40" w:after="80"/>
-        <w:ind w:left="283"/>
-        <w:shd w:val="clear" w:color="auto" w:fill="EDF6EF"/>
+        <w:ind w:left="170"/>
         <w:pBdr>
-          <w:left w:val="single" w:sz="20" w:space="6" w:color="1E5631"/>
+          <w:left w:val="single" w:sz="18" w:space="4" w:color="1E4620"/>
         </w:pBdr>
-      </w:pPr>
-      <w:r>
-        <w:rPr>
-          <w:sz w:val="20"/>
-        </w:rPr>
-        <w:t>[00:49:20.300] 涅槃。好，那我们看，就是阿难尊者，就被称为（多闻）第一，教理极其的通达。他以这样的智慧在修观智的时候，都必须修十一种究竟名色法：就是过去、现在、未来、内在、外在、粗的、细的、低劣的、优胜的、远的、近的。那么我们能不能够这么傲慢地认为：我们这个时代的人，只要修当下的就可以——因为过去已经过去，未来还没有出现，所以呢，我们不需要去知道过去和未来，我们只要知道当下，我们就可以证悟了。</w:t>
+        <w:shd w:val="clear" w:fill="F2F5FA"/>
+      </w:pPr>
+      <w:r>
+        <w:rPr>
+          <w:b w:val="0"/>
+        </w:rPr>
+        <w:t>[00:48:21.020] 那问过这些问题之后呢，富楼那尊者就教导阿难尊者再度修习观禅。他如何教导呢？他说——阿难尊者、阿难贤友，你必须</w:t>
       </w:r>
     </w:p>
     <w:p>
       <w:pPr>
-        <w:spacing w:before="40" w:after="80"/>
-        <w:ind w:left="283"/>
-        <w:shd w:val="clear" w:color="auto" w:fill="EDF6EF"/>
+        <w:ind w:left="170"/>
         <w:pBdr>
-          <w:left w:val="single" w:sz="20" w:space="6" w:color="1E5631"/>
+          <w:left w:val="single" w:sz="18" w:space="4" w:color="1E4620"/>
         </w:pBdr>
-      </w:pPr>
-      <w:r>
-        <w:rPr>
-          <w:sz w:val="20"/>
-        </w:rPr>
-        <w:t>[00:50:04.850] 那这个是我们的傲慢，对。好。那即呢，作为一个踏实的禅修者呢，最好呢，你要像阿难尊者这样来系统地修学，是比较稳当，比较稳当。那阿难尊者在证悟这个初果的时候呢，他是连同四无碍解智同时升起来的。我们说这个连同四无碍解智的初果圣者——很多呢是四无碍解智到阿拉汉（果）的时候一起升起，但是阿难尊者是初果的时候四无碍解智就升起来了。</w:t>
+        <w:shd w:val="clear" w:fill="F2F5FA"/>
+      </w:pPr>
+      <w:r>
+        <w:rPr>
+          <w:b w:val="0"/>
+        </w:rPr>
+        <w:t>[00:48:34.520] 照见十一种色蕴为无常（苦无我）。哪十一种呢？过去的、现在的、未来的、内在的、外在的、粗的、细的、低劣的、优胜的、远的、近的。这十一种色蕴都是无常（苦）无我的，不是我的或我的自我。那阿难尊者当下就依照教导而修习，他能够清楚地观照这十一种色蕴为无常、苦、无我。然后富楼那尊者以同样的方式教导十一种受蕴、想蕴、行蕴、识蕴，阿难尊者当下一一地依照教导而观照，如此他能够清楚地照见这十一种五蕴为无常（苦）无我。</w:t>
       </w:r>
     </w:p>
     <w:p>
       <w:pPr>
-        <w:spacing w:before="40" w:after="80"/>
-        <w:ind w:left="283"/>
-        <w:shd w:val="clear" w:color="auto" w:fill="EDF6EF"/>
+        <w:ind w:left="170"/>
         <w:pBdr>
-          <w:left w:val="single" w:sz="20" w:space="6" w:color="1E5631"/>
+          <w:left w:val="single" w:sz="18" w:space="4" w:color="1E4620"/>
         </w:pBdr>
-      </w:pPr>
-      <w:r>
-        <w:rPr>
-          <w:sz w:val="20"/>
-        </w:rPr>
-        <w:t>[00:50:52.620] 那么，（要）证（得）四无碍解智呢，他必须具备五种条件。这五种条件，第一个呢是证悟：他必须在现在佛的教法时期证得某一种圣果。第二个呢，他精通教理：他必须曾经在过去佛的教法（时）期学习经律论三藏，比较精通。第三个呢，他（善于）辩明或者质问——（即）遍问：他必须曾经在过去佛的教法中研究注释和讨论疑难之处，（据此）清楚地了解三藏。</w:t>
+        <w:shd w:val="clear" w:fill="F2F5FA"/>
+      </w:pPr>
+      <w:r>
+        <w:rPr>
+          <w:b w:val="0"/>
+        </w:rPr>
+        <w:t>[00:49:11.795] 当富楼那尊者说完这部经时，阿难尊者证得（入流果）——能以入流道（智）与（入流）果（智）来了知</w:t>
       </w:r>
     </w:p>
     <w:p>
       <w:pPr>
-        <w:spacing w:before="40" w:after="80"/>
-        <w:ind w:left="283"/>
-        <w:shd w:val="clear" w:color="auto" w:fill="EDF6EF"/>
+        <w:ind w:left="170"/>
         <w:pBdr>
-          <w:left w:val="single" w:sz="20" w:space="6" w:color="1E5631"/>
+          <w:left w:val="single" w:sz="18" w:space="4" w:color="1E4620"/>
         </w:pBdr>
-      </w:pPr>
-      <w:r>
-        <w:rPr>
-          <w:sz w:val="20"/>
-        </w:rPr>
-        <w:t>[00:51:30.820] 第四呢，是（恭）闻——（即）听闻：他必须曾在过去佛的教法中恭敬地听闻佛法，未曾以放逸心听闻，这是很重要，他经常听闻佛法。第五呢，是（前）行——过去的修行：他必须沉浸在过去佛的教法（时）期修习止观，多次达到行舍智的阶段。那么后面这四种条件呢，</w:t>
+        <w:shd w:val="clear" w:fill="F2F5FA"/>
+      </w:pPr>
+      <w:r>
+        <w:rPr>
+          <w:b w:val="0"/>
+        </w:rPr>
+        <w:t>[00:49:20.300] 涅槃。好，那我们看，就是阿难尊者，就被称为（多闻）第一，教理极其的通达。他以这样的智慧在修观智的时候，都必须修十一种究竟名色法：就是过去、现在、未来、内在、外在、粗的、细的、低劣的、优胜的、远的、近的。那么我们能不能够这么傲慢地认为：我们这个时代的人，只要修当下的就可以——因为过去已经过去，未来还没有出现，所以呢，我们不需要去知道过去和未来，我们只要知道当下，我们就可以证悟了。</w:t>
       </w:r>
     </w:p>
     <w:p>
       <w:pPr>
-        <w:spacing w:before="40" w:after="80"/>
-        <w:ind w:left="283"/>
-        <w:shd w:val="clear" w:color="auto" w:fill="EDF6EF"/>
+        <w:ind w:left="170"/>
         <w:pBdr>
-          <w:left w:val="single" w:sz="20" w:space="6" w:color="1E5631"/>
+          <w:left w:val="single" w:sz="18" w:space="4" w:color="1E4620"/>
         </w:pBdr>
-      </w:pPr>
-      <w:r>
-        <w:rPr>
-          <w:sz w:val="20"/>
-        </w:rPr>
-        <w:t>[00:51:55.625] 是他的巴拉密。阿难尊者呢，曾经于十万个大劫以前，在（莲花胜佛）——就是（帕度姆塔拉佛）的座下呢，累积这样的巴拉密。因此呢，他并不是在这一生才修行，他已经曾经在过去佛的教法中彻底地观照名色法以及缘起法，并且观照名色法及其因为无常、苦、无我，（提升观智）达到行舍智的阶段；而且他在那一生呢，他发愿要成为释迦牟尼佛的这个（多）闻第一的大弟子。所以呢，除了这些过去的巴拉密以外呢，</w:t>
+        <w:shd w:val="clear" w:fill="F2F5FA"/>
+      </w:pPr>
+      <w:r>
+        <w:rPr>
+          <w:b w:val="0"/>
+        </w:rPr>
+        <w:t>[00:50:04.850] 那这个是我们的傲慢，对。好。那即呢，作为一个踏实的禅修者呢，最好呢，你要像阿难尊者这样来系统地修学，是比较稳当，比较稳当。那阿难尊者在证悟这个初果的时候呢，他是连同四无碍解智同时升起来的。我们说这个连同四无碍解智的初果圣者——很多呢是四无碍解智到阿拉汉（果）的时候一起升起，但是阿难尊者是初果的时候四无碍解智就升起来了。</w:t>
       </w:r>
     </w:p>
     <w:p>
       <w:pPr>
-        <w:spacing w:before="40" w:after="80"/>
-        <w:ind w:left="283"/>
-        <w:shd w:val="clear" w:color="auto" w:fill="EDF6EF"/>
+        <w:ind w:left="170"/>
         <w:pBdr>
-          <w:left w:val="single" w:sz="20" w:space="6" w:color="1E5631"/>
+          <w:left w:val="single" w:sz="18" w:space="4" w:color="1E4620"/>
         </w:pBdr>
-      </w:pPr>
-      <w:r>
-        <w:rPr>
-          <w:sz w:val="20"/>
-        </w:rPr>
-        <w:t>[00:52:35.535] 他在最后一生呢，他接受佛陀的教导，在三个月的雨安居期间精进的修习止观，这是他当世的巴拉密。所以我们说过去的巴拉密跟我们现在的巴拉密要连接起来，就是你这一生要有足够的巴拉密跟过去的巴拉密去连接。由于过去与现在这些巴拉密的缘故，所以他在听闻富楼那尊者讲的这个（镜子比喻）的经之后，他能够很轻易地证悟入流果。</w:t>
+        <w:shd w:val="clear" w:fill="F2F5FA"/>
+      </w:pPr>
+      <w:r>
+        <w:rPr>
+          <w:b w:val="0"/>
+        </w:rPr>
+        <w:t>[00:50:52.620] 那么，（要）证（得）四无碍解智呢，他必须具备五种条件。这五种条件，第一个呢是证悟：他必须在现在佛的教法时期证得某一种圣果。第二个呢，他精通教理：他必须曾经在过去佛的教法（时）期学习经律论三藏，比较精通。第三个呢，他（善于）辩明或者质问——（即）遍问：他必须曾经在过去佛的教法中研究注释和讨论疑难之处，（据此）清楚地了解三藏。</w:t>
       </w:r>
     </w:p>
     <w:p>
       <w:pPr>
-        <w:spacing w:before="40" w:after="80"/>
-        <w:ind w:left="283"/>
-        <w:shd w:val="clear" w:color="auto" w:fill="EDF6EF"/>
+        <w:ind w:left="170"/>
         <w:pBdr>
-          <w:left w:val="single" w:sz="20" w:space="6" w:color="1E5631"/>
+          <w:left w:val="single" w:sz="18" w:space="4" w:color="1E4620"/>
         </w:pBdr>
-      </w:pPr>
-      <w:r>
-        <w:rPr>
-          <w:sz w:val="20"/>
-        </w:rPr>
-        <w:t>[00:53:10.240] 那么，他在过去世累积的巴拉密修习止观到达行舍智的时候呢，他也履行往返的义务——就是我们后面会讲的这个</w:t>
+        <w:shd w:val="clear" w:fill="F2F5FA"/>
+      </w:pPr>
+      <w:r>
+        <w:rPr>
+          <w:b w:val="0"/>
+        </w:rPr>
+        <w:t>[00:51:30.820] 第四呢，是（恭）闻——（即）听闻：他必须曾在过去佛的教法中恭敬地听闻佛法，未曾以放逸心听闻，这是很重要，他经常听闻佛法。第五呢，是（前）行——过去的修行：他必须沉浸在过去佛的教法（时）期修习止观，多次达到行舍智的阶段。那么后面这四种条件呢，</w:t>
       </w:r>
     </w:p>
     <w:p>
       <w:pPr>
-        <w:spacing w:before="40" w:after="80"/>
-        <w:ind w:left="283"/>
-        <w:shd w:val="clear" w:color="auto" w:fill="EDF6EF"/>
+        <w:ind w:left="170"/>
         <w:pBdr>
-          <w:left w:val="single" w:sz="20" w:space="6" w:color="1E5631"/>
+          <w:left w:val="single" w:sz="18" w:space="4" w:color="1E4620"/>
         </w:pBdr>
-      </w:pPr>
-      <w:r>
-        <w:rPr>
-          <w:sz w:val="20"/>
-        </w:rPr>
-        <w:t>[00:53:15.465] 身念处的部分。这个身至念的部分意思呢，就是他在那个时候入村托钵以及返回的路上，都一直在专注于修习止禅或者观禅。如此说呢，是为了显示他不止在一种姿势中修习止观，而是在四威仪中都修习止观。所以我们也要像阿难尊者一样，在（行住坐卧）、在随时随地，你的心呢都应该在四念处上。</w:t>
+        <w:shd w:val="clear" w:fill="F2F5FA"/>
+      </w:pPr>
+      <w:r>
+        <w:rPr>
+          <w:b w:val="0"/>
+        </w:rPr>
+        <w:t>[00:51:55.625] 是他的巴拉密。阿难尊者呢，曾经于十万个大劫以前，在（莲花胜佛）——就是（帕度姆塔拉佛）的座下呢，累积这样的巴拉密。因此呢，他并不是在这一生才修行，他已经曾经在过去佛的教法中彻底地观照名色法以及缘起法，并且观照名色法及其因为无常、苦、无我，（提升观智）达到行舍智的阶段；而且他在那一生呢，他发愿要成为释迦牟尼佛的这个（多）闻第一的大弟子。所以呢，除了这些过去的巴拉密以外呢，</w:t>
       </w:r>
     </w:p>
     <w:p>
-      <w:r>
-        <w:rPr>
-          <w:b/>
-          <w:sz w:val="21"/>
-        </w:rPr>
-        <w:t>十二、日常忆念、义注复注的来历与阿难尊者最后的证悟（◈扩展）</w:t>
+      <w:pPr>
+        <w:ind w:left="170"/>
+        <w:pBdr>
+          <w:left w:val="single" w:sz="18" w:space="4" w:color="1E4620"/>
+        </w:pBdr>
+        <w:shd w:val="clear" w:fill="F2F5FA"/>
+      </w:pPr>
+      <w:r>
+        <w:rPr>
+          <w:b w:val="0"/>
+        </w:rPr>
+        <w:t>[00:52:35.535] 他在最后一生呢，他接受佛陀的教导，在三个月的雨安居期间精进的修习止观，这是他当世的巴拉密。所以我们说过去的巴拉密跟我们现在的巴拉密要连接起来，就是你这一生要有足够的巴拉密跟过去的巴拉密去连接。由于过去与现在这些巴拉密的缘故，所以他在听闻富楼那尊者讲的这个（镜子比喻）的经之后，他能够很轻易地证悟入流果。</w:t>
       </w:r>
     </w:p>
     <w:p>
       <w:pPr>
-        <w:spacing w:before="40" w:after="80"/>
-        <w:ind w:left="283"/>
-        <w:shd w:val="clear" w:color="auto" w:fill="EDF6EF"/>
+        <w:ind w:left="170"/>
         <w:pBdr>
-          <w:left w:val="single" w:sz="20" w:space="6" w:color="1E5631"/>
+          <w:left w:val="single" w:sz="18" w:space="4" w:color="1E4620"/>
         </w:pBdr>
-      </w:pPr>
-      <w:r>
-        <w:rPr>
-          <w:sz w:val="20"/>
-        </w:rPr>
-        <w:t>[00:53:42.520] 那么现在呢，有很多在修（入出息念的）同学呢，我都建议大家，你在日常的时候呢，你就要想着（鼻端这边）有一团（气息）始终在存在。（整理注记：此句转写欠清晰，义为尊者建议在日常中忆念鼻端那团气息始终存在。）好，那你经常这样的（忆念）呢，你就很容易呢让你的心呢有这样的一个对（入出息念）的重复缘持续地产生，那么你的（定力）呢就会被培育。</w:t>
+        <w:shd w:val="clear" w:fill="F2F5FA"/>
+      </w:pPr>
+      <w:r>
+        <w:rPr>
+          <w:b w:val="0"/>
+        </w:rPr>
+        <w:t>[00:53:10.240] 那么，他在过去世累积的巴拉密修习止观到达行舍智的时候呢，他也履行往返的义务——就是我们后面会讲的这个</w:t>
       </w:r>
     </w:p>
     <w:p>
       <w:pPr>
-        <w:spacing w:before="40" w:after="80"/>
-        <w:ind w:left="283"/>
-        <w:shd w:val="clear" w:color="auto" w:fill="EDF6EF"/>
+        <w:ind w:left="170"/>
         <w:pBdr>
-          <w:left w:val="single" w:sz="20" w:space="6" w:color="1E5631"/>
+          <w:left w:val="single" w:sz="18" w:space="4" w:color="1E4620"/>
         </w:pBdr>
-      </w:pPr>
-      <w:r>
-        <w:rPr>
-          <w:sz w:val="20"/>
-        </w:rPr>
-        <w:t>[00:54:16.760] 阿难尊者不不但曾经在过去佛的教法中很认真地修习四威仪，在（过去）诸佛的教法期呢也是同样很认真地修习四威仪，然后在三个月的安居中精进修行，最后才证入</w:t>
+        <w:shd w:val="clear" w:fill="F2F5FA"/>
+      </w:pPr>
+      <w:r>
+        <w:rPr>
+          <w:b w:val="0"/>
+        </w:rPr>
+        <w:t>[00:53:15.465] 身念处的部分。这个身至念的部分意思呢，就是他在那个时候入村托钵以及返回的路上，都一直在专注于修习止禅或者观禅。如此说呢，是为了显示他不止在一种姿势中修习止观，而是在四威仪中都修习止观。所以我们也要像阿难尊者一样，在（行住坐卧）、在随时随地，你的心呢都应该在四念处上。</w:t>
       </w:r>
     </w:p>
     <w:p>
-      <w:pPr>
-        <w:spacing w:before="40" w:after="80"/>
-        <w:ind w:left="283"/>
-        <w:shd w:val="clear" w:color="auto" w:fill="EDF6EF"/>
-        <w:pBdr>
-          <w:left w:val="single" w:sz="20" w:space="6" w:color="1E5631"/>
-        </w:pBdr>
-      </w:pPr>
-      <w:r>
-        <w:rPr>
-          <w:sz w:val="20"/>
-        </w:rPr>
-        <w:t>[00:54:32.180] 初果。但（证得）初果以后呢？他依然是一有机会就精进的修习止观，如此经历了四十四年之久。</w:t>
+      <w:r>
+        <w:rPr>
+          <w:b/>
+        </w:rPr>
+        <w:t>十二、日常忆念、义注复注的来历与阿难尊者最后的证悟（◈扩展）</w:t>
       </w:r>
     </w:p>
     <w:p>
       <w:pPr>
-        <w:spacing w:before="40" w:after="80"/>
-        <w:ind w:left="283"/>
-        <w:shd w:val="clear" w:color="auto" w:fill="EDF6EF"/>
+        <w:ind w:left="170"/>
         <w:pBdr>
-          <w:left w:val="single" w:sz="20" w:space="6" w:color="1E5631"/>
+          <w:left w:val="single" w:sz="18" w:space="4" w:color="1E4620"/>
         </w:pBdr>
-      </w:pPr>
-      <w:r>
-        <w:rPr>
-          <w:sz w:val="20"/>
-        </w:rPr>
-        <w:t>[00:54:42.180] 好，那也就是我们刚才讲的这个，佛陀讲这个《大因缘经》——阿难尊者有一天，跟佛陀住在同一个森林里面。白天的时候，阿难尊者呢，他顺利地观照缘起法，他能够清楚地照见因果关系，并且能够观照十二缘起支为无常（苦）无我。</w:t>
+        <w:shd w:val="clear" w:fill="F2F5FA"/>
+      </w:pPr>
+      <w:r>
+        <w:rPr>
+          <w:b w:val="0"/>
+        </w:rPr>
+        <w:t>[00:53:42.520] 那么现在呢，有很多在修（入出息念的）同学呢，我都建议大家，你在日常的时候呢，你就要想着（鼻端这边）有一团（气息）始终在存在。（整理注记：此句转写欠清晰，义为尊者建议在日常中忆念鼻端那团气息始终存在。）好，那你经常这样的（忆念）呢，你就很容易呢让你的心呢有这样的一个对（入出息念）的重复缘持续地产生，那么你的（定力）呢就会被培育。</w:t>
       </w:r>
     </w:p>
     <w:p>
       <w:pPr>
-        <w:spacing w:before="40" w:after="80"/>
-        <w:ind w:left="283"/>
-        <w:shd w:val="clear" w:color="auto" w:fill="EDF6EF"/>
+        <w:ind w:left="170"/>
         <w:pBdr>
-          <w:left w:val="single" w:sz="20" w:space="6" w:color="1E5631"/>
+          <w:left w:val="single" w:sz="18" w:space="4" w:color="1E4620"/>
         </w:pBdr>
-      </w:pPr>
-      <w:r>
-        <w:rPr>
-          <w:sz w:val="20"/>
-        </w:rPr>
-        <w:t>[00:55:05.780] 傍晚的时候呢，他来见佛陀，禀告说：虽然世尊说缘起法很深奥，但对我们来讲，缘起法很容易。所以佛陀对他讲说：阿难，不要这样说，如果不能以三种遍知来了知缘起，就无法解脱生死轮回。所以在这部《大因缘经》的义注里面呢——佛陀这段话呢，是说如果不能以观智来了知缘起法则，无法解脱生死轮回，这是很重要的指导。那如果想要解脱（生死）轮回呢，我们就必须以观智来了知缘起，而不能（仅凭）思维推断。</w:t>
+        <w:shd w:val="clear" w:fill="F2F5FA"/>
+      </w:pPr>
+      <w:r>
+        <w:rPr>
+          <w:b w:val="0"/>
+        </w:rPr>
+        <w:t>[00:54:16.760] 阿难尊者不不但曾经在过去佛的教法中很认真地修习四威仪，在（过去）诸佛的教法期呢也是同样很认真地修习四威仪，然后在三个月的安居中精进修行，最后才证入</w:t>
       </w:r>
     </w:p>
     <w:p>
       <w:pPr>
-        <w:spacing w:before="40" w:after="80"/>
-        <w:ind w:left="283"/>
-        <w:shd w:val="clear" w:color="auto" w:fill="EDF6EF"/>
+        <w:ind w:left="170"/>
         <w:pBdr>
-          <w:left w:val="single" w:sz="20" w:space="6" w:color="1E5631"/>
+          <w:left w:val="single" w:sz="18" w:space="4" w:color="1E4620"/>
         </w:pBdr>
-      </w:pPr>
-      <w:r>
-        <w:rPr>
-          <w:sz w:val="20"/>
-        </w:rPr>
-        <w:t>[00:55:40.670] 如何才能以观智了知缘起呢？首先必须培育定力，其次必须观照内外的名色法，然后才能够观照缘起法。</w:t>
+        <w:shd w:val="clear" w:fill="F2F5FA"/>
+      </w:pPr>
+      <w:r>
+        <w:rPr>
+          <w:b w:val="0"/>
+        </w:rPr>
+        <w:t>[00:54:32.180] 初果。但（证得）初果以后呢？他依然是一有机会就精进的修习止观，如此经历了四十四年之久。</w:t>
       </w:r>
     </w:p>
     <w:p>
       <w:pPr>
-        <w:spacing w:before="40" w:after="80"/>
-        <w:ind w:left="283"/>
-        <w:shd w:val="clear" w:color="auto" w:fill="EDF6EF"/>
+        <w:ind w:left="170"/>
         <w:pBdr>
-          <w:left w:val="single" w:sz="20" w:space="6" w:color="1E5631"/>
+          <w:left w:val="single" w:sz="18" w:space="4" w:color="1E4620"/>
         </w:pBdr>
-      </w:pPr>
-      <w:r>
-        <w:rPr>
-          <w:sz w:val="20"/>
-        </w:rPr>
-        <w:t>[00:55:50.195] 就像我经常会（跟大家）提，我说有一些大的禅师——或者不是禅师、一些大的这种上座部的佛教学者，他都会说缘起法呢这个不对，因为十二缘起支呢看起来好像有个我在轮回；然后有的说呢，说三岁以前的这个孩子呢（不）在缘起法的范畴之内。上座部也有这样的（种种）观点，很奇怪。为什么呢？因为他不能够以观智去观照十二缘起法，而是（只）在他的脑子里面去构建、去思维他的缘起法。那么这个就是佛教历史发展流变过程中最普遍的问题，就是——</w:t>
+        <w:shd w:val="clear" w:fill="F2F5FA"/>
+      </w:pPr>
+      <w:r>
+        <w:rPr>
+          <w:b w:val="0"/>
+        </w:rPr>
+        <w:t>[00:54:42.180] 好，那也就是我们刚才讲的这个，佛陀讲这个《大因缘经》——阿难尊者有一天，跟佛陀住在同一个森林里面。白天的时候，阿难尊者呢，他顺利地观照缘起法，他能够清楚地照见因果关系，并且能够观照十二缘起支为无常（苦）无我。</w:t>
       </w:r>
     </w:p>
     <w:p>
       <w:pPr>
-        <w:spacing w:before="40" w:after="80"/>
-        <w:ind w:left="283"/>
-        <w:shd w:val="clear" w:color="auto" w:fill="EDF6EF"/>
+        <w:ind w:left="170"/>
         <w:pBdr>
-          <w:left w:val="single" w:sz="20" w:space="6" w:color="1E5631"/>
+          <w:left w:val="single" w:sz="18" w:space="4" w:color="1E4620"/>
         </w:pBdr>
-      </w:pPr>
-      <w:r>
-        <w:rPr>
-          <w:sz w:val="20"/>
-        </w:rPr>
-        <w:t>[00:56:38.580] 论师喜欢写、喜欢讲，不喜欢修；那禅师呢？喜欢修——或爱修——不喜欢讲？那真正禅修正得的东西呢，这个论师都不知道。论师呢就以他的逻辑在想一堆事儿，然后写成一本书，然后我们看到就是这样，就很麻烦。那所以呢，我们为什么要（尊重义注复注）呢？就是真正的在上座部对于这个义注复注的尊重呢，而不是仅仅去看某一些人写的东西。因为义注在佛陀时代就已经开始形成了。</w:t>
+        <w:shd w:val="clear" w:fill="F2F5FA"/>
+      </w:pPr>
+      <w:r>
+        <w:rPr>
+          <w:b w:val="0"/>
+        </w:rPr>
+        <w:t>[00:55:05.780] 傍晚的时候呢，他来见佛陀，禀告说：虽然世尊说缘起法很深奥，但对我们来讲，缘起法很容易。所以佛陀对他讲说：阿难，不要这样说，如果不能以三种遍知来了知缘起，就无法解脱生死轮回。所以在这部《大因缘经》的义注里面呢——佛陀这段话呢，是说如果不能以观智来了知缘起法则，无法解脱生死轮回，这是很重要的指导。那如果想要解脱（生死）轮回呢，我们就必须以观智来了知缘起，而不能（仅凭）思维推断。</w:t>
       </w:r>
     </w:p>
     <w:p>
       <w:pPr>
-        <w:spacing w:before="40" w:after="80"/>
-        <w:ind w:left="283"/>
-        <w:shd w:val="clear" w:color="auto" w:fill="EDF6EF"/>
+        <w:ind w:left="170"/>
         <w:pBdr>
-          <w:left w:val="single" w:sz="20" w:space="6" w:color="1E5631"/>
+          <w:left w:val="single" w:sz="18" w:space="4" w:color="1E4620"/>
         </w:pBdr>
-      </w:pPr>
-      <w:r>
-        <w:rPr>
-          <w:sz w:val="20"/>
-        </w:rPr>
-        <w:t>[00:57:18.940] 那怎么讲呢？就是因为佛陀有时候呢，他针对一些众生讲一段话，也是为了那一拨人马上证悟；但是佛陀身边还有很多其他的人呢，那很多其他人听完以后（就听不明白）了。听不明白了，回来怎么办呢？</w:t>
+        <w:shd w:val="clear" w:fill="F2F5FA"/>
+      </w:pPr>
+      <w:r>
+        <w:rPr>
+          <w:b w:val="0"/>
+        </w:rPr>
+        <w:t>[00:55:40.670] 如何才能以观智了知缘起呢？首先必须培育定力，其次必须观照内外的名色法，然后才能够观照缘起法。</w:t>
       </w:r>
     </w:p>
     <w:p>
       <w:pPr>
-        <w:spacing w:before="40" w:after="80"/>
-        <w:ind w:left="283"/>
-        <w:shd w:val="clear" w:color="auto" w:fill="EDF6EF"/>
+        <w:ind w:left="170"/>
         <w:pBdr>
-          <w:left w:val="single" w:sz="20" w:space="6" w:color="1E5631"/>
+          <w:left w:val="single" w:sz="18" w:space="4" w:color="1E4620"/>
         </w:pBdr>
-      </w:pPr>
-      <w:r>
-        <w:rPr>
-          <w:sz w:val="20"/>
-        </w:rPr>
-        <w:t>[00:57:39.610] 那就问沙利子尊者——最有智慧的沙利子尊者，或者呢，佛陀（弟子中）论议第一的（马哈）咖旃延尊者，然后就向他请教。那么这个沙利子尊者和（马哈）咖旃延尊（者）就会跟他讲；讲完以后呢，这就是最早的义注的原型，就会很多人给他记下来。</w:t>
+        <w:shd w:val="clear" w:fill="F2F5FA"/>
+      </w:pPr>
+      <w:r>
+        <w:rPr>
+          <w:b w:val="0"/>
+        </w:rPr>
+        <w:t>[00:55:50.195] 就像我经常会（跟大家）提，我说有一些大的禅师——或者不是禅师、一些大的这种上座部的佛教学者，他都会说缘起法呢这个不对，因为十二缘起支呢看起来好像有个我在轮回；然后有的说呢，说三岁以前的这个孩子呢（不）在缘起法的范畴之内。上座部也有这样的（种种）观点，很奇怪。为什么呢？因为他不能够以观智去观照十二缘起法，而是（只）在他的脑子里面去构建、去思维他的缘起法。那么这个就是佛教历史发展流变过程中最普遍的问题，就是——</w:t>
       </w:r>
     </w:p>
     <w:p>
       <w:pPr>
-        <w:spacing w:before="40" w:after="80"/>
-        <w:ind w:left="283"/>
-        <w:shd w:val="clear" w:color="auto" w:fill="EDF6EF"/>
+        <w:ind w:left="170"/>
         <w:pBdr>
-          <w:left w:val="single" w:sz="20" w:space="6" w:color="1E5631"/>
+          <w:left w:val="single" w:sz="18" w:space="4" w:color="1E4620"/>
         </w:pBdr>
-      </w:pPr>
-      <w:r>
-        <w:rPr>
-          <w:sz w:val="20"/>
-        </w:rPr>
-        <w:t>[00:57:58.560] 那在佛陀时代，这个义注已经大量的存在。好，那因为在佛陀时代的这个义注呢，（长老们）讲的时候也是很简短的讲，因为那个时候的人就很懂。（到）后面的人呢，看这个义注就看不懂了；看不懂呢，（就有）按照这个去实修过的这样的注释师，对这个东西再注一下，我们就叫做这个复注——就是义注的复注，就是对义注的再解释就叫复注。那到了再往后呢，你复注又看不明白了，所以然后就有一些实修者就在做再复注。</w:t>
+        <w:shd w:val="clear" w:fill="F2F5FA"/>
+      </w:pPr>
+      <w:r>
+        <w:rPr>
+          <w:b w:val="0"/>
+        </w:rPr>
+        <w:t>[00:56:38.580] 论师喜欢写、喜欢讲，不喜欢修；那禅师呢？喜欢修——或爱修——不喜欢讲？那真正禅修正得的东西呢，这个论师都不知道。论师呢就以他的逻辑在想一堆事儿，然后写成一本书，然后我们看到就是这样，就很麻烦。那所以呢，我们为什么要（尊重义注复注）呢？就是真正的在上座部对于这个义注复注的尊重呢，而不是仅仅去看某一些人写的东西。因为义注在佛陀时代就已经开始形成了。</w:t>
       </w:r>
     </w:p>
     <w:p>
       <w:pPr>
-        <w:spacing w:before="40" w:after="80"/>
-        <w:ind w:left="283"/>
-        <w:shd w:val="clear" w:color="auto" w:fill="EDF6EF"/>
+        <w:ind w:left="170"/>
         <w:pBdr>
-          <w:left w:val="single" w:sz="20" w:space="6" w:color="1E5631"/>
+          <w:left w:val="single" w:sz="18" w:space="4" w:color="1E4620"/>
         </w:pBdr>
-      </w:pPr>
-      <w:r>
-        <w:rPr>
-          <w:sz w:val="20"/>
-        </w:rPr>
-        <w:t>[00:58:35.740] 那我们会看到在上座部的这个义注呢，基本上都是一样的、统一的；复注呢就有开始有一些不同的（侧重），有一些不同的这个注释师在注释，那差别不大；但在（再）复注呢，你就会发现差别的内容就比较多，因为有不同的人在做（再）复注。那所以呢，义注（的作者）呢——都是（上首）弟子在做义注，很多的义注是这样。然后呢，</w:t>
+        <w:shd w:val="clear" w:fill="F2F5FA"/>
+      </w:pPr>
+      <w:r>
+        <w:rPr>
+          <w:b w:val="0"/>
+        </w:rPr>
+        <w:t>[00:57:18.940] 那怎么讲呢？就是因为佛陀有时候呢，他针对一些众生讲一段话，也是为了那一拨人马上证悟；但是佛陀身边还有很多其他的人呢，那很多其他人听完以后（就听不明白）了。听不明白了，回来怎么办呢？</w:t>
       </w:r>
     </w:p>
     <w:p>
       <w:pPr>
-        <w:spacing w:before="40" w:after="80"/>
-        <w:ind w:left="283"/>
-        <w:shd w:val="clear" w:color="auto" w:fill="EDF6EF"/>
+        <w:ind w:left="170"/>
         <w:pBdr>
-          <w:left w:val="single" w:sz="20" w:space="6" w:color="1E5631"/>
+          <w:left w:val="single" w:sz="18" w:space="4" w:color="1E4620"/>
         </w:pBdr>
-      </w:pPr>
-      <w:r>
-        <w:rPr>
-          <w:sz w:val="20"/>
-        </w:rPr>
-        <w:t>[00:59:04.255] 复注呢也是说很多大师（级的）修者、这些阿拉汉在做。那么也就是（说），这个自己的想法或自己的禅修体验是最不可靠的，就是这样一个角度来讲呢。所以呢，我们呢必须知道，（与）所有佛陀说的法，乃至于阿毗达摩，</w:t>
+        <w:shd w:val="clear" w:fill="F2F5FA"/>
+      </w:pPr>
+      <w:r>
+        <w:rPr>
+          <w:b w:val="0"/>
+        </w:rPr>
+        <w:t>[00:57:39.610] 那就问沙利子尊者——最有智慧的沙利子尊者，或者呢，佛陀（弟子中）论议第一的（马哈）咖旃延尊者，然后就向他请教。那么这个沙利子尊者和（马哈）咖旃延尊（者）就会跟他讲；讲完以后呢，这就是最早的义注的原型，就会很多人给他记下来。</w:t>
       </w:r>
     </w:p>
     <w:p>
       <w:pPr>
-        <w:spacing w:before="40" w:after="80"/>
-        <w:ind w:left="283"/>
-        <w:shd w:val="clear" w:color="auto" w:fill="EDF6EF"/>
+        <w:ind w:left="170"/>
         <w:pBdr>
-          <w:left w:val="single" w:sz="20" w:space="6" w:color="1E5631"/>
+          <w:left w:val="single" w:sz="18" w:space="4" w:color="1E4620"/>
         </w:pBdr>
-      </w:pPr>
-      <w:r>
-        <w:rPr>
-          <w:sz w:val="20"/>
-        </w:rPr>
-        <w:t>[00:59:28.185] 都是要拿来实修的，都是可以实证的，那不是拿来用逻辑思考的，不是建立一个哲学体系。</w:t>
+        <w:shd w:val="clear" w:fill="F2F5FA"/>
+      </w:pPr>
+      <w:r>
+        <w:rPr>
+          <w:b w:val="0"/>
+        </w:rPr>
+        <w:t>[00:57:58.560] 那在佛陀时代，这个义注已经大量的存在。好，那因为在佛陀时代的这个义注呢，（长老们）讲的时候也是很简短的讲，因为那个时候的人就很懂。（到）后面的人呢，看这个义注就看不懂了；看不懂呢，（就有）按照这个去实修过的这样的注释师，对这个东西再注一下，我们就叫做这个复注——就是义注的复注，就是对义注的再解释就叫复注。那到了再往后呢，你复注又看不明白了，所以然后就有一些实修者就在做再复注。</w:t>
       </w:r>
     </w:p>
     <w:p>
       <w:pPr>
-        <w:spacing w:before="40" w:after="80"/>
-        <w:ind w:left="283"/>
-        <w:shd w:val="clear" w:color="auto" w:fill="EDF6EF"/>
+        <w:ind w:left="170"/>
         <w:pBdr>
-          <w:left w:val="single" w:sz="20" w:space="6" w:color="1E5631"/>
+          <w:left w:val="single" w:sz="18" w:space="4" w:color="1E4620"/>
         </w:pBdr>
-      </w:pPr>
-      <w:r>
-        <w:rPr>
-          <w:sz w:val="20"/>
-        </w:rPr>
-        <w:t>[00:59:38.540] 那尽管阿难尊者一有机会就努力地观照十一种究竟名色法为无常（苦无我），但是他并没有能够在那四十四年当中证得更高的果位。</w:t>
+        <w:shd w:val="clear" w:fill="F2F5FA"/>
+      </w:pPr>
+      <w:r>
+        <w:rPr>
+          <w:b w:val="0"/>
+        </w:rPr>
+        <w:t>[00:58:35.740] 那我们会看到在上座部的这个义注呢，基本上都是一样的、统一的；复注呢就有开始有一些不同的（侧重），有一些不同的这个注释师在注释，那差别不大；但在（再）复注呢，你就会发现差别的内容就比较多，因为有不同的人在做（再）复注。那所以呢，义注（的作者）呢——都是（上首）弟子在做义注，很多的义注是这样。然后呢，</w:t>
       </w:r>
     </w:p>
     <w:p>
       <w:pPr>
-        <w:spacing w:before="40" w:after="80"/>
-        <w:ind w:left="283"/>
-        <w:shd w:val="clear" w:color="auto" w:fill="EDF6EF"/>
+        <w:ind w:left="170"/>
         <w:pBdr>
-          <w:left w:val="single" w:sz="20" w:space="6" w:color="1E5631"/>
+          <w:left w:val="single" w:sz="18" w:space="4" w:color="1E4620"/>
         </w:pBdr>
-      </w:pPr>
-      <w:r>
-        <w:rPr>
-          <w:sz w:val="20"/>
-        </w:rPr>
-        <w:t>[00:59:48.790] 所以佛陀般涅槃的时候，在第一次三藏圣典结集的前一天晚上，阿难尊者又勇猛精进的修习身至念业处，就是经行。当天晚上，阿难尊者精进的修行，精勤的经行。他行走的时候，应当知道如何修行：他应当观照带动的色法和被带动的色法——造成身体动作的心：带动与被带动的色法是色蕴，造成身体动作的这个心呢包括四种名蕴，（共）五蕴。行走时，他观照五蕴、五蕴的因，以及观照五蕴和因的无常、苦（无）我的本质，他整个晚上就这样来观照。</w:t>
+        <w:shd w:val="clear" w:fill="F2F5FA"/>
+      </w:pPr>
+      <w:r>
+        <w:rPr>
+          <w:b w:val="0"/>
+        </w:rPr>
+        <w:t>[00:59:04.255] 复注呢也是说很多大师（级的）修者、这些阿拉汉在做。那么也就是（说），这个自己的想法或自己的禅修体验是最不可靠的，就是这样一个角度来讲呢。所以呢，我们呢必须知道，（与）所有佛陀说的法，乃至于阿毗达摩，</w:t>
       </w:r>
     </w:p>
     <w:p>
       <w:pPr>
-        <w:spacing w:before="40" w:after="80"/>
-        <w:ind w:left="283"/>
-        <w:shd w:val="clear" w:color="auto" w:fill="EDF6EF"/>
+        <w:ind w:left="170"/>
         <w:pBdr>
-          <w:left w:val="single" w:sz="20" w:space="6" w:color="1E5631"/>
+          <w:left w:val="single" w:sz="18" w:space="4" w:color="1E4620"/>
         </w:pBdr>
-      </w:pPr>
-      <w:r>
-        <w:rPr>
-          <w:sz w:val="20"/>
-        </w:rPr>
-        <w:t>[01:00:27.580] 那由于他想在第二天，就三藏结集开始的时候必须证悟阿拉汉果——因为这个是嘎沙巴尊者，我们（也）翻译叫（大）迦叶尊者、马哈嘎沙巴，给他的任务对。然后他自己呢也觉得不好意思，因为另外四百九十九个参与圣典结集的全是四无碍解智的大阿拉汉，就他一个是初果的（圣者）。他觉得他必须要做到，所以他非常精进。由于他非常精进，所以他（精进根太强），就是五根没有平衡，他没有办法达到更高的成就。</w:t>
+        <w:shd w:val="clear" w:fill="F2F5FA"/>
+      </w:pPr>
+      <w:r>
+        <w:rPr>
+          <w:b w:val="0"/>
+        </w:rPr>
+        <w:t>[00:59:28.185] 都是要拿来实修的，都是可以实证的，那不是拿来用逻辑思考的，不是建立一个哲学体系。</w:t>
       </w:r>
     </w:p>
     <w:p>
       <w:pPr>
-        <w:spacing w:before="40" w:after="80"/>
-        <w:ind w:left="283"/>
-        <w:shd w:val="clear" w:color="auto" w:fill="EDF6EF"/>
+        <w:ind w:left="170"/>
         <w:pBdr>
-          <w:left w:val="single" w:sz="20" w:space="6" w:color="1E5631"/>
+          <w:left w:val="single" w:sz="18" w:space="4" w:color="1E4620"/>
         </w:pBdr>
-      </w:pPr>
-      <w:r>
-        <w:rPr>
-          <w:sz w:val="20"/>
-        </w:rPr>
-        <w:t>[01:01:05.730] 于是呢，他在凌晨的时候，他准备躺下来休息一下。就在他站着和躺到床上的这个中间的过程，他依然观照诸行法的无常、苦（无我）——就在这个过程中。即阿难尊者是唯一一个不在（坐）姿（中）证阿拉汉果的：就是他在站和躺下的中间，证得的阿拉汉果，但是还是属于身至念的范畴。所以在这个时候，他觉得放松一下，所以他的精进根（与）定根达到了平衡。就在他躺下之前，这个瞬间，</w:t>
+        <w:shd w:val="clear" w:fill="F2F5FA"/>
+      </w:pPr>
+      <w:r>
+        <w:rPr>
+          <w:b w:val="0"/>
+        </w:rPr>
+        <w:t>[00:59:38.540] 那尽管阿难尊者一有机会就努力地观照十一种究竟名色法为无常（苦无我），但是他并没有能够在那四十四年当中证得更高的果位。</w:t>
       </w:r>
     </w:p>
     <w:p>
       <w:pPr>
-        <w:spacing w:before="40" w:after="80"/>
-        <w:ind w:left="283"/>
-        <w:shd w:val="clear" w:color="auto" w:fill="EDF6EF"/>
+        <w:ind w:left="170"/>
         <w:pBdr>
-          <w:left w:val="single" w:sz="20" w:space="6" w:color="1E5631"/>
+          <w:left w:val="single" w:sz="18" w:space="4" w:color="1E4620"/>
         </w:pBdr>
-      </w:pPr>
-      <w:r>
-        <w:rPr>
-          <w:sz w:val="20"/>
-        </w:rPr>
-        <w:t>[01:01:42.835] 这一（阿）拉汉果被他证得。就在阿难尊者五根成熟并且平衡的时候，他观照任何一种行法为无常、苦（无）我都足以证悟阿拉汉果。因为他之前已经非常有系统地观照这十一种究竟名色法的无常（苦）无我无数次，而且他达到很成熟的（观智）阶段。好，那即阿难尊者呢，他在最后是修习身至念证悟阿拉汉果，而且呢，他的身至念是一个很特别的身至念。那，</w:t>
+        <w:shd w:val="clear" w:fill="F2F5FA"/>
+      </w:pPr>
+      <w:r>
+        <w:rPr>
+          <w:b w:val="0"/>
+        </w:rPr>
+        <w:t>[00:59:48.790] 所以佛陀般涅槃的时候，在第一次三藏圣典结集的前一天晚上，阿难尊者又勇猛精进的修习身至念业处，就是经行。当天晚上，阿难尊者精进的修行，精勤的经行。他行走的时候，应当知道如何修行：他应当观照带动的色法和被带动的色法——造成身体动作的心：带动与被带动的色法是色蕴，造成身体动作的这个心呢包括四种名蕴，（共）五蕴。行走时，他观照五蕴、五蕴的因，以及观照五蕴和因的无常、苦（无）我的本质，他整个晚上就这样来观照。</w:t>
       </w:r>
     </w:p>
     <w:p>
       <w:pPr>
-        <w:spacing w:before="40" w:after="80"/>
-        <w:ind w:left="283"/>
-        <w:shd w:val="clear" w:color="auto" w:fill="EDF6EF"/>
+        <w:ind w:left="170"/>
         <w:pBdr>
-          <w:left w:val="single" w:sz="20" w:space="6" w:color="1E5631"/>
+          <w:left w:val="single" w:sz="18" w:space="4" w:color="1E4620"/>
         </w:pBdr>
-      </w:pPr>
-      <w:r>
-        <w:rPr>
-          <w:sz w:val="20"/>
-        </w:rPr>
-        <w:t>[01:02:21.060] 我们可能会有疑问：阿难尊者呢从初果证悟阿拉汉果是不是这样跳过去的？他其实不是，就是他从初果到阿拉汉果，他中间的那个（二）果和三果呢也是次第升起的，只是他以非常短暂的时间，就这样几个心路就这样（度过）迅速地（证得阿拉汉果）。</w:t>
+        <w:shd w:val="clear" w:fill="F2F5FA"/>
+      </w:pPr>
+      <w:r>
+        <w:rPr>
+          <w:b w:val="0"/>
+        </w:rPr>
+        <w:t>[01:00:27.580] 那由于他想在第二天，就三藏结集开始的时候必须证悟阿拉汉果——因为这个是嘎沙巴尊者，我们（也）翻译叫（大）迦叶尊者、马哈嘎沙巴，给他的任务对。然后他自己呢也觉得不好意思，因为另外四百九十九个参与圣典结集的全是四无碍解智的大阿拉汉，就他一个是初果的（圣者）。他觉得他必须要做到，所以他非常精进。由于他非常精进，所以他（精进根太强），就是五根没有平衡，他没有办法达到更高的成就。</w:t>
       </w:r>
     </w:p>
     <w:p>
       <w:pPr>
-        <w:spacing w:before="40" w:after="80"/>
-        <w:ind w:left="283"/>
-        <w:shd w:val="clear" w:color="auto" w:fill="EDF6EF"/>
+        <w:ind w:left="170"/>
         <w:pBdr>
-          <w:left w:val="single" w:sz="20" w:space="6" w:color="1E5631"/>
+          <w:left w:val="single" w:sz="18" w:space="4" w:color="1E4620"/>
         </w:pBdr>
-      </w:pPr>
-      <w:r>
-        <w:rPr>
-          <w:sz w:val="20"/>
-        </w:rPr>
-        <w:t>[01:02:39.080] 包括佛陀时代很多尊者，或者是禅修者，听佛陀一讲马上就证悟阿拉汉——他也是通过佛陀讲的时候名色法现起无常苦（无）我（而）观察，他也（是）次第的进入初果、二果、三果、四果。</w:t>
+        <w:shd w:val="clear" w:fill="F2F5FA"/>
+      </w:pPr>
+      <w:r>
+        <w:rPr>
+          <w:b w:val="0"/>
+        </w:rPr>
+        <w:t>[01:01:05.730] 于是呢，他在凌晨的时候，他准备躺下来休息一下。就在他站着和躺到床上的这个中间的过程，他依然观照诸行法的无常、苦（无我）——就在这个过程中。即阿难尊者是唯一一个不在（坐）姿（中）证阿拉汉果的：就是他在站和躺下的中间，证得的阿拉汉果，但是还是属于身至念的范畴。所以在这个时候，他觉得放松一下，所以他的精进根（与）定根达到了平衡。就在他躺下之前，这个瞬间，</w:t>
       </w:r>
     </w:p>
     <w:p>
-      <w:r>
-        <w:rPr>
-          <w:b/>
-          <w:sz w:val="21"/>
-        </w:rPr>
-        <w:t>十三、马哈帝思长老之例与结语（◈扩展）</w:t>
+      <w:pPr>
+        <w:ind w:left="170"/>
+        <w:pBdr>
+          <w:left w:val="single" w:sz="18" w:space="4" w:color="1E4620"/>
+        </w:pBdr>
+        <w:shd w:val="clear" w:fill="F2F5FA"/>
+      </w:pPr>
+      <w:r>
+        <w:rPr>
+          <w:b w:val="0"/>
+        </w:rPr>
+        <w:t>[01:01:42.835] 这一（阿）拉汉果被他证得。就在阿难尊者五根成熟并且平衡的时候，他观照任何一种行法为无常、苦（无）我都足以证悟阿拉汉果。因为他之前已经非常有系统地观照这十一种究竟名色法的无常（苦）无我无数次，而且他达到很成熟的（观智）阶段。好，那即阿难尊者呢，他在最后是修习身至念证悟阿拉汉果，而且呢，他的身至念是一个很特别的身至念。那，</w:t>
       </w:r>
     </w:p>
     <w:p>
       <w:pPr>
-        <w:spacing w:before="40" w:after="80"/>
-        <w:ind w:left="283"/>
-        <w:shd w:val="clear" w:color="auto" w:fill="EDF6EF"/>
+        <w:ind w:left="170"/>
         <w:pBdr>
-          <w:left w:val="single" w:sz="20" w:space="6" w:color="1E5631"/>
+          <w:left w:val="single" w:sz="18" w:space="4" w:color="1E4620"/>
         </w:pBdr>
-      </w:pPr>
-      <w:r>
-        <w:rPr>
-          <w:sz w:val="20"/>
-        </w:rPr>
-        <w:t>[01:02:56.860] 那再一个呢，就是大家很熟悉的这个马哈帝思长老——是斯里兰卡的马哈帝思长老，也是修习身至念的这样的一个例子。他这个长老在入村托钵的时候，遇到一个跟丈夫吵架的女人。然后呢，这个女人遇到长老呢，就发出很大的笑声，想勾引这位长老。这个长老听到笑声呢，他抬头看去呢，只看到那个女人的洁白的牙齿。见到牙齿以后呢，长老就（作意）那个白骨想，因而就见到这个女人全身的白骨。然后他就站在那个地方，专注于这个白骨为不净，那同时也看自己的身体的白骨为不净，然后很快就达到初禅。</w:t>
+        <w:shd w:val="clear" w:fill="F2F5FA"/>
+      </w:pPr>
+      <w:r>
+        <w:rPr>
+          <w:b w:val="0"/>
+        </w:rPr>
+        <w:t>[01:02:21.060] 我们可能会有疑问：阿难尊者呢从初果证悟阿拉汉果是不是这样跳过去的？他其实不是，就是他从初果到阿拉汉果，他中间的那个（二）果和三果呢也是次第升起的，只是他以非常短暂的时间，就这样几个心路就这样（度过）迅速地（证得阿拉汉果）。</w:t>
       </w:r>
     </w:p>
     <w:p>
       <w:pPr>
-        <w:spacing w:before="40" w:after="80"/>
-        <w:ind w:left="283"/>
-        <w:shd w:val="clear" w:color="auto" w:fill="EDF6EF"/>
+        <w:ind w:left="170"/>
         <w:pBdr>
-          <w:left w:val="single" w:sz="20" w:space="6" w:color="1E5631"/>
+          <w:left w:val="single" w:sz="18" w:space="4" w:color="1E4620"/>
         </w:pBdr>
-      </w:pPr>
-      <w:r>
-        <w:rPr>
-          <w:sz w:val="20"/>
-        </w:rPr>
-        <w:t>[01:03:40.280] 然后在初禅出定以后，他就观照初禅的名法为无常、苦（无）我，以及这个初禅心生起来的（那些）色法为无常、苦（无）我。他就站在那个路上，就证悟了阿拉汉果。</w:t>
+        <w:shd w:val="clear" w:fill="F2F5FA"/>
+      </w:pPr>
+      <w:r>
+        <w:rPr>
+          <w:b w:val="0"/>
+        </w:rPr>
+        <w:t>[01:02:39.080] 包括佛陀时代很多尊者，或者是禅修者，听佛陀一讲马上就证悟阿拉汉——他也是通过佛陀讲的时候名色法现起无常苦（无）我（而）观察，他也（是）次第的进入初果、二果、三果、四果。</w:t>
       </w:r>
     </w:p>
     <w:p>
-      <w:pPr>
-        <w:spacing w:before="40" w:after="80"/>
-        <w:ind w:left="283"/>
-        <w:shd w:val="clear" w:color="auto" w:fill="EDF6EF"/>
-        <w:pBdr>
-          <w:left w:val="single" w:sz="20" w:space="6" w:color="1E5631"/>
-        </w:pBdr>
-      </w:pPr>
-      <w:r>
-        <w:rPr>
-          <w:sz w:val="20"/>
-        </w:rPr>
-        <w:t>[01:03:52.160] 为什么他能够如此迅速地证果呢？也是他——以他这个身念处的白骨想，以这白骨想入定，然后观察自己的身体这个带动色法或（被）带动色法，很（长）时间观察它的无常、苦（无）我，他已经多次（修习）很稳定地到达了行舍智。那么在路上遇到这个女人的时候呢，他的观照——由这个女人的牙齿（转而）看到自己的白骨，然后以白骨修观，最后呢，他巴拉密成熟，（所以）能够证悟这个圣道（圣）果。</w:t>
+      <w:r>
+        <w:rPr>
+          <w:b/>
+        </w:rPr>
+        <w:t>十三、马哈帝思长老之例与结语（◈扩展）</w:t>
       </w:r>
     </w:p>
     <w:p>
       <w:pPr>
-        <w:spacing w:before="40" w:after="80"/>
-        <w:ind w:left="283"/>
-        <w:shd w:val="clear" w:color="auto" w:fill="EDF6EF"/>
+        <w:ind w:left="170"/>
         <w:pBdr>
-          <w:left w:val="single" w:sz="20" w:space="6" w:color="1E5631"/>
+          <w:left w:val="single" w:sz="18" w:space="4" w:color="1E4620"/>
         </w:pBdr>
-      </w:pPr>
-      <w:r>
-        <w:rPr>
-          <w:sz w:val="20"/>
-        </w:rPr>
-        <w:t>[01:04:28.880] 这个就是阿难尊者和在斯里兰卡的这个马哈帝思尊者，他们修习身至念，然后证悟阿拉汉果的这样的一个例子。所以呢，我们也应该向这两位尊者学习：从我们最基本的，在四威仪中有正念的觉察；慢慢地我们能看到这个动作里面它有四大的特性，以及是由心在引导这些动作的完成，而其实并没有一个有情（或）男人、女人在行走。</w:t>
+        <w:shd w:val="clear" w:fill="F2F5FA"/>
+      </w:pPr>
+      <w:r>
+        <w:rPr>
+          <w:b w:val="0"/>
+        </w:rPr>
+        <w:t>[01:02:56.860] 那再一个呢，就是大家很熟悉的这个马哈帝思长老——是斯里兰卡的马哈帝思长老，也是修习身至念的这样的一个例子。他这个长老在入村托钵的时候，遇到一个跟丈夫吵架的女人。然后呢，这个女人遇到长老呢，就发出很大的笑声，想勾引这位长老。这个长老听到笑声呢，他抬头看去呢，只看到那个女人的洁白的牙齿。见到牙齿以后呢，长老就（作意）那个白骨想，因而就见到这个女人全身的白骨。然后他就站在那个地方，专注于这个白骨为不净，那同时也看自己的身体的白骨为不净，然后很快就达到初禅。</w:t>
       </w:r>
     </w:p>
     <w:p>
       <w:pPr>
-        <w:spacing w:before="40" w:after="80"/>
-        <w:ind w:left="283"/>
-        <w:shd w:val="clear" w:color="auto" w:fill="EDF6EF"/>
+        <w:ind w:left="170"/>
         <w:pBdr>
-          <w:left w:val="single" w:sz="20" w:space="6" w:color="1E5631"/>
+          <w:left w:val="single" w:sz="18" w:space="4" w:color="1E4620"/>
         </w:pBdr>
-      </w:pPr>
-      <w:r>
-        <w:rPr>
-          <w:sz w:val="20"/>
-        </w:rPr>
-        <w:t>[01:05:02.105] 慢慢地，当我们培养定力，我们能够破除这个名色的密集，见到究竟名色法，以及修行缘起见到究竟名色法生起之因，然后观照这个五蕴和五蕴生起之因的无常、苦、无我——无常、苦、无我三（相），然后就是你一堆名色法，快速刹那的生灭呈现出来无常、苦、无我的这样一种状态。不断地这样修习，我们最后能够证入阿拉汉果。好。</w:t>
+        <w:shd w:val="clear" w:fill="F2F5FA"/>
+      </w:pPr>
+      <w:r>
+        <w:rPr>
+          <w:b w:val="0"/>
+        </w:rPr>
+        <w:t>[01:03:40.280] 然后在初禅出定以后，他就观照初禅的名法为无常、苦（无）我，以及这个初禅心生起来的（那些）色法为无常、苦（无）我。他就站在那个路上，就证悟了阿拉汉果。</w:t>
       </w:r>
     </w:p>
     <w:p>
       <w:pPr>
-        <w:spacing w:before="40" w:after="80"/>
-        <w:ind w:left="283"/>
-        <w:shd w:val="clear" w:color="auto" w:fill="EDF6EF"/>
+        <w:ind w:left="170"/>
         <w:pBdr>
-          <w:left w:val="single" w:sz="20" w:space="6" w:color="1E5631"/>
+          <w:left w:val="single" w:sz="18" w:space="4" w:color="1E4620"/>
         </w:pBdr>
-      </w:pPr>
-      <w:r>
-        <w:rPr>
-          <w:sz w:val="20"/>
-        </w:rPr>
-        <w:t>[01:05:31.800] 好，那么我们今天呢，这个四念处四威仪的身念处的学习就到这里，我们一起来回向功德。</w:t>
+        <w:shd w:val="clear" w:fill="F2F5FA"/>
+      </w:pPr>
+      <w:r>
+        <w:rPr>
+          <w:b w:val="0"/>
+        </w:rPr>
+        <w:t>[01:03:52.160] 为什么他能够如此迅速地证果呢？也是他——以他这个身念处的白骨想，以这白骨想入定，然后观察自己的身体这个带动色法或（被）带动色法，很（长）时间观察它的无常、苦（无）我，他已经多次（修习）很稳定地到达了行舍智。那么在路上遇到这个女人的时候呢，他的观照——由这个女人的牙齿（转而）看到自己的白骨，然后以白骨修观，最后呢，他巴拉密成熟，（所以）能够证悟这个圣道（圣）果。</w:t>
       </w:r>
     </w:p>
     <w:p>
       <w:pPr>
-        <w:spacing w:before="120" w:after="80"/>
-      </w:pPr>
-      <w:r>
-        <w:rPr>
-          <w:rFonts w:ascii="Microsoft YaHei" w:hAnsi="Microsoft YaHei" w:eastAsia="Microsoft YaHei"/>
-          <w:b/>
-          <w:color w:val="1E5631"/>
-          <w:sz w:val="25"/>
-        </w:rPr>
-        <w:t>原文材料②：《大念处经》析解·威仪路章——帕奥西亚多对“行走时了知‘我行走’”的逐层析解</w:t>
+        <w:ind w:left="170"/>
+        <w:pBdr>
+          <w:left w:val="single" w:sz="18" w:space="4" w:color="1E4620"/>
+        </w:pBdr>
+        <w:shd w:val="clear" w:fill="F2F5FA"/>
+      </w:pPr>
+      <w:r>
+        <w:rPr>
+          <w:b w:val="0"/>
+        </w:rPr>
+        <w:t>[01:04:28.880] 这个就是阿难尊者和在斯里兰卡的这个马哈帝思尊者，他们修习身至念，然后证悟阿拉汉果的这样的一个例子。所以呢，我们也应该向这两位尊者学习：从我们最基本的，在四威仪中有正念的觉察；慢慢地我们能看到这个动作里面它有四大的特性，以及是由心在引导这些动作的完成，而其实并没有一个有情（或）男人、女人在行走。</w:t>
       </w:r>
     </w:p>
     <w:p>
-      <w:r>
-        <w:rPr>
-          <w:b/>
-          <w:sz w:val="21"/>
-        </w:rPr>
-        <w:t>经文与汉译（★核心）</w:t>
+      <w:pPr>
+        <w:ind w:left="170"/>
+        <w:pBdr>
+          <w:left w:val="single" w:sz="18" w:space="4" w:color="1E4620"/>
+        </w:pBdr>
+        <w:shd w:val="clear" w:fill="F2F5FA"/>
+      </w:pPr>
+      <w:r>
+        <w:rPr>
+          <w:b w:val="0"/>
+        </w:rPr>
+        <w:t>[01:05:02.105] 慢慢地，当我们培养定力，我们能够破除这个名色的密集，见到究竟名色法，以及修行缘起见到究竟名色法生起之因，然后观照这个五蕴和五蕴生起之因的无常、苦、无我——无常、苦、无我三（相），然后就是你一堆名色法，快速刹那的生灭呈现出来无常、苦、无我的这样一种状态。不断地这样修习，我们最后能够证入阿拉汉果。好。</w:t>
       </w:r>
     </w:p>
     <w:p>
       <w:pPr>
-        <w:spacing w:before="40" w:after="80"/>
-        <w:ind w:left="283"/>
-        <w:shd w:val="clear" w:color="auto" w:fill="EDF6EF"/>
+        <w:ind w:left="170"/>
         <w:pBdr>
-          <w:left w:val="single" w:sz="20" w:space="6" w:color="1E5631"/>
+          <w:left w:val="single" w:sz="18" w:space="4" w:color="1E4620"/>
         </w:pBdr>
-      </w:pPr>
-      <w:r>
-        <w:rPr>
-          <w:sz w:val="20"/>
-        </w:rPr>
-        <w:t>3.2.2 威仪路部分(iriyāpathapabbaṃ)</w:t>
+        <w:shd w:val="clear" w:fill="F2F5FA"/>
+      </w:pPr>
+      <w:r>
+        <w:rPr>
+          <w:b w:val="0"/>
+        </w:rPr>
+        <w:t>[01:05:31.800] 好，那么我们今天呢，这个四念处四威仪的身念处的学习就到这里，我们一起来回向功德。</w:t>
       </w:r>
     </w:p>
     <w:p>
-      <w:pPr>
-        <w:spacing w:before="40" w:after="80"/>
-        <w:ind w:left="283"/>
-        <w:shd w:val="clear" w:color="auto" w:fill="EDF6EF"/>
-        <w:pBdr>
-          <w:left w:val="single" w:sz="20" w:space="6" w:color="1E5631"/>
-        </w:pBdr>
-      </w:pPr>
-      <w:r>
-        <w:rPr>
-          <w:sz w:val="20"/>
-        </w:rPr>
-        <w:t>“Puna caparaṃ, bhikkhave, bhikkhu gacchanto vā ‘gacchāmī’ ti pajānāti, ṭhito vā ‘ṭhitomhī’ ti pajānāti, nisinno vā ‘nisinnomhī’ ti pajānāti, sayāno vā ‘sayānomhī’ ti pajānāti, yathā yathā vā panassa kāyo paṇihito hoti, tathā tathā naṃ pajānāti.”</w:t>
+      <w:r>
+        <w:rPr>
+          <w:b/>
+          <w:color w:val="1E4620"/>
+          <w:sz w:val="23"/>
+        </w:rPr>
+        <w:t>原文材料②：《大念处经》析解·威仪路章——帕奥西亚多对“行走时了知‘我行走’”的逐层析解</w:t>
       </w:r>
     </w:p>
     <w:p>
-      <w:pPr>
-        <w:spacing w:before="40" w:after="80"/>
-        <w:ind w:left="283"/>
-        <w:shd w:val="clear" w:color="auto" w:fill="EDF6EF"/>
-        <w:pBdr>
-          <w:left w:val="single" w:sz="20" w:space="6" w:color="1E5631"/>
-        </w:pBdr>
-      </w:pPr>
-      <w:r>
-        <w:rPr>
-          <w:sz w:val="20"/>
-        </w:rPr>
-        <w:t>“再者，诸比库，比库在行走时了知‘我行走’。站立时了知‘我站立’。坐着时了知‘我坐着’。躺卧时了知‘我躺卧’。无论身体所处如何，只是如实地了知。”</w:t>
+      <w:r>
+        <w:rPr>
+          <w:b/>
+        </w:rPr>
+        <w:t>经文与汉译（★核心）</w:t>
       </w:r>
     </w:p>
     <w:p>
-      <w:r>
-        <w:rPr>
-          <w:b/>
-          <w:sz w:val="21"/>
-        </w:rPr>
-        <w:t>3.2.2.1 如实了知：与猪狗猫的“知道”有何不同（★核心）</w:t>
+      <w:pPr>
+        <w:ind w:left="170"/>
+        <w:pBdr>
+          <w:left w:val="single" w:sz="18" w:space="4" w:color="1E4620"/>
+        </w:pBdr>
+        <w:shd w:val="clear" w:fill="F2F5FA"/>
+      </w:pPr>
+      <w:r>
+        <w:rPr>
+          <w:b w:val="0"/>
+        </w:rPr>
+        <w:t>3.2.2 威仪路部分(iriyāpathapabbaṃ)</w:t>
       </w:r>
     </w:p>
     <w:p>
       <w:pPr>
-        <w:spacing w:before="40" w:after="80"/>
-        <w:ind w:left="283"/>
-        <w:shd w:val="clear" w:color="auto" w:fill="EDF6EF"/>
+        <w:ind w:left="170"/>
         <w:pBdr>
-          <w:left w:val="single" w:sz="20" w:space="6" w:color="1E5631"/>
+          <w:left w:val="single" w:sz="18" w:space="4" w:color="1E4620"/>
         </w:pBdr>
-      </w:pPr>
-      <w:r>
-        <w:rPr>
-          <w:sz w:val="20"/>
-        </w:rPr>
-        <w:t>3.2.2.1 如实了知</w:t>
+        <w:shd w:val="clear" w:fill="F2F5FA"/>
+      </w:pPr>
+      <w:r>
+        <w:rPr>
+          <w:b w:val="0"/>
+        </w:rPr>
+        <w:t>“Puna caparaṃ, bhikkhave, bhikkhu gacchanto vā ‘gacchāmī’ ti pajānāti, ṭhito vā ‘ṭhitomhī’ ti pajānāti, nisinno vā ‘nisinnomhī’ ti pajānāti, sayāno vā ‘sayānomhī’ ti pajānāti, yathā yathā vā panassa kāyo paṇihito hoti, tathā tathā naṃ pajānāti.”</w:t>
       </w:r>
     </w:p>
     <w:p>
       <w:pPr>
-        <w:spacing w:before="40" w:after="80"/>
-        <w:ind w:left="283"/>
-        <w:shd w:val="clear" w:color="auto" w:fill="EDF6EF"/>
+        <w:ind w:left="170"/>
         <w:pBdr>
-          <w:left w:val="single" w:sz="20" w:space="6" w:color="1E5631"/>
+          <w:left w:val="single" w:sz="18" w:space="4" w:color="1E4620"/>
         </w:pBdr>
-      </w:pPr>
-      <w:r>
-        <w:rPr>
-          <w:sz w:val="20"/>
-        </w:rPr>
-        <w:t>此即是威仪路修习之初阶。</w:t>
+        <w:shd w:val="clear" w:fill="F2F5FA"/>
+      </w:pPr>
+      <w:r>
+        <w:rPr>
+          <w:b w:val="0"/>
+        </w:rPr>
+        <w:t>“再者，诸比库，比库在行走时了知‘我行走’。站立时了知‘我站立’。坐着时了知‘我坐着’。躺卧时了知‘我躺卧’。无论身体所处如何，只是如实地了知。”</w:t>
       </w:r>
     </w:p>
     <w:p>
-      <w:pPr>
-        <w:spacing w:before="40" w:after="80"/>
-        <w:ind w:left="283"/>
-        <w:shd w:val="clear" w:color="auto" w:fill="EDF6EF"/>
-        <w:pBdr>
-          <w:left w:val="single" w:sz="20" w:space="6" w:color="1E5631"/>
-        </w:pBdr>
-      </w:pPr>
-      <w:r>
-        <w:rPr>
-          <w:sz w:val="20"/>
-        </w:rPr>
-        <w:t>“比库在行走时了知‘我行走’。”</w:t>
+      <w:r>
+        <w:rPr>
+          <w:b/>
+        </w:rPr>
+        <w:t>3.2.2.1 如实了知：与猪狗猫的“知道”有何不同（★核心）</w:t>
       </w:r>
     </w:p>
     <w:p>
       <w:pPr>
-        <w:spacing w:before="40" w:after="80"/>
-        <w:ind w:left="283"/>
-        <w:shd w:val="clear" w:color="auto" w:fill="EDF6EF"/>
+        <w:ind w:left="170"/>
         <w:pBdr>
-          <w:left w:val="single" w:sz="20" w:space="6" w:color="1E5631"/>
+          <w:left w:val="single" w:sz="18" w:space="4" w:color="1E4620"/>
         </w:pBdr>
-      </w:pPr>
-      <w:r>
-        <w:rPr>
-          <w:sz w:val="20"/>
-        </w:rPr>
-        <w:t>关于行走，即使是猪、狗、猫等生类于行走之时也知道自己正在行走，而此处的教导并非指此种了知，因此种了知无法去除“有众生”之邪见故。它无法击碎“我见”，既无法作为禅修业处，也不能以之培育念处，何故？因为这些生类在行走之时不见究竟名色法及其因，更无法随观它们为无常、苦、无我。</w:t>
+        <w:shd w:val="clear" w:fill="F2F5FA"/>
+      </w:pPr>
+      <w:r>
+        <w:rPr>
+          <w:b w:val="0"/>
+        </w:rPr>
+        <w:t>3.2.2.1 如实了知</w:t>
       </w:r>
     </w:p>
     <w:p>
       <w:pPr>
-        <w:spacing w:before="40" w:after="80"/>
-        <w:ind w:left="283"/>
-        <w:shd w:val="clear" w:color="auto" w:fill="EDF6EF"/>
+        <w:ind w:left="170"/>
         <w:pBdr>
-          <w:left w:val="single" w:sz="20" w:space="6" w:color="1E5631"/>
+          <w:left w:val="single" w:sz="18" w:space="4" w:color="1E4620"/>
         </w:pBdr>
-      </w:pPr>
-      <w:r>
-        <w:rPr>
-          <w:sz w:val="20"/>
-        </w:rPr>
-        <w:t>反之，禅修者以观智去除“有众生”之邪见，击碎“我见”，它既可以作为禅修业处，也能够以之培育念处，何故？因禅修者行走之时得见究竟名色法及其因，并随观其为无常、苦、无我。</w:t>
+        <w:shd w:val="clear" w:fill="F2F5FA"/>
+      </w:pPr>
+      <w:r>
+        <w:rPr>
+          <w:b w:val="0"/>
+        </w:rPr>
+        <w:t>此即是威仪路修习之初阶。</w:t>
       </w:r>
     </w:p>
     <w:p>
       <w:pPr>
-        <w:spacing w:before="40" w:after="80"/>
-        <w:ind w:left="283"/>
-        <w:shd w:val="clear" w:color="auto" w:fill="EDF6EF"/>
+        <w:ind w:left="170"/>
         <w:pBdr>
-          <w:left w:val="single" w:sz="20" w:space="6" w:color="1E5631"/>
+          <w:left w:val="single" w:sz="18" w:space="4" w:color="1E4620"/>
         </w:pBdr>
-      </w:pPr>
-      <w:r>
-        <w:rPr>
-          <w:sz w:val="20"/>
-        </w:rPr>
-        <w:t>义注以三问阐释其义：诚然，谁在行走？是谁的行走？此行走缘何而生？此诸问即指禅修比库对于行走(的行为)之智。</w:t>
+        <w:shd w:val="clear" w:fill="F2F5FA"/>
+      </w:pPr>
+      <w:r>
+        <w:rPr>
+          <w:b w:val="0"/>
+        </w:rPr>
+        <w:t>“比库在行走时了知‘我行走’。”</w:t>
       </w:r>
     </w:p>
     <w:p>
       <w:pPr>
-        <w:spacing w:before="40" w:after="80"/>
-        <w:ind w:left="283"/>
-        <w:shd w:val="clear" w:color="auto" w:fill="EDF6EF"/>
+        <w:ind w:left="170"/>
         <w:pBdr>
-          <w:left w:val="single" w:sz="20" w:space="6" w:color="1E5631"/>
+          <w:left w:val="single" w:sz="18" w:space="4" w:color="1E4620"/>
         </w:pBdr>
-      </w:pPr>
-      <w:r>
-        <w:rPr>
-          <w:sz w:val="20"/>
-        </w:rPr>
-        <w:t>以如是语而阐明此诸问：谁在行走？无众生或人。是谁的行走？并非任何众生的或人的行走。此行走缘何而生？因心生风界的推动、扩散故。因此，禅修者如是了知：当“我要行走”的想法生起，它产生以风界为最显著的诸色聚。风界产生身表，即行走等身体动作。藉由风界的推动、扩散而造成全身的移动，此即被称作行走。</w:t>
+        <w:shd w:val="clear" w:fill="F2F5FA"/>
+      </w:pPr>
+      <w:r>
+        <w:rPr>
+          <w:b w:val="0"/>
+        </w:rPr>
+        <w:t>关于行走，即使是猪、狗、猫等生类于行走之时也知道自己正在行走，而此处的教导并非指此种了知，因此种了知无法去除“有众生”之邪见故。它无法击碎“我见”，既无法作为禅修业处，也不能以之培育念处，何故？因为这些生类在行走之时不见究竟名色法及其因，更无法随观它们为无常、苦、无我。</w:t>
       </w:r>
     </w:p>
     <w:p>
       <w:pPr>
-        <w:spacing w:before="40" w:after="80"/>
-        <w:ind w:left="283"/>
-        <w:shd w:val="clear" w:color="auto" w:fill="EDF6EF"/>
+        <w:ind w:left="170"/>
         <w:pBdr>
-          <w:left w:val="single" w:sz="20" w:space="6" w:color="1E5631"/>
+          <w:left w:val="single" w:sz="18" w:space="4" w:color="1E4620"/>
         </w:pBdr>
-      </w:pPr>
-      <w:r>
-        <w:rPr>
-          <w:sz w:val="20"/>
-        </w:rPr>
-        <w:t>我将对此作进一步阐释。“行走”之中有两类色法：携带色与被携带色。“我要行走”的想法产生诸色聚，于弹指间，许多万亿心识生起，一个心识会产生许多色聚。每一粒色聚中有八色法，即地界、水界、火界、风界、颜色、香、味、食素。于此八法之中，风界最为显著，它产生诸如行走等身表(kāya viññatti)。身表指引身体遵循禅修者的意愿，由“我要行走”的想法产生的色法即是“携带色”。</w:t>
+        <w:shd w:val="clear" w:fill="F2F5FA"/>
+      </w:pPr>
+      <w:r>
+        <w:rPr>
+          <w:b w:val="0"/>
+        </w:rPr>
+        <w:t>反之，禅修者以观智去除“有众生”之邪见，击碎“我见”，它既可以作为禅修业处，也能够以之培育念处，何故？因禅修者行走之时得见究竟名色法及其因，并随观其为无常、苦、无我。</w:t>
       </w:r>
     </w:p>
     <w:p>
       <w:pPr>
-        <w:spacing w:before="40" w:after="80"/>
-        <w:ind w:left="283"/>
-        <w:shd w:val="clear" w:color="auto" w:fill="EDF6EF"/>
+        <w:ind w:left="170"/>
         <w:pBdr>
-          <w:left w:val="single" w:sz="20" w:space="6" w:color="1E5631"/>
+          <w:left w:val="single" w:sz="18" w:space="4" w:color="1E4620"/>
         </w:pBdr>
-      </w:pPr>
-      <w:r>
-        <w:rPr>
-          <w:sz w:val="20"/>
-        </w:rPr>
-        <w:t>被携带色有四种：业生色、心生色、时节生色与食生色。故携带色与被携带色中皆有心生色。为何如此？“身表”仅由意门心路所生，而无法由五门心路产生。行走之时，你或见到色、听到声、嗅到香等，此诸五门心路亦产生诸心生色聚。再者，有分亦可产生诸心生色聚。</w:t>
+        <w:shd w:val="clear" w:fill="F2F5FA"/>
+      </w:pPr>
+      <w:r>
+        <w:rPr>
+          <w:b w:val="0"/>
+        </w:rPr>
+        <w:t>义注以三问阐释其义：诚然，谁在行走？是谁的行走？此行走缘何而生？此诸问即指禅修比库对于行走(的行为)之智。</w:t>
       </w:r>
     </w:p>
     <w:p>
       <w:pPr>
-        <w:spacing w:before="40" w:after="80"/>
-        <w:ind w:left="283"/>
-        <w:shd w:val="clear" w:color="auto" w:fill="EDF6EF"/>
+        <w:ind w:left="170"/>
         <w:pBdr>
-          <w:left w:val="single" w:sz="20" w:space="6" w:color="1E5631"/>
+          <w:left w:val="single" w:sz="18" w:space="4" w:color="1E4620"/>
         </w:pBdr>
-      </w:pPr>
-      <w:r>
-        <w:rPr>
-          <w:sz w:val="20"/>
-        </w:rPr>
-        <w:t>由此有分与五门心路所生之心生色即“被携带色”。</w:t>
+        <w:shd w:val="clear" w:fill="F2F5FA"/>
+      </w:pPr>
+      <w:r>
+        <w:rPr>
+          <w:b w:val="0"/>
+        </w:rPr>
+        <w:t>以如是语而阐明此诸问：谁在行走？无众生或人。是谁的行走？并非任何众生的或人的行走。此行走缘何而生？因心生风界的推动、扩散故。因此，禅修者如是了知：当“我要行走”的想法生起，它产生以风界为最显著的诸色聚。风界产生身表，即行走等身体动作。藉由风界的推动、扩散而造成全身的移动，此即被称作行走。</w:t>
       </w:r>
     </w:p>
     <w:p>
       <w:pPr>
-        <w:spacing w:before="40" w:after="80"/>
-        <w:ind w:left="283"/>
-        <w:shd w:val="clear" w:color="auto" w:fill="EDF6EF"/>
+        <w:ind w:left="170"/>
         <w:pBdr>
-          <w:left w:val="single" w:sz="20" w:space="6" w:color="1E5631"/>
+          <w:left w:val="single" w:sz="18" w:space="4" w:color="1E4620"/>
         </w:pBdr>
-      </w:pPr>
-      <w:r>
-        <w:rPr>
-          <w:sz w:val="20"/>
-        </w:rPr>
-        <w:t>假设此处有一条溪流，若置干叶于其上，此叶即随溪流移动，而此干叶无法独自移动，只得由流水携带而动。四种被携带色即如同此干叶。此携带色，由“我要行走”的想法产生的心生色即如溪流。携带色的相续生起即如溪流，被携带色则为携带色所运送。然而，我如此阐释是依世俗谛而说，若依究竟真实，色法即生即灭，并无丝毫时间可从一处移至另一处。然而由于心生风界所生的身表，新生的四种被携带色并没有在同一处生起，它们在新的地方生起，因此，它们看似在移动。</w:t>
+        <w:shd w:val="clear" w:fill="F2F5FA"/>
+      </w:pPr>
+      <w:r>
+        <w:rPr>
+          <w:b w:val="0"/>
+        </w:rPr>
+        <w:t>我将对此作进一步阐释。“行走”之中有两类色法：携带色与被携带色。“我要行走”的想法产生诸色聚，于弹指间，许多万亿心识生起，一个心识会产生许多色聚。每一粒色聚中有八色法，即地界、水界、火界、风界、颜色、香、味、食素。于此八法之中，风界最为显著，它产生诸如行走等身表(kāya viññatti)。身表指引身体遵循禅修者的意愿，由“我要行走”的想法产生的色法即是“携带色”。</w:t>
       </w:r>
     </w:p>
     <w:p>
       <w:pPr>
-        <w:spacing w:before="40" w:after="80"/>
-        <w:ind w:left="283"/>
-        <w:shd w:val="clear" w:color="auto" w:fill="EDF6EF"/>
+        <w:ind w:left="170"/>
         <w:pBdr>
-          <w:left w:val="single" w:sz="20" w:space="6" w:color="1E5631"/>
+          <w:left w:val="single" w:sz="18" w:space="4" w:color="1E4620"/>
         </w:pBdr>
-      </w:pPr>
-      <w:r>
-        <w:rPr>
-          <w:sz w:val="20"/>
-        </w:rPr>
-        <w:t>在此，携带色与被携带色是色蕴，“我要行走”的想法是四名蕴，共此五蕴。</w:t>
+        <w:shd w:val="clear" w:fill="F2F5FA"/>
+      </w:pPr>
+      <w:r>
+        <w:rPr>
+          <w:b w:val="0"/>
+        </w:rPr>
+        <w:t>被携带色有四种：业生色、心生色、时节生色与食生色。故携带色与被携带色中皆有心生色。为何如此？“身表”仅由意门心路所生，而无法由五门心路产生。行走之时，你或见到色、听到声、嗅到香等，此诸五门心路亦产生诸心生色聚。再者，有分亦可产生诸心生色聚。</w:t>
       </w:r>
     </w:p>
     <w:p>
-      <w:r>
-        <w:rPr>
-          <w:b/>
-          <w:sz w:val="21"/>
-        </w:rPr>
-        <w:t>行走时观照五蕴的修习次第，与立、坐、卧（★核心）</w:t>
+      <w:pPr>
+        <w:ind w:left="170"/>
+        <w:pBdr>
+          <w:left w:val="single" w:sz="18" w:space="4" w:color="1E4620"/>
+        </w:pBdr>
+        <w:shd w:val="clear" w:fill="F2F5FA"/>
+      </w:pPr>
+      <w:r>
+        <w:rPr>
+          <w:b w:val="0"/>
+        </w:rPr>
+        <w:t>由此有分与五门心路所生之心生色即“被携带色”。</w:t>
       </w:r>
     </w:p>
     <w:p>
       <w:pPr>
-        <w:spacing w:before="40" w:after="80"/>
-        <w:ind w:left="283"/>
-        <w:shd w:val="clear" w:color="auto" w:fill="EDF6EF"/>
+        <w:ind w:left="170"/>
         <w:pBdr>
-          <w:left w:val="single" w:sz="20" w:space="6" w:color="1E5631"/>
+          <w:left w:val="single" w:sz="18" w:space="4" w:color="1E4620"/>
         </w:pBdr>
-      </w:pPr>
-      <w:r>
-        <w:rPr>
-          <w:sz w:val="20"/>
-        </w:rPr>
-        <w:t>若欲以观智而知见行走时的五蕴，应次第修习四界差别。</w:t>
+        <w:shd w:val="clear" w:fill="F2F5FA"/>
+      </w:pPr>
+      <w:r>
+        <w:rPr>
+          <w:b w:val="0"/>
+        </w:rPr>
+        <w:t>假设此处有一条溪流，若置干叶于其上，此叶即随溪流移动，而此干叶无法独自移动，只得由流水携带而动。四种被携带色即如同此干叶。此携带色，由“我要行走”的想法产生的心生色即如溪流。携带色的相续生起即如溪流，被携带色则为携带色所运送。然而，我如此阐释是依世俗谛而说，若依究竟真实，色法即生即灭，并无丝毫时间可从一处移至另一处。然而由于心生风界所生的身表，新生的四种被携带色并没有在同一处生起，它们在新的地方生起，因此，它们看似在移动。</w:t>
       </w:r>
     </w:p>
     <w:p>
       <w:pPr>
-        <w:spacing w:before="40" w:after="80"/>
-        <w:ind w:left="283"/>
-        <w:shd w:val="clear" w:color="auto" w:fill="EDF6EF"/>
+        <w:ind w:left="170"/>
         <w:pBdr>
-          <w:left w:val="single" w:sz="20" w:space="6" w:color="1E5631"/>
+          <w:left w:val="single" w:sz="18" w:space="4" w:color="1E4620"/>
         </w:pBdr>
-      </w:pPr>
-      <w:r>
-        <w:rPr>
-          <w:sz w:val="20"/>
-        </w:rPr>
-        <w:t>首先，立于经行道一端培育禅那，以此禅那为基础，次第修习四界差别以亲见诸色聚。接着应辨识此色聚并区分携带色与被携带色。</w:t>
+        <w:shd w:val="clear" w:fill="F2F5FA"/>
+      </w:pPr>
+      <w:r>
+        <w:rPr>
+          <w:b w:val="0"/>
+        </w:rPr>
+        <w:t>在此，携带色与被携带色是色蕴，“我要行走”的想法是四名蕴，共此五蕴。</w:t>
       </w:r>
     </w:p>
     <w:p>
-      <w:pPr>
-        <w:spacing w:before="40" w:after="80"/>
-        <w:ind w:left="283"/>
-        <w:shd w:val="clear" w:color="auto" w:fill="EDF6EF"/>
-        <w:pBdr>
-          <w:left w:val="single" w:sz="20" w:space="6" w:color="1E5631"/>
-        </w:pBdr>
-      </w:pPr>
-      <w:r>
-        <w:rPr>
-          <w:sz w:val="20"/>
-        </w:rPr>
-        <w:t>而后即可缓步前行，“我要行走”的想法产生诸色聚，禅修者应亲见并辨识此诸色聚，继而辨识四种被携带色。辨识色法后，则应辨识“我要行走”的想法，即意门心路。</w:t>
+      <w:r>
+        <w:rPr>
+          <w:b/>
+        </w:rPr>
+        <w:t>行走时观照五蕴的修习次第，与立、坐、卧（★核心）</w:t>
       </w:r>
     </w:p>
     <w:p>
       <w:pPr>
-        <w:spacing w:before="40" w:after="80"/>
-        <w:ind w:left="283"/>
-        <w:shd w:val="clear" w:color="auto" w:fill="EDF6EF"/>
+        <w:ind w:left="170"/>
         <w:pBdr>
-          <w:left w:val="single" w:sz="20" w:space="6" w:color="1E5631"/>
+          <w:left w:val="single" w:sz="18" w:space="4" w:color="1E4620"/>
         </w:pBdr>
-      </w:pPr>
-      <w:r>
-        <w:rPr>
-          <w:sz w:val="20"/>
-        </w:rPr>
-        <w:t>于此意门心路中，有一个意门转向心与七速行心。意门转向心有十二名法，每一速行心则有三十四、三十三或三十二名法。此诸名法即四名蕴，携带色与被携带色即色蕴，共此五蕴。禅修者应于行走时次第辨识这些。如此辨识后，还应辨识其因，继而辨识五蕴及其因是无常、苦、无我。若禅修者如此辨识，其智将能断除“有众生”之邪见，去除“我见”。</w:t>
+        <w:shd w:val="clear" w:fill="F2F5FA"/>
+      </w:pPr>
+      <w:r>
+        <w:rPr>
+          <w:b w:val="0"/>
+        </w:rPr>
+        <w:t>若欲以观智而知见行走时的五蕴，应次第修习四界差别。</w:t>
       </w:r>
     </w:p>
     <w:p>
       <w:pPr>
-        <w:spacing w:before="40" w:after="80"/>
-        <w:ind w:left="283"/>
-        <w:shd w:val="clear" w:color="auto" w:fill="EDF6EF"/>
+        <w:ind w:left="170"/>
         <w:pBdr>
-          <w:left w:val="single" w:sz="20" w:space="6" w:color="1E5631"/>
+          <w:left w:val="single" w:sz="18" w:space="4" w:color="1E4620"/>
         </w:pBdr>
-      </w:pPr>
-      <w:r>
-        <w:rPr>
-          <w:sz w:val="20"/>
-        </w:rPr>
-        <w:t>以上阐述同样适用于站立等其他威仪。于其处，禅修者也如此了知：当“我要站立”的想法生起，它产生以风界为最显著的诸色聚，风界产生身表，藉由风界的推动，全身自下而上的起立即被称作“立”；当“我要坐下”的想法生起，它产生以风界为最显著的诸色聚，风界产生身表，藉由风界的推动，下身弯曲而上身直立即被称作“坐”；当“我要躺卧”的想法生起，它产生以风界为最显著的诸色聚，风界产生身表，藉由风界的推动，身体水平伸展或于某一平面之上展开即被称作“卧”。</w:t>
+        <w:shd w:val="clear" w:fill="F2F5FA"/>
+      </w:pPr>
+      <w:r>
+        <w:rPr>
+          <w:b w:val="0"/>
+        </w:rPr>
+        <w:t>首先，立于经行道一端培育禅那，以此禅那为基础，次第修习四界差别以亲见诸色聚。接着应辨识此色聚并区分携带色与被携带色。</w:t>
       </w:r>
     </w:p>
     <w:p>
       <w:pPr>
-        <w:spacing w:before="40" w:after="80"/>
-        <w:ind w:left="283"/>
-        <w:shd w:val="clear" w:color="auto" w:fill="EDF6EF"/>
+        <w:ind w:left="170"/>
         <w:pBdr>
-          <w:left w:val="single" w:sz="20" w:space="6" w:color="1E5631"/>
+          <w:left w:val="single" w:sz="18" w:space="4" w:color="1E4620"/>
         </w:pBdr>
-      </w:pPr>
-      <w:r>
-        <w:rPr>
-          <w:sz w:val="20"/>
-        </w:rPr>
-        <w:t>于诸威仪之中，禅修者也应辨识名色法及其因，继而辨识其为无常、苦、无我。</w:t>
+        <w:shd w:val="clear" w:fill="F2F5FA"/>
+      </w:pPr>
+      <w:r>
+        <w:rPr>
+          <w:b w:val="0"/>
+        </w:rPr>
+        <w:t>而后即可缓步前行，“我要行走”的想法产生诸色聚，禅修者应亲见并辨识此诸色聚，继而辨识四种被携带色。辨识色法后，则应辨识“我要行走”的想法，即意门心路。</w:t>
       </w:r>
     </w:p>
     <w:p>
-      <w:r>
-        <w:rPr>
-          <w:b/>
-          <w:sz w:val="21"/>
-        </w:rPr>
-        <w:t>义注三问别释：谁在行走／是谁的行走／此行走缘何而生（★核心）</w:t>
+      <w:pPr>
+        <w:ind w:left="170"/>
+        <w:pBdr>
+          <w:left w:val="single" w:sz="18" w:space="4" w:color="1E4620"/>
+        </w:pBdr>
+        <w:shd w:val="clear" w:fill="F2F5FA"/>
+      </w:pPr>
+      <w:r>
+        <w:rPr>
+          <w:b w:val="0"/>
+        </w:rPr>
+        <w:t>于此意门心路中，有一个意门转向心与七速行心。意门转向心有十二名法，每一速行心则有三十四、三十三或三十二名法。此诸名法即四名蕴，携带色与被携带色即色蕴，共此五蕴。禅修者应于行走时次第辨识这些。如此辨识后，还应辨识其因，继而辨识五蕴及其因是无常、苦、无我。若禅修者如此辨识，其智将能断除“有众生”之邪见，去除“我见”。</w:t>
       </w:r>
     </w:p>
     <w:p>
       <w:pPr>
-        <w:spacing w:before="40" w:after="80"/>
-        <w:ind w:left="283"/>
-        <w:shd w:val="clear" w:color="auto" w:fill="EDF6EF"/>
+        <w:ind w:left="170"/>
         <w:pBdr>
-          <w:left w:val="single" w:sz="20" w:space="6" w:color="1E5631"/>
+          <w:left w:val="single" w:sz="18" w:space="4" w:color="1E4620"/>
         </w:pBdr>
-      </w:pPr>
-      <w:r>
-        <w:rPr>
-          <w:sz w:val="20"/>
-        </w:rPr>
-        <w:t>一、谁在行走</w:t>
+        <w:shd w:val="clear" w:fill="F2F5FA"/>
+      </w:pPr>
+      <w:r>
+        <w:rPr>
+          <w:b w:val="0"/>
+        </w:rPr>
+        <w:t>以上阐述同样适用于站立等其他威仪。于其处，禅修者也如此了知：当“我要站立”的想法生起，它产生以风界为最显著的诸色聚，风界产生身表，藉由风界的推动，全身自下而上的起立即被称作“立”；当“我要坐下”的想法生起，它产生以风界为最显著的诸色聚，风界产生身表，藉由风界的推动，下身弯曲而上身直立即被称作“坐”；当“我要躺卧”的想法生起，它产生以风界为最显著的诸色聚，风界产生身表，藉由风界的推动，身体水平伸展或于某一平面之上展开即被称作“卧”。</w:t>
       </w:r>
     </w:p>
     <w:p>
       <w:pPr>
-        <w:spacing w:before="40" w:after="80"/>
-        <w:ind w:left="283"/>
-        <w:shd w:val="clear" w:color="auto" w:fill="EDF6EF"/>
+        <w:ind w:left="170"/>
         <w:pBdr>
-          <w:left w:val="single" w:sz="20" w:space="6" w:color="1E5631"/>
+          <w:left w:val="single" w:sz="18" w:space="4" w:color="1E4620"/>
         </w:pBdr>
-      </w:pPr>
-      <w:r>
-        <w:rPr>
-          <w:sz w:val="20"/>
-        </w:rPr>
-        <w:t>在此，“谁在行走？”是关乎动作执行者之问，尚未区分有效因(促成行为发生的原因)与所发生的行为。此问实为藉由否定“造作者有我”而指明此行走的纯粹现象。换言之，“谁在行走？”预示着一个否定答案。依阿毗达摩，并无造作者或行走者而仅有依因缘生灭的名色法，唯有名色法以行走的方式相续生灭，此现象被称作行走，并无谁在行走。</w:t>
+        <w:shd w:val="clear" w:fill="F2F5FA"/>
+      </w:pPr>
+      <w:r>
+        <w:rPr>
+          <w:b w:val="0"/>
+        </w:rPr>
+        <w:t>于诸威仪之中，禅修者也应辨识名色法及其因，继而辨识其为无常、苦、无我。</w:t>
       </w:r>
     </w:p>
     <w:p>
-      <w:pPr>
-        <w:spacing w:before="40" w:after="80"/>
-        <w:ind w:left="283"/>
-        <w:shd w:val="clear" w:color="auto" w:fill="EDF6EF"/>
-        <w:pBdr>
-          <w:left w:val="single" w:sz="20" w:space="6" w:color="1E5631"/>
-        </w:pBdr>
-      </w:pPr>
-      <w:r>
-        <w:rPr>
-          <w:sz w:val="20"/>
-        </w:rPr>
-        <w:t>因此，仅了知身之移动而不了知究竟名色法是不够的，这甚至无法作为一个禅修业处。</w:t>
+      <w:r>
+        <w:rPr>
+          <w:b/>
+        </w:rPr>
+        <w:t>义注三问别释：谁在行走／是谁的行走／此行走缘何而生（★核心）</w:t>
       </w:r>
     </w:p>
     <w:p>
       <w:pPr>
-        <w:spacing w:before="40" w:after="80"/>
-        <w:ind w:left="283"/>
-        <w:shd w:val="clear" w:color="auto" w:fill="EDF6EF"/>
+        <w:ind w:left="170"/>
         <w:pBdr>
-          <w:left w:val="single" w:sz="20" w:space="6" w:color="1E5631"/>
+          <w:left w:val="single" w:sz="18" w:space="4" w:color="1E4620"/>
         </w:pBdr>
-      </w:pPr>
-      <w:r>
-        <w:rPr>
-          <w:sz w:val="20"/>
-        </w:rPr>
-        <w:t>二、是谁的行走</w:t>
+        <w:shd w:val="clear" w:fill="F2F5FA"/>
+      </w:pPr>
+      <w:r>
+        <w:rPr>
+          <w:b w:val="0"/>
+        </w:rPr>
+        <w:t>一、谁在行走</w:t>
       </w:r>
     </w:p>
     <w:p>
       <w:pPr>
-        <w:spacing w:before="40" w:after="80"/>
-        <w:ind w:left="283"/>
-        <w:shd w:val="clear" w:color="auto" w:fill="EDF6EF"/>
+        <w:ind w:left="170"/>
         <w:pBdr>
-          <w:left w:val="single" w:sz="20" w:space="6" w:color="1E5631"/>
+          <w:left w:val="single" w:sz="18" w:space="4" w:color="1E4620"/>
         </w:pBdr>
-      </w:pPr>
-      <w:r>
-        <w:rPr>
-          <w:sz w:val="20"/>
-        </w:rPr>
-        <w:t>第二问“是谁的行走？”藉此“是谁的行走？”之语，注释者以另一种方式阐述相同之事，在区分有效因与行为本身之后明确“造作者”与“行为”之间毫无关联。</w:t>
+        <w:shd w:val="clear" w:fill="F2F5FA"/>
+      </w:pPr>
+      <w:r>
+        <w:rPr>
+          <w:b w:val="0"/>
+        </w:rPr>
+        <w:t>在此，“谁在行走？”是关乎动作执行者之问，尚未区分有效因(促成行为发生的原因)与所发生的行为。此问实为藉由否定“造作者有我”而指明此行走的纯粹现象。换言之，“谁在行走？”预示着一个否定答案。依阿毗达摩，并无造作者或行走者而仅有依因缘生灭的名色法，唯有名色法以行走的方式相续生灭，此现象被称作行走，并无谁在行走。</w:t>
       </w:r>
     </w:p>
     <w:p>
       <w:pPr>
-        <w:spacing w:before="40" w:after="80"/>
-        <w:ind w:left="283"/>
-        <w:shd w:val="clear" w:color="auto" w:fill="EDF6EF"/>
+        <w:ind w:left="170"/>
         <w:pBdr>
-          <w:left w:val="single" w:sz="20" w:space="6" w:color="1E5631"/>
+          <w:left w:val="single" w:sz="18" w:space="4" w:color="1E4620"/>
         </w:pBdr>
-      </w:pPr>
-      <w:r>
-        <w:rPr>
-          <w:sz w:val="20"/>
-        </w:rPr>
-        <w:t>三、此行走缘何而生</w:t>
+        <w:shd w:val="clear" w:fill="F2F5FA"/>
+      </w:pPr>
+      <w:r>
+        <w:rPr>
+          <w:b w:val="0"/>
+        </w:rPr>
+        <w:t>因此，仅了知身之移动而不了知究竟名色法是不够的，这甚至无法作为一个禅修业处。</w:t>
       </w:r>
     </w:p>
     <w:p>
       <w:pPr>
-        <w:spacing w:before="40" w:after="80"/>
-        <w:ind w:left="283"/>
-        <w:shd w:val="clear" w:color="auto" w:fill="EDF6EF"/>
+        <w:ind w:left="170"/>
         <w:pBdr>
-          <w:left w:val="single" w:sz="20" w:space="6" w:color="1E5631"/>
+          <w:left w:val="single" w:sz="18" w:space="4" w:color="1E4620"/>
         </w:pBdr>
-      </w:pPr>
-      <w:r>
-        <w:rPr>
-          <w:sz w:val="20"/>
-        </w:rPr>
-        <w:t>第三问“此行走缘何而生？”此问是在“有行走者”的错见被否定后寻求“行走”现象发生的真正原因。</w:t>
+        <w:shd w:val="clear" w:fill="F2F5FA"/>
+      </w:pPr>
+      <w:r>
+        <w:rPr>
+          <w:b w:val="0"/>
+        </w:rPr>
+        <w:t>二、是谁的行走</w:t>
       </w:r>
     </w:p>
     <w:p>
       <w:pPr>
-        <w:spacing w:before="40" w:after="80"/>
-        <w:ind w:left="283"/>
-        <w:shd w:val="clear" w:color="auto" w:fill="EDF6EF"/>
+        <w:ind w:left="170"/>
         <w:pBdr>
-          <w:left w:val="single" w:sz="20" w:space="6" w:color="1E5631"/>
+          <w:left w:val="single" w:sz="18" w:space="4" w:color="1E4620"/>
         </w:pBdr>
-      </w:pPr>
-      <w:r>
-        <w:rPr>
-          <w:sz w:val="20"/>
-        </w:rPr>
-        <w:t>在此，行走被展示为藉由适当因缘而生起的某种纯粹的移动现象，它不被归因于任何荒谬的推论，诸如：自我与心接触、心与感官接触、感官与所缘接触。</w:t>
+        <w:shd w:val="clear" w:fill="F2F5FA"/>
+      </w:pPr>
+      <w:r>
+        <w:rPr>
+          <w:b w:val="0"/>
+        </w:rPr>
+        <w:t>第二问“是谁的行走？”藉此“是谁的行走？”之语，注释者以另一种方式阐述相同之事，在区分有效因与行为本身之后明确“造作者”与“行为”之间毫无关联。</w:t>
       </w:r>
     </w:p>
     <w:p>
       <w:pPr>
-        <w:spacing w:before="40" w:after="80"/>
-        <w:ind w:left="283"/>
-        <w:shd w:val="clear" w:color="auto" w:fill="EDF6EF"/>
+        <w:ind w:left="170"/>
         <w:pBdr>
-          <w:left w:val="single" w:sz="20" w:space="6" w:color="1E5631"/>
+          <w:left w:val="single" w:sz="18" w:space="4" w:color="1E4620"/>
         </w:pBdr>
-      </w:pPr>
-      <w:r>
-        <w:rPr>
-          <w:sz w:val="20"/>
-        </w:rPr>
-        <w:t>禅修者可视“行走”为五蕴及其因所构成的纯粹现象，是无常、苦、无我的。只因除此现象外再无其他，不存在任何有情或人。藉由“以心生风界的推动、扩散为缘”等句来证明行走只是纯粹的现象。</w:t>
+        <w:shd w:val="clear" w:fill="F2F5FA"/>
+      </w:pPr>
+      <w:r>
+        <w:rPr>
+          <w:b w:val="0"/>
+        </w:rPr>
+        <w:t>三、此行走缘何而生</w:t>
       </w:r>
     </w:p>
     <w:p>
       <w:pPr>
-        <w:spacing w:before="40" w:after="80"/>
-        <w:ind w:left="283"/>
-        <w:shd w:val="clear" w:color="auto" w:fill="EDF6EF"/>
+        <w:ind w:left="170"/>
         <w:pBdr>
-          <w:left w:val="single" w:sz="20" w:space="6" w:color="1E5631"/>
+          <w:left w:val="single" w:sz="18" w:space="4" w:color="1E4620"/>
         </w:pBdr>
-      </w:pPr>
-      <w:r>
-        <w:rPr>
-          <w:sz w:val="20"/>
-        </w:rPr>
-        <w:t>若可如此了知，即可说禅修者“在行走时了知‘我行走’。”</w:t>
+        <w:shd w:val="clear" w:fill="F2F5FA"/>
+      </w:pPr>
+      <w:r>
+        <w:rPr>
+          <w:b w:val="0"/>
+        </w:rPr>
+        <w:t>第三问“此行走缘何而生？”此问是在“有行走者”的错见被否定后寻求“行走”现象发生的真正原因。</w:t>
       </w:r>
     </w:p>
     <w:p>
       <w:pPr>
-        <w:spacing w:before="120" w:after="80"/>
-      </w:pPr>
-      <w:r>
-        <w:rPr>
-          <w:rFonts w:ascii="Microsoft YaHei" w:hAnsi="Microsoft YaHei" w:eastAsia="Microsoft YaHei"/>
-          <w:b/>
-          <w:color w:val="1E5631"/>
-          <w:sz w:val="25"/>
-        </w:rPr>
-        <w:t>原文材料③：《四念处3-讲记2》四威仪段——在家人的四威仪与正念基本功</w:t>
+        <w:ind w:left="170"/>
+        <w:pBdr>
+          <w:left w:val="single" w:sz="18" w:space="4" w:color="1E4620"/>
+        </w:pBdr>
+        <w:shd w:val="clear" w:fill="F2F5FA"/>
+      </w:pPr>
+      <w:r>
+        <w:rPr>
+          <w:b w:val="0"/>
+        </w:rPr>
+        <w:t>在此，行走被展示为藉由适当因缘而生起的某种纯粹的移动现象，它不被归因于任何荒谬的推论，诸如：自我与心接触、心与感官接触、感官与所缘接触。</w:t>
       </w:r>
     </w:p>
     <w:p>
-      <w:r>
-        <w:rPr>
-          <w:b/>
-          <w:sz w:val="21"/>
-        </w:rPr>
-        <w:t>在家人如何用四威仪：座上修与日常修的分工（★核心）</w:t>
+      <w:pPr>
+        <w:ind w:left="170"/>
+        <w:pBdr>
+          <w:left w:val="single" w:sz="18" w:space="4" w:color="1E4620"/>
+        </w:pBdr>
+        <w:shd w:val="clear" w:fill="F2F5FA"/>
+      </w:pPr>
+      <w:r>
+        <w:rPr>
+          <w:b w:val="0"/>
+        </w:rPr>
+        <w:t>禅修者可视“行走”为五蕴及其因所构成的纯粹现象，是无常、苦、无我的。只因除此现象外再无其他，不存在任何有情或人。藉由“以心生风界的推动、扩散为缘”等句来证明行走只是纯粹的现象。</w:t>
       </w:r>
     </w:p>
     <w:p>
       <w:pPr>
-        <w:spacing w:before="40" w:after="80"/>
-        <w:ind w:left="283"/>
-        <w:shd w:val="clear" w:color="auto" w:fill="EDF6EF"/>
+        <w:ind w:left="170"/>
         <w:pBdr>
-          <w:left w:val="single" w:sz="20" w:space="6" w:color="1E5631"/>
+          <w:left w:val="single" w:sz="18" w:space="4" w:color="1E4620"/>
         </w:pBdr>
-      </w:pPr>
-      <w:r>
-        <w:rPr>
-          <w:sz w:val="20"/>
-        </w:rPr>
-        <w:t>[00:42:58.460] 有身念处的修法。那么对于在家人来讲呢，这个我会建议大家呢，入出息（念）可以修习对？三十二身分可以修习。那这个都是座上修咯。这个（该）禅观呢，有些人过去生修过，所以他只要有一点定力，他一观察那个（所缘），它那个次第的东西就会出来。你过去修过的话，它就可能就会自己就会出来，那你能修就可以继续修了；那如果不会出来，就可以不修，它没所谓。那这个对在家人来讲呢，就是四威仪、四种正知，入出息（念），还有这种（四）界（差别）——世界差别（整理注记：即四界差别）的日常生活的话、市场生活的应用，这就是要懂得用。今天讲完以后，</w:t>
+        <w:shd w:val="clear" w:fill="F2F5FA"/>
+      </w:pPr>
+      <w:r>
+        <w:rPr>
+          <w:b w:val="0"/>
+        </w:rPr>
+        <w:t>若可如此了知，即可说禅修者“在行走时了知‘我行走’。”</w:t>
       </w:r>
     </w:p>
     <w:p>
-      <w:pPr>
-        <w:spacing w:before="40" w:after="80"/>
-        <w:ind w:left="283"/>
-        <w:shd w:val="clear" w:color="auto" w:fill="EDF6EF"/>
-        <w:pBdr>
-          <w:left w:val="single" w:sz="20" w:space="6" w:color="1E5631"/>
-        </w:pBdr>
-      </w:pPr>
-      <w:r>
-        <w:rPr>
-          <w:sz w:val="20"/>
-        </w:rPr>
-        <w:t>[00:43:53.410] 你可以拿个本子写一下：这个我经常（要）怎（么）样（用）这些业处，我怎么来去用，对自己这个每天都有一些不同的小（规划）。最好修一下，比如说，我会建议你每天呢——对，大家每天都修一下世界差别（整理注记：即四界差别）一座半个小时时间或者多长时间，修一下（四）界（差别）过一过，让自己身体适当平衡一下。</w:t>
+      <w:r>
+        <w:rPr>
+          <w:b/>
+          <w:color w:val="1E4620"/>
+          <w:sz w:val="23"/>
+        </w:rPr>
+        <w:t>原文材料③：《四念处3-讲记2》四威仪段——在家人的四威仪与正念基本功</w:t>
       </w:r>
     </w:p>
     <w:p>
       <w:r>
         <w:rPr>
           <w:b/>
-          <w:sz w:val="21"/>
-        </w:rPr>
-        <w:t>把四威仪练成习惯：选一样，连续做一两个月（★核心）</w:t>
+        </w:rPr>
+        <w:t>在家人如何用四威仪：座上修与日常修的分工（★核心）</w:t>
       </w:r>
     </w:p>
     <w:p>
       <w:pPr>
-        <w:spacing w:before="40" w:after="80"/>
-        <w:ind w:left="283"/>
-        <w:shd w:val="clear" w:color="auto" w:fill="EDF6EF"/>
+        <w:ind w:left="170"/>
         <w:pBdr>
-          <w:left w:val="single" w:sz="20" w:space="6" w:color="1E5631"/>
+          <w:left w:val="single" w:sz="18" w:space="4" w:color="1E4620"/>
         </w:pBdr>
-      </w:pPr>
-      <w:r>
-        <w:rPr>
-          <w:sz w:val="20"/>
-        </w:rPr>
-        <w:t>[00:44:25.725] 然后冬天呢，有点冷，你可以修一下火（界），然后（看）看哪些地方这个不大通畅，可以通一通。对这个就慢慢熟练，它都在平台里面，关于修火（界）的这个（引导）开始很多好几个了，那个会比较完整了，就可以下载下来。对，然后这个也在那个（身心）康复营的时候也引导过，那个最长的有一个小时，对（禅修者）呢也是可以用，（只要）他愿意。那，对，就是再一个，就是四威仪、</w:t>
+        <w:shd w:val="clear" w:fill="F2F5FA"/>
+      </w:pPr>
+      <w:r>
+        <w:rPr>
+          <w:b w:val="0"/>
+        </w:rPr>
+        <w:t>[00:42:58.460] 有身念处的修法。那么对于在家人来讲呢，这个我会建议大家呢，入出息（念）可以修习对？三十二身分可以修习。那这个都是座上修咯。这个（该）禅观呢，有些人过去生修过，所以他只要有一点定力，他一观察那个（所缘），它那个次第的东西就会出来。你过去修过的话，它就可能就会自己就会出来，那你能修就可以继续修了；那如果不会出来，就可以不修，它没所谓。那这个对在家人来讲呢，就是四威仪、四种正知，入出息（念），还有这种（四）界（差别）——世界差别（整理注记：即四界差别）的日常生活的话、市场生活的应用，这就是要懂得用。今天讲完以后，</w:t>
       </w:r>
     </w:p>
     <w:p>
       <w:pPr>
-        <w:spacing w:before="40" w:after="80"/>
-        <w:ind w:left="283"/>
-        <w:shd w:val="clear" w:color="auto" w:fill="EDF6EF"/>
+        <w:ind w:left="170"/>
         <w:pBdr>
-          <w:left w:val="single" w:sz="20" w:space="6" w:color="1E5631"/>
+          <w:left w:val="single" w:sz="18" w:space="4" w:color="1E4620"/>
         </w:pBdr>
-      </w:pPr>
-      <w:r>
-        <w:rPr>
-          <w:sz w:val="20"/>
-        </w:rPr>
-        <w:t>[00:45:07.435] 四种正（知），就日常正念正知四威仪的训练，你也自己要做个规划。诶，那个（四威仪）里呢，就从最简单的选一样，对：走路、吃饭，或者刷牙，先选一样两样，连续做它一个月、做它两个月，把它在这一样养成习惯，你就会有信心，然后其他的慢慢就可以扩展开来，</w:t>
+        <w:shd w:val="clear" w:fill="F2F5FA"/>
+      </w:pPr>
+      <w:r>
+        <w:rPr>
+          <w:b w:val="0"/>
+        </w:rPr>
+        <w:t>[00:43:53.410] 你可以拿个本子写一下：这个我经常（要）怎（么）样（用）这些业处，我怎么来去用，对自己这个每天都有一些不同的小（规划）。最好修一下，比如说，我会建议你每天呢——对，大家每天都修一下世界差别（整理注记：即四界差别）一座半个小时时间或者多长时间，修一下（四）界（差别）过一过，让自己身体适当平衡一下。</w:t>
       </w:r>
     </w:p>
     <w:p>
-      <w:pPr>
-        <w:spacing w:before="40" w:after="80"/>
-        <w:ind w:left="283"/>
-        <w:shd w:val="clear" w:color="auto" w:fill="EDF6EF"/>
-        <w:pBdr>
-          <w:left w:val="single" w:sz="20" w:space="6" w:color="1E5631"/>
-        </w:pBdr>
-      </w:pPr>
-      <w:r>
-        <w:rPr>
-          <w:sz w:val="20"/>
-        </w:rPr>
-        <w:t>[00:45:38.100] 我们就可以（渐次扩展）。这个是正念正（知）的训练，它是一个修行的这个根本、基本功。</w:t>
+      <w:r>
+        <w:rPr>
+          <w:b/>
+        </w:rPr>
+        <w:t>把四威仪练成习惯：选一样，连续做一两个月（★核心）</w:t>
       </w:r>
     </w:p>
     <w:p>
       <w:pPr>
-        <w:spacing w:before="40" w:after="80"/>
-        <w:ind w:left="283"/>
-        <w:shd w:val="clear" w:color="auto" w:fill="EDF6EF"/>
+        <w:ind w:left="170"/>
         <w:pBdr>
-          <w:left w:val="single" w:sz="20" w:space="6" w:color="1E5631"/>
+          <w:left w:val="single" w:sz="18" w:space="4" w:color="1E4620"/>
         </w:pBdr>
-      </w:pPr>
-      <w:r>
-        <w:rPr>
-          <w:sz w:val="20"/>
-        </w:rPr>
-        <w:t>[00:45:48.220] 然后是四种正知呢，就更重要了，它是一种智慧。用在你日常生活上呢，就是什么是有益、什么是事宜（整理注记：即适宜）、怎样行处正（知）、怎样无痴正（知）。那你生活就要靠这个东西。就是你如果是生活中没有四种正知的话，你就（会）经常被自己的这个烦恼带走，就（心）处于一种（愚）痴的状态，对？就是我们要活（得）不清不楚了。那身念处的部分呢，大家呢就可以在这个上面呢做一些规划。既然说这个大家想修，我们就大致粗粗的说一遍，那你就选一些你觉得日常要修的内容。那么接下来就讲这个受念处了。</w:t>
+        <w:shd w:val="clear" w:fill="F2F5FA"/>
+      </w:pPr>
+      <w:r>
+        <w:rPr>
+          <w:b w:val="0"/>
+        </w:rPr>
+        <w:t>[00:44:25.725] 然后冬天呢，有点冷，你可以修一下火（界），然后（看）看哪些地方这个不大通畅，可以通一通。对这个就慢慢熟练，它都在平台里面，关于修火（界）的这个（引导）开始很多好几个了，那个会比较完整了，就可以下载下来。对，然后这个也在那个（身心）康复营的时候也引导过，那个最长的有一个小时，对（禅修者）呢也是可以用，（只要）他愿意。那，对，就是再一个，就是四威仪、</w:t>
       </w:r>
     </w:p>
     <w:p>
       <w:pPr>
-        <w:spacing w:before="160" w:after="80"/>
-      </w:pPr>
-      <w:r>
-        <w:rPr>
-          <w:rFonts w:ascii="Microsoft YaHei" w:hAnsi="Microsoft YaHei" w:eastAsia="Microsoft YaHei"/>
-          <w:b/>
-          <w:color w:val="1E5631"/>
-          <w:sz w:val="28"/>
-        </w:rPr>
-        <w:t>💬 第一轮分享（20 min）</w:t>
+        <w:ind w:left="170"/>
+        <w:pBdr>
+          <w:left w:val="single" w:sz="18" w:space="4" w:color="1E4620"/>
+        </w:pBdr>
+        <w:shd w:val="clear" w:fill="F2F5FA"/>
+      </w:pPr>
+      <w:r>
+        <w:rPr>
+          <w:b w:val="0"/>
+        </w:rPr>
+        <w:t>[00:45:07.435] 四种正（知），就日常正念正知四威仪的训练，你也自己要做个规划。诶，那个（四威仪）里呢，就从最简单的选一样，对：走路、吃饭，或者刷牙，先选一样两样，连续做它一个月、做它两个月，把它在这一样养成习惯，你就会有信心，然后其他的慢慢就可以扩展开来，</w:t>
       </w:r>
     </w:p>
     <w:p>
       <w:pPr>
-        <w:spacing w:before="40" w:after="80"/>
-        <w:ind w:left="283"/>
-        <w:shd w:val="clear" w:color="auto" w:fill="EDF6EF"/>
+        <w:ind w:left="170"/>
         <w:pBdr>
-          <w:left w:val="single" w:sz="20" w:space="6" w:color="1E5631"/>
+          <w:left w:val="single" w:sz="18" w:space="4" w:color="1E4620"/>
         </w:pBdr>
-      </w:pPr>
-      <w:r>
-        <w:rPr>
-          <w:sz w:val="20"/>
-        </w:rPr>
-        <w:t>请大家轮流分享：读完今天的原文，最触动你的一句话或者一个画面是什么？“行走时了知‘我行走’”——你平时走路的时候，心在哪里？</w:t>
+        <w:shd w:val="clear" w:fill="F2F5FA"/>
+      </w:pPr>
+      <w:r>
+        <w:rPr>
+          <w:b w:val="0"/>
+        </w:rPr>
+        <w:t>[00:45:38.100] 我们就可以（渐次扩展）。这个是正念正（知）的训练，它是一个修行的这个根本、基本功。</w:t>
       </w:r>
     </w:p>
     <w:p>
       <w:pPr>
-        <w:spacing w:before="160" w:after="80"/>
-      </w:pPr>
-      <w:r>
-        <w:rPr>
-          <w:rFonts w:ascii="Microsoft YaHei" w:hAnsi="Microsoft YaHei" w:eastAsia="Microsoft YaHei"/>
-          <w:b/>
-          <w:color w:val="1E5631"/>
-          <w:sz w:val="28"/>
-        </w:rPr>
-        <w:t>🎯 主题讨论（35 min）</w:t>
+        <w:ind w:left="170"/>
+        <w:pBdr>
+          <w:left w:val="single" w:sz="18" w:space="4" w:color="1E4620"/>
+        </w:pBdr>
+        <w:shd w:val="clear" w:fill="F2F5FA"/>
+      </w:pPr>
+      <w:r>
+        <w:rPr>
+          <w:b w:val="0"/>
+        </w:rPr>
+        <w:t>[00:45:48.220] 然后是四种正知呢，就更重要了，它是一种智慧。用在你日常生活上呢，就是什么是有益、什么是事宜（整理注记：即适宜）、怎样行处正（知）、怎样无痴正（知）。那你生活就要靠这个东西。就是你如果是生活中没有四种正知的话，你就（会）经常被自己的这个烦恼带走，就（心）处于一种（愚）痴的状态，对？就是我们要活（得）不清不楚了。那身念处的部分呢，大家呢就可以在这个上面呢做一些规划。既然说这个大家想修，我们就大致粗粗的说一遍，那你就选一些你觉得日常要修的内容。那么接下来就讲这个受念处了。</w:t>
       </w:r>
     </w:p>
     <w:p>
       <w:r>
         <w:rPr>
           <w:b/>
-          <w:sz w:val="21"/>
-        </w:rPr>
-        <w:t>讨论问题（按优先级）</w:t>
-      </w:r>
-      <w:r>
-        <w:rPr>
-          <w:sz w:val="21"/>
-        </w:rPr>
-        <w:t>：</w:t>
+          <w:color w:val="1E4620"/>
+          <w:sz w:val="26"/>
+        </w:rPr>
+        <w:t>💬 第一轮分享（20 min）</w:t>
       </w:r>
     </w:p>
     <w:p>
       <w:pPr>
-        <w:ind w:left="340"/>
-      </w:pPr>
-      <w:r>
-        <w:rPr>
-          <w:color w:val="1E5631"/>
-          <w:sz w:val="21"/>
-        </w:rPr>
-        <w:t xml:space="preserve">• </w:t>
-      </w:r>
-      <w:r>
-        <w:rPr>
-          <w:b/>
-          <w:sz w:val="21"/>
-        </w:rPr>
-        <w:t>问题①（★必答，时间不够时只讨论这个）</w:t>
-      </w:r>
-      <w:r>
-        <w:rPr>
-          <w:sz w:val="21"/>
-        </w:rPr>
-        <w:t>：原文说，四威仪的“了知”有不同的层次——最低是“只知道身体的动作”，往上是观察到四大特相、看到“是心在指挥”，最高是照见“只有名色法在生灭，没有谁在行走”。对照你自己的走路、站立，你觉得你今天能到哪一层？“没有谁在行走，只有色法在移动”这句话，你的第一反应是松了一口气，还是有点被冒犯？（提示：可回到材料①“四、四威仪觉察的五种层次”与材料②“义注三问别释”；没有标准答案，说真实反应即可）</w:t>
+        <w:ind w:left="170"/>
+        <w:pBdr>
+          <w:left w:val="single" w:sz="18" w:space="4" w:color="1E4620"/>
+        </w:pBdr>
+        <w:shd w:val="clear" w:fill="F2F5FA"/>
+      </w:pPr>
+      <w:r>
+        <w:rPr>
+          <w:b w:val="0"/>
+        </w:rPr>
+        <w:t>请大家轮流分享：读完今天的原文，最触动你的一句话或者一个画面是什么？“行走时了知‘我行走’”——你平时走路的时候，心在哪里？</w:t>
       </w:r>
     </w:p>
     <w:p>
-      <w:pPr>
-        <w:ind w:left="340"/>
-      </w:pPr>
-      <w:r>
-        <w:rPr>
-          <w:color w:val="1E5631"/>
-          <w:sz w:val="21"/>
-        </w:rPr>
-        <w:t xml:space="preserve">• </w:t>
-      </w:r>
       <w:r>
         <w:rPr>
           <w:b/>
-          <w:sz w:val="21"/>
-        </w:rPr>
-        <w:t>问题③（◈选答，时间富余或大家感兴趣时讨论）</w:t>
-      </w:r>
-      <w:r>
-        <w:rPr>
-          <w:sz w:val="21"/>
-        </w:rPr>
-        <w:t>：阿难尊者证初果后“一有机会就修习止观，经历了四十四年”，最后在站着与躺下之间证得阿拉汉。一个教理最通达的人，为什么还要在走路、托钵的姿势里修四十四年？这对我们“觉得练习太简单、想跳级”的心态，有什么提醒？（提示：可回到材料①阿难尊者的故事与“五种层次”末段“至少从第一个开始”；材料②3.2.2.5同此故事，见《第3周_素材照录.md》）</w:t>
+          <w:color w:val="1E4620"/>
+          <w:sz w:val="26"/>
+        </w:rPr>
+        <w:t>🎯 主题讨论（35 min）</w:t>
       </w:r>
     </w:p>
     <w:p>
-      <w:pPr>
-        <w:spacing w:before="40" w:after="80"/>
-        <w:ind w:left="283"/>
-        <w:shd w:val="clear" w:color="auto" w:fill="EDF6EF"/>
-        <w:pBdr>
-          <w:left w:val="single" w:sz="20" w:space="6" w:color="1E5631"/>
-        </w:pBdr>
-      </w:pPr>
       <w:r>
         <w:rPr>
           <w:b/>
-          <w:sz w:val="20"/>
-        </w:rPr>
-        <w:t>分层追问</w:t>
-      </w:r>
-      <w:r>
-        <w:rPr>
-          <w:sz w:val="20"/>
-        </w:rPr>
-        <w:t>（可视时间取用，由浅入深）： - 【现象】行、住、坐、卧四种姿势里，你哪一种最容易「忘记觉察」？ - 【影响】如果只在坐着时能觉察、一动起来就全忘，长期下来会怎样？ - 【应对】明天你打算在哪一个姿势转换的瞬间（起身、坐下）插入一次觉察？</w:t>
+        </w:rPr>
+        <w:t>讨论问题（按优先级）</w:t>
+      </w:r>
+      <w:r>
+        <w:rPr>
+          <w:b w:val="0"/>
+        </w:rPr>
+        <w:t>：</w:t>
       </w:r>
     </w:p>
     <w:p>
       <w:pPr>
-        <w:spacing w:before="160" w:after="80"/>
-      </w:pPr>
-      <w:r>
-        <w:rPr>
-          <w:rFonts w:ascii="Microsoft YaHei" w:hAnsi="Microsoft YaHei" w:eastAsia="Microsoft YaHei"/>
+        <w:pStyle w:val="ListBullet"/>
+      </w:pPr>
+      <w:r>
+        <w:rPr>
           <w:b/>
-          <w:color w:val="1E5631"/>
-          <w:sz w:val="28"/>
-        </w:rPr>
-        <w:t>🧘 禅修练习（15 min）：站立与行走觉知引导（威仪路观照入门）</w:t>
+        </w:rPr>
+        <w:t>问题①（★必答，时间不够时只讨论这个）</w:t>
+      </w:r>
+      <w:r>
+        <w:rPr>
+          <w:b w:val="0"/>
+        </w:rPr>
+        <w:t>：原文说，四威仪的“了知”有不同的层次——最低是“只知道身体的动作”，往上是观察到四大特相、看到“是心在指挥”，最高是照见“只有名色法在生灭，没有谁在行走”。对照你自己的走路、站立，你觉得你今天能到哪一层？“没有谁在行走，只有色法在移动”这句话，你的第一反应是松了一口气，还是有点被冒犯？（提示：可回到材料①“四、四威仪觉察的五种层次”与材料②“义注三问别释”；没有标准答案，说真实反应即可）</w:t>
       </w:r>
     </w:p>
     <w:p>
       <w:pPr>
-        <w:spacing w:before="40" w:after="80"/>
-        <w:ind w:left="283"/>
-        <w:shd w:val="clear" w:color="auto" w:fill="EDF6EF"/>
-        <w:pBdr>
-          <w:left w:val="single" w:sz="20" w:space="6" w:color="1E5631"/>
-        </w:pBdr>
-      </w:pPr>
-      <w:r>
-        <w:rPr>
-          <w:sz w:val="20"/>
-        </w:rPr>
-        <w:t xml:space="preserve">⚠️ </w:t>
-      </w:r>
+        <w:pStyle w:val="ListBullet"/>
+      </w:pPr>
       <w:r>
         <w:rPr>
           <w:b/>
-          <w:sz w:val="20"/>
-        </w:rPr>
-        <w:t>禅修禁忌提示</w:t>
-      </w:r>
-      <w:r>
-        <w:rPr>
-          <w:sz w:val="20"/>
-        </w:rPr>
-        <w:t>：若你正处在严重抑郁、焦虑、创伤后应激，或精神类疾病的发作／用药期，或正经历强烈的情绪危机，请先咨询医生或心理师，再决定是否练习；练习中若出现明显不适（如心悸、胸闷、情绪失控），请立即停止，睁开眼睛，把注意力放回呼吸与身体，必要时离场休息。</w:t>
+        </w:rPr>
+        <w:t>问题③（◈选答，时间富余或大家感兴趣时讨论）</w:t>
+      </w:r>
+      <w:r>
+        <w:rPr>
+          <w:b w:val="0"/>
+        </w:rPr>
+        <w:t>：阿难尊者证初果后“一有机会就修习止观，经历了四十四年”，最后在站着与躺下之间证得阿拉汉。一个教理最通达的人，为什么还要在走路、托钵的姿势里修四十四年？这对我们“觉得练习太简单、想跳级”的心态，有什么提醒？（提示：可回到材料①阿难尊者的故事与“五种层次”末段“至少从第一个开始”；材料②3.2.2.5同此故事，见《第3周_素材照录.md》）</w:t>
       </w:r>
     </w:p>
     <w:p>
       <w:pPr>
-        <w:spacing w:before="40" w:after="80"/>
-        <w:ind w:left="283"/>
-        <w:shd w:val="clear" w:color="auto" w:fill="EDF6EF"/>
+        <w:ind w:left="170"/>
         <w:pBdr>
-          <w:left w:val="single" w:sz="20" w:space="6" w:color="1E5631"/>
+          <w:left w:val="single" w:sz="18" w:space="4" w:color="1E4620"/>
         </w:pBdr>
-      </w:pPr>
-      <w:r>
-        <w:rPr>
-          <w:sz w:val="20"/>
-        </w:rPr>
-        <w:t>本引导词为照读版（依本周共读原文整理而成；括号内为操作提示与停顿，不念出来）。照读约5分钟，练习约9分钟。开始前请确认场地无障碍物、地面不滑；全程不闭眼。</w:t>
+        <w:shd w:val="clear" w:fill="F2F5FA"/>
+      </w:pPr>
+      <w:r>
+        <w:rPr>
+          <w:b/>
+        </w:rPr>
+        <w:t>分层追问</w:t>
+      </w:r>
+      <w:r>
+        <w:rPr>
+          <w:b w:val="0"/>
+        </w:rPr>
+        <w:t>（可视时间取用，由浅入深）：</w:t>
       </w:r>
     </w:p>
     <w:p>
-      <w:r>
-        <w:rPr>
-          <w:b/>
-          <w:sz w:val="21"/>
-        </w:rPr>
-        <w:t>请跟随引导练习</w:t>
-      </w:r>
-      <w:r>
-        <w:rPr>
-          <w:sz w:val="21"/>
-        </w:rPr>
-        <w:t>：</w:t>
+      <w:pPr>
+        <w:ind w:left="170"/>
+        <w:pBdr>
+          <w:left w:val="single" w:sz="18" w:space="4" w:color="1E4620"/>
+        </w:pBdr>
+        <w:shd w:val="clear" w:fill="F2F5FA"/>
+      </w:pPr>
+      <w:r>
+        <w:rPr>
+          <w:b w:val="0"/>
+        </w:rPr>
+        <w:t>- 【现象】行、住、坐、卧四种姿势里，你哪一种最容易「忘记觉察」？</w:t>
       </w:r>
     </w:p>
     <w:p>
       <w:pPr>
-        <w:spacing w:before="40" w:after="80"/>
-        <w:ind w:left="283"/>
-        <w:shd w:val="clear" w:color="auto" w:fill="EDF6EF"/>
+        <w:ind w:left="170"/>
         <w:pBdr>
-          <w:left w:val="single" w:sz="20" w:space="6" w:color="1E5631"/>
+          <w:left w:val="single" w:sz="18" w:space="4" w:color="1E4620"/>
         </w:pBdr>
-      </w:pPr>
-      <w:r>
-        <w:rPr>
-          <w:sz w:val="20"/>
-        </w:rPr>
-        <w:t>请大家站起来，找一个位置站好，两脚分开与肩同宽，膝盖放松，眼睛自然地看着前下方大约两米的地面上。（停顿） 我们先练一分钟的“站立”。佛陀说：“站立时了知‘我站立’。”现在，知道你的脚底和地面接触的地方——那里有硬、有重，那是地界的特相；感受身体从脚到头竖直地立着，有一种向上撑住的力量，那是风界的支持。不用调整什么，就只是知道：现在，我在站立。（停顿约40秒） 好，现在我们开始很普通地走路——用你平时走路的步子就可以。尊者特别交代过：“自自然然地走，自自然然地觉察。”沿着场地的边，或者任何一条安全的路线，来回地走。（停顿） 走的时候，把心放在脚上：左脚抬起，知道抬起；向前移动，知道移动；落下来，知道落下；踩到地，知道踩到。抬起来的时候，带着一点温暖和力量，那是火大；往前推出去，那是风大的推动；落下来时，顺着地球的引力沉下去，那是水界；踩到地面时，那硬硬的、粗粗的、重重的触感，那是地界。能觉察到多少就觉察多少——尊者说，一开始你只要大致知道它在动，就够了。（停顿约2分钟） 如果心飘走了，开始想别的事——不用责备自己，只要在心里说一句：“哦，走神了。”然后轻轻把心放回脚上。发现了失念，鼓励一下自己：挺好——发现了，就已经回来了。（停顿约2分钟） 有兴趣的贤友，可以再加一层观察：是谁在让你这样走？步子为什么这样大？到头了为什么往这一边转？——你会发现，是心里的一个念头、一个习惯在指挥。走路的时候，先有“我要走”的心，然后身体才动。（停顿约2分钟） 现在，请慢慢停下来，回到站立。站定，感觉一下全身。刚才走了那么久，其实找来找去，找不到一个“走路的人”——只有脚在抬起、移动、落下，只有心在知道。这就接近经文说的“没有谁在行走”了。好，轻轻动动脚踝，我们回到座位上坐下。 这是四威仪的第一课。今天不求走得多细、多准，只求记住一件事：脚一动，心就知道。接下来的日子，路会替我们修行。</w:t>
+        <w:shd w:val="clear" w:fill="F2F5FA"/>
+      </w:pPr>
+      <w:r>
+        <w:rPr>
+          <w:b w:val="0"/>
+        </w:rPr>
+        <w:t>- 【影响】如果只在坐着时能觉察、一动起来就全忘，长期下来会怎样？</w:t>
       </w:r>
     </w:p>
     <w:p>
       <w:pPr>
-        <w:spacing w:before="160" w:after="80"/>
-      </w:pPr>
-      <w:r>
-        <w:rPr>
-          <w:rFonts w:ascii="Microsoft YaHei" w:hAnsi="Microsoft YaHei" w:eastAsia="Microsoft YaHei"/>
-          <w:b/>
-          <w:color w:val="1E5631"/>
-          <w:sz w:val="28"/>
-        </w:rPr>
-        <w:t>📚 扩展内容包（时间富余时使用）</w:t>
+        <w:ind w:left="170"/>
+        <w:pBdr>
+          <w:left w:val="single" w:sz="18" w:space="4" w:color="1E4620"/>
+        </w:pBdr>
+        <w:shd w:val="clear" w:fill="F2F5FA"/>
+      </w:pPr>
+      <w:r>
+        <w:rPr>
+          <w:b w:val="0"/>
+        </w:rPr>
+        <w:t>- 【应对】明天你打算在哪一个姿势转换的瞬间（起身、坐下）插入一次觉察？</w:t>
       </w:r>
     </w:p>
     <w:p>
-      <w:pPr>
-        <w:spacing w:before="40" w:after="80"/>
-        <w:ind w:left="283"/>
-        <w:shd w:val="clear" w:color="auto" w:fill="EDF6EF"/>
-        <w:pBdr>
-          <w:left w:val="single" w:sz="20" w:space="6" w:color="1E5631"/>
-        </w:pBdr>
-      </w:pPr>
-      <w:r>
-        <w:rPr>
-          <w:sz w:val="20"/>
-        </w:rPr>
-        <w:t>以下内容用于共读提前结束或讨论意犹未尽时，按需选用，不必全部完成。</w:t>
+      <w:r>
+        <w:rPr>
+          <w:b/>
+          <w:color w:val="1E4620"/>
+          <w:sz w:val="26"/>
+        </w:rPr>
+        <w:t>🧘 禅修练习（15 min）：站立与行走觉知引导（威仪路观照入门）</w:t>
       </w:r>
     </w:p>
     <w:p>
       <w:pPr>
-        <w:spacing w:before="120" w:after="80"/>
-      </w:pPr>
-      <w:r>
-        <w:rPr>
-          <w:rFonts w:ascii="Microsoft YaHei" w:hAnsi="Microsoft YaHei" w:eastAsia="Microsoft YaHei"/>
+        <w:ind w:left="170"/>
+        <w:pBdr>
+          <w:left w:val="single" w:sz="18" w:space="4" w:color="1E4620"/>
+        </w:pBdr>
+        <w:shd w:val="clear" w:fill="F2F5FA"/>
+      </w:pPr>
+      <w:r>
+        <w:rPr>
+          <w:b w:val="0"/>
+        </w:rPr>
+        <w:t xml:space="preserve">⚠️ </w:t>
+      </w:r>
+      <w:r>
+        <w:rPr>
           <w:b/>
-          <w:color w:val="1E5631"/>
-          <w:sz w:val="25"/>
-        </w:rPr>
-        <w:t>扩展一：补充原文段落（出自备用素材④，未共读，照录）</w:t>
+        </w:rPr>
+        <w:t>禅修禁忌提示</w:t>
+      </w:r>
+      <w:r>
+        <w:rPr>
+          <w:b w:val="0"/>
+        </w:rPr>
+        <w:t>：若你正处在严重抑郁、焦虑、创伤后应激，或精神类疾病的发作／用药期，或正经历强烈的情绪危机，请先咨询医生或心理师，再决定是否练习；练习中若出现明显不适（如心悸、胸闷、情绪失控），请立即停止，睁开眼睛，把注意力放回呼吸与身体，必要时离场休息。</w:t>
       </w:r>
     </w:p>
     <w:p>
-      <w:r>
-        <w:rPr>
-          <w:b/>
-          <w:sz w:val="21"/>
-        </w:rPr>
-        <w:t>段落1</w:t>
-      </w:r>
-      <w:r>
-        <w:rPr>
-          <w:sz w:val="21"/>
-        </w:rPr>
-        <w:t>（出自《2024百花古寺禅修营03-《大念处经》讲记1-古源尊者-20240207》，media_id：soundrecording_d0dd1c0cd17209afe241ece24bf6b7b4_c61fac9a184e4805fbb24d77e1fe9c2c7439961422831605，未共读，照录——正念是“贴上”）：</w:t>
+      <w:pPr>
+        <w:ind w:left="170"/>
+        <w:pBdr>
+          <w:left w:val="single" w:sz="18" w:space="4" w:color="1E4620"/>
+        </w:pBdr>
+        <w:shd w:val="clear" w:fill="F2F5FA"/>
+      </w:pPr>
+      <w:r>
+        <w:rPr>
+          <w:b w:val="0"/>
+        </w:rPr>
+        <w:t>本引导词为照读版（依本周共读原文整理而成；括号内为操作提示与停顿，不念出来）。照读约5分钟，练习约9分钟。开始前请确认场地无障碍物、地面不滑；全程不闭眼。</w:t>
       </w:r>
     </w:p>
     <w:p>
       <w:r>
         <w:rPr>
           <w:b/>
-          <w:sz w:val="21"/>
-        </w:rPr>
-        <w:t>正念的“贴上”：经行中无正念与有正念的对比（备用·本周未列入共读）</w:t>
+        </w:rPr>
+        <w:t>请跟随引导练习</w:t>
+      </w:r>
+      <w:r>
+        <w:rPr>
+          <w:b w:val="0"/>
+        </w:rPr>
+        <w:t>：</w:t>
       </w:r>
     </w:p>
     <w:p>
       <w:pPr>
-        <w:spacing w:before="40" w:after="80"/>
-        <w:ind w:left="283"/>
-        <w:shd w:val="clear" w:color="auto" w:fill="EDF6EF"/>
+        <w:ind w:left="170"/>
         <w:pBdr>
-          <w:left w:val="single" w:sz="20" w:space="6" w:color="1E5631"/>
+          <w:left w:val="single" w:sz="18" w:space="4" w:color="1E4620"/>
         </w:pBdr>
-      </w:pPr>
-      <w:r>
-        <w:rPr>
-          <w:sz w:val="20"/>
-        </w:rPr>
-        <w:t>[00:12:24.395] 对于还没有成熟的观（智），或者尚未进入修观状态的这个禅修者呢？通过成熟的正念（正）知的训练，那么在强大正念现前的时候，也是能够感受到一部分的究竟法。那比如说我们现在教导大家经行呢：一个（心）没有正念的人呢，他可能走不到三步就开始打妄想。那么心呢，总是在过去、现在、未来，这个飘来飘去，就像那个干葫芦一样。</w:t>
+        <w:shd w:val="clear" w:fill="F2F5FA"/>
+      </w:pPr>
+      <w:r>
+        <w:rPr>
+          <w:b w:val="0"/>
+        </w:rPr>
+        <w:t>请大家站起来，找一个位置站好，两脚分开与肩同宽，膝盖放松，眼睛自然地看着前下方大约两米的地面上。（停顿）</w:t>
       </w:r>
     </w:p>
     <w:p>
       <w:pPr>
-        <w:spacing w:before="40" w:after="80"/>
-        <w:ind w:left="283"/>
-        <w:shd w:val="clear" w:color="auto" w:fill="EDF6EF"/>
+        <w:ind w:left="170"/>
         <w:pBdr>
-          <w:left w:val="single" w:sz="20" w:space="6" w:color="1E5631"/>
+          <w:left w:val="single" w:sz="18" w:space="4" w:color="1E4620"/>
         </w:pBdr>
-      </w:pPr>
-      <w:r>
-        <w:rPr>
-          <w:sz w:val="20"/>
-        </w:rPr>
-        <w:t>[00:12:58.910] 而一个有正念的人呢，对于身心的每一个状态，他都有很强有力的觉知。比如左脚抬起、放下；右脚抬起、放下——心呢，是自然而然地贴在这个身体的每个动作上，而且完全了解这个细节。那当你（在）十米的经行道经行两三个来回都不会起妄念的时候呢，那我们就可以观察到，那个身体抬起（迈）步的（那）种地、水、火、风的，那种特相的状态。</w:t>
+        <w:shd w:val="clear" w:fill="F2F5FA"/>
+      </w:pPr>
+      <w:r>
+        <w:rPr>
+          <w:b w:val="0"/>
+        </w:rPr>
+        <w:t>我们先练一分钟的“站立”。佛陀说：“站立时了知‘我站立’。”现在，知道你的脚底和地面接触的地方——那里有硬、有重，那是地界的特相；感受身体从脚到头竖直地立着，有一种向上撑住的力量，那是风界的支持。不用调整什么，就只是知道：现在，我在站立。（停顿约40秒）</w:t>
       </w:r>
     </w:p>
     <w:p>
-      <w:r>
-        <w:rPr>
-          <w:b/>
-          <w:sz w:val="21"/>
-        </w:rPr>
-        <w:t>段落2</w:t>
-      </w:r>
-      <w:r>
-        <w:rPr>
-          <w:sz w:val="21"/>
-        </w:rPr>
-        <w:t>（出自同上素材，未共读，照录——脚下的四大：抬脚、伸脚、落脚、踩地）：</w:t>
+      <w:pPr>
+        <w:ind w:left="170"/>
+        <w:pBdr>
+          <w:left w:val="single" w:sz="18" w:space="4" w:color="1E4620"/>
+        </w:pBdr>
+        <w:shd w:val="clear" w:fill="F2F5FA"/>
+      </w:pPr>
+      <w:r>
+        <w:rPr>
+          <w:b w:val="0"/>
+        </w:rPr>
+        <w:t>好，现在我们开始很普通地走路——用你平时走路的步子就可以。尊者特别交代过：“自自然然地走，自自然然地觉察。”沿着场地的边，或者任何一条安全的路线，来回地走。（停顿）</w:t>
       </w:r>
     </w:p>
     <w:p>
-      <w:r>
-        <w:rPr>
-          <w:b/>
-          <w:sz w:val="21"/>
-        </w:rPr>
-        <w:t>脚下的四大：抬脚、伸脚、落脚、踩地（备用·扩展内容包选段）</w:t>
+      <w:pPr>
+        <w:ind w:left="170"/>
+        <w:pBdr>
+          <w:left w:val="single" w:sz="18" w:space="4" w:color="1E4620"/>
+        </w:pBdr>
+        <w:shd w:val="clear" w:fill="F2F5FA"/>
+      </w:pPr>
+      <w:r>
+        <w:rPr>
+          <w:b w:val="0"/>
+        </w:rPr>
+        <w:t>走的时候，把心放在脚上：左脚抬起，知道抬起；向前移动，知道移动；落下来，知道落下；踩到地，知道踩到。抬起来的时候，带着一点温暖和力量，那是火大；往前推出去，那是风大的推动；落下来时，顺着地球的引力沉下去，那是水界；踩到地面时，那硬硬的、粗粗的、重重的触感，那是地界。能觉察到多少就觉察多少——尊者说，一开始你只要大致知道它在动，就够了。（停顿约2分钟）</w:t>
       </w:r>
     </w:p>
     <w:p>
       <w:pPr>
-        <w:spacing w:before="40" w:after="80"/>
-        <w:ind w:left="283"/>
-        <w:shd w:val="clear" w:color="auto" w:fill="EDF6EF"/>
+        <w:ind w:left="170"/>
         <w:pBdr>
-          <w:left w:val="single" w:sz="20" w:space="6" w:color="1E5631"/>
+          <w:left w:val="single" w:sz="18" w:space="4" w:color="1E4620"/>
         </w:pBdr>
-      </w:pPr>
-      <w:r>
-        <w:rPr>
-          <w:sz w:val="20"/>
-        </w:rPr>
-        <w:t>[00:17:23.380] 那比如说我们在义注里面提到说，你是可以观察到身体的这种地、水、火、风的特性的。比如说，地大的（硬与粗重）、风大的推动，身体的温度——这些它都是究竟法的特征的一种表现，它虽然不完整，但是是可以被觉察（的）。</w:t>
+        <w:shd w:val="clear" w:fill="F2F5FA"/>
+      </w:pPr>
+      <w:r>
+        <w:rPr>
+          <w:b w:val="0"/>
+        </w:rPr>
+        <w:t>如果心飘走了，开始想别的事——不用责备自己，只要在心里说一句：“哦，走神了。”然后轻轻把心放回脚上。发现了失念，鼓励一下自己：挺好——发现了，就已经回来了。（停顿约2分钟）</w:t>
       </w:r>
     </w:p>
     <w:p>
       <w:pPr>
-        <w:spacing w:before="40" w:after="80"/>
-        <w:ind w:left="283"/>
-        <w:shd w:val="clear" w:color="auto" w:fill="EDF6EF"/>
+        <w:ind w:left="170"/>
         <w:pBdr>
-          <w:left w:val="single" w:sz="20" w:space="6" w:color="1E5631"/>
+          <w:left w:val="single" w:sz="18" w:space="4" w:color="1E4620"/>
         </w:pBdr>
-      </w:pPr>
-      <w:r>
-        <w:rPr>
-          <w:sz w:val="20"/>
-        </w:rPr>
-        <w:t>[00:17:43.800] 那么在义注里面讲到，如果你的脚抬起的时候呢，其实它是以火界为主、风界为辅。那很多人不能理解，说我没有觉得脚很热，什么叫（以）火界为主呢？就很简单：你的任何——不管是人的动作还是机械的动作，它都是靠那个火（界）的动力。对，如果你今天呢，你浑身僵硬冰凉，你的脚都抬不起来。所以，你能很轻松地把脚抬起来的前提，它都是以火界为主，然后风界为辅。那如果是脚伸出去的时候呢，它是以风界为主、火界为辅。</w:t>
+        <w:shd w:val="clear" w:fill="F2F5FA"/>
+      </w:pPr>
+      <w:r>
+        <w:rPr>
+          <w:b w:val="0"/>
+        </w:rPr>
+        <w:t>有兴趣的贤友，可以再加一层观察：是谁在让你这样走？步子为什么这样大？到头了为什么往这一边转？——你会发现，是心里的一个念头、一个习惯在指挥。走路的时候，先有“我要走”的心，然后身体才动。（停顿约2分钟）</w:t>
       </w:r>
     </w:p>
     <w:p>
       <w:pPr>
-        <w:spacing w:before="40" w:after="80"/>
-        <w:ind w:left="283"/>
-        <w:shd w:val="clear" w:color="auto" w:fill="EDF6EF"/>
+        <w:ind w:left="170"/>
         <w:pBdr>
-          <w:left w:val="single" w:sz="20" w:space="6" w:color="1E5631"/>
+          <w:left w:val="single" w:sz="18" w:space="4" w:color="1E4620"/>
         </w:pBdr>
-      </w:pPr>
-      <w:r>
-        <w:rPr>
-          <w:sz w:val="20"/>
-        </w:rPr>
-        <w:t>[00:18:25.060] 好，脚落下来的时候呢，是以水界为主、地界为辅。</w:t>
+        <w:shd w:val="clear" w:fill="F2F5FA"/>
+      </w:pPr>
+      <w:r>
+        <w:rPr>
+          <w:b w:val="0"/>
+        </w:rPr>
+        <w:t>现在，请慢慢停下来，回到站立。站定，感觉一下全身。刚才走了那么久，其实找来找去，找不到一个“走路的人”——只有脚在抬起、移动、落下，只有心在知道。这就接近经文说的“没有谁在行走”了。好，轻轻动动脚踝，我们回到座位上坐下。</w:t>
       </w:r>
     </w:p>
     <w:p>
       <w:pPr>
-        <w:spacing w:before="40" w:after="80"/>
-        <w:ind w:left="283"/>
-        <w:shd w:val="clear" w:color="auto" w:fill="EDF6EF"/>
+        <w:ind w:left="170"/>
         <w:pBdr>
-          <w:left w:val="single" w:sz="20" w:space="6" w:color="1E5631"/>
+          <w:left w:val="single" w:sz="18" w:space="4" w:color="1E4620"/>
         </w:pBdr>
-      </w:pPr>
-      <w:r>
-        <w:rPr>
-          <w:sz w:val="20"/>
-        </w:rPr>
-        <w:t>[00:18:30.100] 有意思。什么叫做水界为主呢？水界呢，我们应该理解为它就是那个水——但水当然是水界，但是呢，水并不就是水界，并不代表都是水，</w:t>
+        <w:shd w:val="clear" w:fill="F2F5FA"/>
+      </w:pPr>
+      <w:r>
+        <w:rPr>
+          <w:b w:val="0"/>
+        </w:rPr>
+        <w:t>这是四威仪的第一课。今天不求走得多细、多准，只求记住一件事：脚一动，心就知道。接下来的日子，路会替我们修行。</w:t>
       </w:r>
     </w:p>
     <w:p>
-      <w:pPr>
-        <w:spacing w:before="40" w:after="80"/>
-        <w:ind w:left="283"/>
-        <w:shd w:val="clear" w:color="auto" w:fill="EDF6EF"/>
-        <w:pBdr>
-          <w:left w:val="single" w:sz="20" w:space="6" w:color="1E5631"/>
-        </w:pBdr>
-      </w:pPr>
-      <w:r>
-        <w:rPr>
-          <w:sz w:val="20"/>
-        </w:rPr>
-        <w:t>[00:18:43.950] 什么意思呢？这个水界呢，它的特性是流动（黏结）。好，那我在昨天好像有讲到对？这个水界的（黏结）呢，就是那种引力也算。就会把你粘到一块去、或者把你聚到一块去的那种力量，就是水界的力量。所以我们讲的说重力、地球的引力、或者万有引力，那就是水界特相。所以呢，我们脚能往下落的时候呢，它是顺着那个地球引力（落）下，所以它是水界为主。好，那它是真实的，</w:t>
+      <w:r>
+        <w:rPr>
+          <w:b/>
+          <w:color w:val="1E4620"/>
+          <w:sz w:val="26"/>
+        </w:rPr>
+        <w:t>📚 扩展内容包（时间富余时使用）</w:t>
       </w:r>
     </w:p>
     <w:p>
       <w:pPr>
-        <w:spacing w:before="40" w:after="80"/>
-        <w:ind w:left="283"/>
-        <w:shd w:val="clear" w:color="auto" w:fill="EDF6EF"/>
+        <w:ind w:left="170"/>
         <w:pBdr>
-          <w:left w:val="single" w:sz="20" w:space="6" w:color="1E5631"/>
+          <w:left w:val="single" w:sz="18" w:space="4" w:color="1E4620"/>
         </w:pBdr>
-      </w:pPr>
-      <w:r>
-        <w:rPr>
-          <w:sz w:val="20"/>
-        </w:rPr>
-        <w:t>[00:19:22.470] 所以说为什么说这个佛法的究竟法层面它是很科学的，它就本来就是这样。所以脚落下的时候呢，是以水界为主、地界为辅；但是脚踩到地上的时候呢，它是以地界为主、水界为辅。为什么呢？因为你的脚接触到大地，它就有那种（推）触——（推）触呢，它是地界的特相：就是硬、粗、重，这地界的特相。所以如果我们（觉知）足够的时候，你是可以感受到这一些的。所以为什么讲说这个身念处它是修观的，就是可以被观察。所以呢，</w:t>
+        <w:shd w:val="clear" w:fill="F2F5FA"/>
+      </w:pPr>
+      <w:r>
+        <w:rPr>
+          <w:b w:val="0"/>
+        </w:rPr>
+        <w:t>以下内容用于共读提前结束或讨论意犹未尽时，按需选用，不必全部完成。</w:t>
       </w:r>
     </w:p>
     <w:p>
       <w:r>
         <w:rPr>
           <w:b/>
-          <w:sz w:val="21"/>
-        </w:rPr>
-        <w:t>段落3</w:t>
-      </w:r>
-      <w:r>
-        <w:rPr>
-          <w:sz w:val="21"/>
-        </w:rPr>
-        <w:t>（出自同上素材，未共读，照录——正念吃饭：每一口的味道就是究竟法）：</w:t>
+          <w:color w:val="1E4620"/>
+          <w:sz w:val="23"/>
+        </w:rPr>
+        <w:t>扩展一：补充原文段落（出自备用素材④，未共读，照录）</w:t>
       </w:r>
     </w:p>
     <w:p>
       <w:r>
         <w:rPr>
           <w:b/>
-          <w:sz w:val="21"/>
-        </w:rPr>
-        <w:t>正念吃饭：每一口的味道就是究竟法（备用·扩展内容包选段）</w:t>
+        </w:rPr>
+        <w:t>段落1</w:t>
+      </w:r>
+      <w:r>
+        <w:rPr>
+          <w:b w:val="0"/>
+        </w:rPr>
+        <w:t>（出自《2024百花古寺禅修营03-《大念处经》讲记1-古源尊者-20240207》，media_id：soundrecording_d0dd1c0cd17209afe241ece24bf6b7b4_c61fac9a184e4805fbb24d77e1fe9c2c7439961422831605，未共读，照录——正念是“贴上”）：</w:t>
       </w:r>
     </w:p>
     <w:p>
-      <w:pPr>
-        <w:spacing w:before="40" w:after="80"/>
-        <w:ind w:left="283"/>
-        <w:shd w:val="clear" w:color="auto" w:fill="EDF6EF"/>
-        <w:pBdr>
-          <w:left w:val="single" w:sz="20" w:space="6" w:color="1E5631"/>
-        </w:pBdr>
-      </w:pPr>
-      <w:r>
-        <w:rPr>
-          <w:sz w:val="20"/>
-        </w:rPr>
-        <w:t>[00:37:02.280] 那比如说，我们建议大家说吃饭的时候要正念地吃饭。那每一口饭的这种酸甜、苦辣咸的味道——那这个从味道本身来讲就是究竟法，你只要不去把它这个概念化呢，你只是这么觉察，它就是究竟法。那（当）一个人没有（正念）的时候，我们就心里面打妄想：（吃饭）的时候一边看电视，一边刷小视频，一边就这么咬着，或者一边在做规划。那这个时候呢，其实他连饭菜的味道他都忘了，或者没有感知到。但是正念吃饭的时候，心对（这）饭（菜）的这种味、香，以及这个咀嚼的时候的触觉，它就能够很（细致地）感知出来。</w:t>
+      <w:r>
+        <w:rPr>
+          <w:b/>
+        </w:rPr>
+        <w:t>正念的“贴上”：经行中无正念与有正念的对比（备用·本周未列入共读）</w:t>
       </w:r>
     </w:p>
     <w:p>
-      <w:r>
-        <w:rPr>
-          <w:b/>
-          <w:sz w:val="21"/>
-        </w:rPr>
-        <w:t>段落4</w:t>
-      </w:r>
-      <w:r>
-        <w:rPr>
-          <w:sz w:val="21"/>
-        </w:rPr>
-        <w:t>（出自同上素材，未共读，照录——行住坐卧一切处：把观照带进所有姿势）：</w:t>
+      <w:pPr>
+        <w:ind w:left="170"/>
+        <w:pBdr>
+          <w:left w:val="single" w:sz="18" w:space="4" w:color="1E4620"/>
+        </w:pBdr>
+        <w:shd w:val="clear" w:fill="F2F5FA"/>
+      </w:pPr>
+      <w:r>
+        <w:rPr>
+          <w:b w:val="0"/>
+        </w:rPr>
+        <w:t>[00:12:24.395] 对于还没有成熟的观（智），或者尚未进入修观状态的这个禅修者呢？通过成熟的正念（正）知的训练，那么在强大正念现前的时候，也是能够感受到一部分的究竟法。那比如说我们现在教导大家经行呢：一个（心）没有正念的人呢，他可能走不到三步就开始打妄想。那么心呢，总是在过去、现在、未来，这个飘来飘去，就像那个干葫芦一样。</w:t>
       </w:r>
     </w:p>
     <w:p>
-      <w:r>
-        <w:rPr>
-          <w:b/>
-          <w:sz w:val="21"/>
-        </w:rPr>
-        <w:t>行住坐卧一切处：把观照带进所有姿势（备用·扩展内容包选段）</w:t>
+      <w:pPr>
+        <w:ind w:left="170"/>
+        <w:pBdr>
+          <w:left w:val="single" w:sz="18" w:space="4" w:color="1E4620"/>
+        </w:pBdr>
+        <w:shd w:val="clear" w:fill="F2F5FA"/>
+      </w:pPr>
+      <w:r>
+        <w:rPr>
+          <w:b w:val="0"/>
+        </w:rPr>
+        <w:t>[00:12:58.910] 而一个有正念的人呢，对于身心的每一个状态，他都有很强有力的觉知。比如左脚抬起、放下；右脚抬起、放下——心呢，是自然而然地贴在这个身体的每个动作上，而且完全了解这个细节。那当你（在）十米的经行道经行两三个来回都不会起妄念的时候呢，那我们就可以观察到，那个身体抬起（迈）步的（那）种地、水、火、风的，那种特相的状态。</w:t>
       </w:r>
     </w:p>
     <w:p>
-      <w:pPr>
-        <w:spacing w:before="40" w:after="80"/>
-        <w:ind w:left="283"/>
-        <w:shd w:val="clear" w:color="auto" w:fill="EDF6EF"/>
-        <w:pBdr>
-          <w:left w:val="single" w:sz="20" w:space="6" w:color="1E5631"/>
-        </w:pBdr>
-      </w:pPr>
-      <w:r>
-        <w:rPr>
-          <w:sz w:val="20"/>
-        </w:rPr>
-        <w:t>[00:53:48.260] 所以我们说你这次禅修营，如果你修的是入出息念或者是其他的业处，我们要求你要尽量地把所有的时间都投入到你的目标里面。那如果你是入出息念呢，你就是沉浸在你的入出息念（的所缘）当中。那么我要求这次禅修营除了睡觉——你心不在（业处上的）时间呢，不能超过半个小时。这个空余时间呢，要（投）在业处上。这样呢，你就会被重复训练，你的（正念）就会越来越强。</w:t>
+      <w:r>
+        <w:rPr>
+          <w:b/>
+        </w:rPr>
+        <w:t>段落2</w:t>
+      </w:r>
+      <w:r>
+        <w:rPr>
+          <w:b w:val="0"/>
+        </w:rPr>
+        <w:t>（出自同上素材，未共读，照录——脚下的四大：抬脚、伸脚、落脚、踩地）：</w:t>
       </w:r>
     </w:p>
     <w:p>
-      <w:pPr>
-        <w:spacing w:before="40" w:after="80"/>
-        <w:ind w:left="283"/>
-        <w:shd w:val="clear" w:color="auto" w:fill="EDF6EF"/>
-        <w:pBdr>
-          <w:left w:val="single" w:sz="20" w:space="6" w:color="1E5631"/>
-        </w:pBdr>
-      </w:pPr>
-      <w:r>
-        <w:rPr>
-          <w:sz w:val="20"/>
-        </w:rPr>
-        <w:t>[00:54:26.120] 那如果我们的同学有人在修（毗婆舍那），那就是在修观。那么我们就要把心投入到我们所观照的名色法（的所缘）当中，这个叫观察的（所缘）。</w:t>
+      <w:r>
+        <w:rPr>
+          <w:b/>
+        </w:rPr>
+        <w:t>脚下的四大：抬脚、伸脚、落脚、踩地（备用·扩展内容包选段）</w:t>
       </w:r>
     </w:p>
     <w:p>
       <w:pPr>
-        <w:spacing w:before="40" w:after="80"/>
-        <w:ind w:left="283"/>
-        <w:shd w:val="clear" w:color="auto" w:fill="EDF6EF"/>
+        <w:ind w:left="170"/>
         <w:pBdr>
-          <w:left w:val="single" w:sz="20" w:space="6" w:color="1E5631"/>
+          <w:left w:val="single" w:sz="18" w:space="4" w:color="1E4620"/>
         </w:pBdr>
-      </w:pPr>
-      <w:r>
-        <w:rPr>
-          <w:sz w:val="20"/>
-        </w:rPr>
-        <w:t>[00:54:41.820] 修（毗婆舍那）的同学呢，他都经历过：就是在修入出息念的时候，他觉得他晚上睡觉要（带着定）睡；好，那修这个三十二身分的时候，要让他走到任何地方都要看到，都是三十二身分。那，</w:t>
+        <w:shd w:val="clear" w:fill="F2F5FA"/>
+      </w:pPr>
+      <w:r>
+        <w:rPr>
+          <w:b w:val="0"/>
+        </w:rPr>
+        <w:t>[00:17:23.380] 那比如说我们在义注里面提到说，你是可以观察到身体的这种地、水、火、风的特性的。比如说，地大的（硬与粗重）、风大的推动，身体的温度——这些它都是究竟法的特征的一种表现，它虽然不完整，但是是可以被觉察（的）。</w:t>
       </w:r>
     </w:p>
     <w:p>
       <w:pPr>
-        <w:spacing w:before="40" w:after="80"/>
-        <w:ind w:left="283"/>
-        <w:shd w:val="clear" w:color="auto" w:fill="EDF6EF"/>
+        <w:ind w:left="170"/>
         <w:pBdr>
-          <w:left w:val="single" w:sz="20" w:space="6" w:color="1E5631"/>
+          <w:left w:val="single" w:sz="18" w:space="4" w:color="1E4620"/>
         </w:pBdr>
-      </w:pPr>
-      <w:r>
-        <w:rPr>
-          <w:sz w:val="20"/>
-        </w:rPr>
-        <w:t>[00:54:58.560] 在修（色）法的时候呢，因为看到一切处都是色法，就是除了生灭的色法，没有其他；那看到名色的时候呢，就是看一堆一堆都是名色法，在刹那（生）灭。但是修缘起的时候，一碰到一个（事），尽可能以你的定力去观察——这样的一个果报是怎么来的，它一下就会呈现出来，定力够就可以，定力不够呢就不行。那这个就是一种练习。那在修观的时候呢，就是观的就是十一种（类）究竟名色法它刹那生灭。我要求所有修观的人，就是你在行住坐卧的一切处都要是这样，那这个就是对（正）念的持续的这种训练。</w:t>
+        <w:shd w:val="clear" w:fill="F2F5FA"/>
+      </w:pPr>
+      <w:r>
+        <w:rPr>
+          <w:b w:val="0"/>
+        </w:rPr>
+        <w:t>[00:17:43.800] 那么在义注里面讲到，如果你的脚抬起的时候呢，其实它是以火界为主、风界为辅。那很多人不能理解，说我没有觉得脚很热，什么叫（以）火界为主呢？就很简单：你的任何——不管是人的动作还是机械的动作，它都是靠那个火（界）的动力。对，如果你今天呢，你浑身僵硬冰凉，你的脚都抬不起来。所以，你能很轻松地把脚抬起来的前提，它都是以火界为主，然后风界为辅。那如果是脚伸出去的时候呢，它是以风界为主、火界为辅。</w:t>
       </w:r>
     </w:p>
     <w:p>
-      <w:r>
-        <w:rPr>
-          <w:b/>
-          <w:sz w:val="21"/>
-        </w:rPr>
-        <w:t>段落5</w:t>
-      </w:r>
-      <w:r>
-        <w:rPr>
-          <w:sz w:val="21"/>
-        </w:rPr>
-        <w:t>（出自同上素材，未共读，照录——洗碗里的正念：守护着心，也守护着手）：</w:t>
+      <w:pPr>
+        <w:ind w:left="170"/>
+        <w:pBdr>
+          <w:left w:val="single" w:sz="18" w:space="4" w:color="1E4620"/>
+        </w:pBdr>
+        <w:shd w:val="clear" w:fill="F2F5FA"/>
+      </w:pPr>
+      <w:r>
+        <w:rPr>
+          <w:b w:val="0"/>
+        </w:rPr>
+        <w:t>[00:18:25.060] 好，脚落下来的时候呢，是以水界为主、地界为辅。</w:t>
       </w:r>
     </w:p>
     <w:p>
-      <w:r>
-        <w:rPr>
-          <w:b/>
-          <w:sz w:val="21"/>
-        </w:rPr>
-        <w:t>洗碗里的正念：守护着心，也守护着手（备用·扩展内容包选段）</w:t>
+      <w:pPr>
+        <w:ind w:left="170"/>
+        <w:pBdr>
+          <w:left w:val="single" w:sz="18" w:space="4" w:color="1E4620"/>
+        </w:pBdr>
+        <w:shd w:val="clear" w:fill="F2F5FA"/>
+      </w:pPr>
+      <w:r>
+        <w:rPr>
+          <w:b w:val="0"/>
+        </w:rPr>
+        <w:t>[00:18:30.100] 有意思。什么叫做水界为主呢？水界呢，我们应该理解为它就是那个水——但水当然是水界，但是呢，水并不就是水界，并不代表都是水，</w:t>
       </w:r>
     </w:p>
     <w:p>
       <w:pPr>
-        <w:spacing w:before="40" w:after="80"/>
-        <w:ind w:left="283"/>
-        <w:shd w:val="clear" w:color="auto" w:fill="EDF6EF"/>
+        <w:ind w:left="170"/>
         <w:pBdr>
-          <w:left w:val="single" w:sz="20" w:space="6" w:color="1E5631"/>
+          <w:left w:val="single" w:sz="18" w:space="4" w:color="1E4620"/>
         </w:pBdr>
-      </w:pPr>
-      <w:r>
-        <w:rPr>
-          <w:sz w:val="20"/>
-        </w:rPr>
-        <w:t>[00:31:22.080] 那举个例子呢，我们这个现在有这个，厨房有这个（行堂组）有备菜，这个有餐后的——餐前、餐后，餐后的人就要洗碗对。那么洗碗的时候，大家要练习（觉知）。好，</w:t>
+        <w:shd w:val="clear" w:fill="F2F5FA"/>
+      </w:pPr>
+      <w:r>
+        <w:rPr>
+          <w:b w:val="0"/>
+        </w:rPr>
+        <w:t>[00:18:43.950] 什么意思呢？这个水界呢，它的特性是流动（黏结）。好，那我在昨天好像有讲到对？这个水界的（黏结）呢，就是那种引力也算。就会把你粘到一块去、或者把你聚到一块去的那种力量，就是水界的力量。所以我们讲的说重力、地球的引力、或者万有引力，那就是水界特相。所以呢，我们脚能往下落的时候呢，它是顺着那个地球引力（落）下，所以它是水界为主。好，那它是真实的，</w:t>
       </w:r>
     </w:p>
     <w:p>
       <w:pPr>
-        <w:spacing w:before="40" w:after="80"/>
-        <w:ind w:left="283"/>
-        <w:shd w:val="clear" w:color="auto" w:fill="EDF6EF"/>
+        <w:ind w:left="170"/>
         <w:pBdr>
-          <w:left w:val="single" w:sz="20" w:space="6" w:color="1E5631"/>
+          <w:left w:val="single" w:sz="18" w:space="4" w:color="1E4620"/>
         </w:pBdr>
-      </w:pPr>
-      <w:r>
-        <w:rPr>
-          <w:sz w:val="20"/>
-        </w:rPr>
-        <w:t>[00:31:43.130] 那洗碗的时候呢，我们用寻呢——就用寻这个心所把心投向这个洗碗洗盘子这个目标；这个（伺）呢，是让我们的心呢能够持续地去（觉知）洗碗的状态；这个作意心所呢，是让这个心呢总是跟这个洗碗的状态结合在一起，去感知它。那这个念呢，就是让这个心沉入在这个（洗碗）的状态里面，持续的、念念分明地觉知：这是泡沫，这是（碗盘），这是凉的水，这是热的水，这是滑，这是粗等等这种触感。那这个时候呢，（正）念呢守护着心，它也守护着这个手呢，它一直沉入在这个（洗碗）的状态里面，持续地觉知。</w:t>
+        <w:shd w:val="clear" w:fill="F2F5FA"/>
+      </w:pPr>
+      <w:r>
+        <w:rPr>
+          <w:b w:val="0"/>
+        </w:rPr>
+        <w:t>[00:19:22.470] 所以说为什么说这个佛法的究竟法层面它是很科学的，它就本来就是这样。所以脚落下的时候呢，是以水界为主、地界为辅；但是脚踩到地上的时候呢，它是以地界为主、水界为辅。为什么呢？因为你的脚接触到大地，它就有那种（推）触——（推）触呢，它是地界的特相：就是硬、粗、重，这地界的特相。所以如果我们（觉知）足够的时候，你是可以感受到这一些的。所以为什么讲说这个身念处它是修观的，就是可以被观察。所以呢，</w:t>
       </w:r>
     </w:p>
     <w:p>
-      <w:pPr>
-        <w:spacing w:before="40" w:after="80"/>
-        <w:ind w:left="283"/>
-        <w:shd w:val="clear" w:color="auto" w:fill="EDF6EF"/>
-        <w:pBdr>
-          <w:left w:val="single" w:sz="20" w:space="6" w:color="1E5631"/>
-        </w:pBdr>
-      </w:pPr>
-      <w:r>
-        <w:rPr>
-          <w:sz w:val="20"/>
-        </w:rPr>
-        <w:t>[00:32:34.640] 那如果我们没有这个（正）念的守护呢，我们一边在那洗碗，一边会妄念纷飞。甚至呢，这个如果没有把握好呢，我们会一边洗碗一边聊天，一边洗碗一边说是非。那这种情况呢，其实我们有时候甚至呢，就是洗的干不干净、洗的哪一些（碗）、哪些没洗，或者哪一些过了一遍、哪些过了两遍，你就忘记掉，这个就叫（失念），这叫忘记。</w:t>
+      <w:r>
+        <w:rPr>
+          <w:b/>
+        </w:rPr>
+        <w:t>段落3</w:t>
+      </w:r>
+      <w:r>
+        <w:rPr>
+          <w:b w:val="0"/>
+        </w:rPr>
+        <w:t>（出自同上素材，未共读，照录——正念吃饭：每一口的味道就是究竟法）：</w:t>
       </w:r>
     </w:p>
     <w:p>
-      <w:pPr>
-        <w:spacing w:before="40" w:after="80"/>
-        <w:ind w:left="283"/>
-        <w:shd w:val="clear" w:color="auto" w:fill="EDF6EF"/>
-        <w:pBdr>
-          <w:left w:val="single" w:sz="20" w:space="6" w:color="1E5631"/>
-        </w:pBdr>
-      </w:pPr>
-      <w:r>
-        <w:rPr>
-          <w:sz w:val="20"/>
-        </w:rPr>
-        <w:t>[00:33:06.680] 所以呢，根呢——这个（念）呢称为根。所以根呢，就是指能够在它的影响范围内起到控制的作用。那你在这个（洗碗）的过程中，你的心是被管控在这个（洗碗）里面，这是念根的作用。所以我们在学习（念）的特相的时候，我们讲（念）呢能够控制令人放逸的不善心（使之）不生起，（念）也能控制相应的心和心所从而稳固地投注于善所缘——（四）念处（的）所缘。即呢，（念）能够控制相应名法，跟它一起沉入（所缘），并且去除心的（散乱），不让心到处跑，</w:t>
+      <w:r>
+        <w:rPr>
+          <w:b/>
+        </w:rPr>
+        <w:t>正念吃饭：每一口的味道就是究竟法（备用·扩展内容包选段）</w:t>
       </w:r>
     </w:p>
     <w:p>
       <w:pPr>
-        <w:spacing w:before="40" w:after="80"/>
-        <w:ind w:left="283"/>
-        <w:shd w:val="clear" w:color="auto" w:fill="EDF6EF"/>
+        <w:ind w:left="170"/>
         <w:pBdr>
-          <w:left w:val="single" w:sz="20" w:space="6" w:color="1E5631"/>
+          <w:left w:val="single" w:sz="18" w:space="4" w:color="1E4620"/>
         </w:pBdr>
-      </w:pPr>
-      <w:r>
-        <w:rPr>
-          <w:sz w:val="20"/>
-        </w:rPr>
-        <w:t>[00:33:46.690] 那还是以这个洗碗为例。那么我们在觉知到洗碗的状态的时候，比如（心里冒出）刚才有些人这个……好像这个感觉状态不大对，或者今天的某一个菜呢感觉太油，要不要跟谁说一说？那心里面呢，你就会开始各种计划，甚至呢，列一列清单。那这个时候如果你有觉察呢，你的（念）呢就会觉得：我怎么（失念）了呢？那么一直觉察这个（所缘），你不用谴责，它自己就已经（回来了）。那这个时候怎么办呢？我们说鼓励一下自己：挺好，发现了我已经（失念），然后（回来），所以，</w:t>
+        <w:shd w:val="clear" w:fill="F2F5FA"/>
+      </w:pPr>
+      <w:r>
+        <w:rPr>
+          <w:b w:val="0"/>
+        </w:rPr>
+        <w:t>[00:37:02.280] 那比如说，我们建议大家说吃饭的时候要正念地吃饭。那每一口饭的这种酸甜、苦辣咸的味道——那这个从味道本身来讲就是究竟法，你只要不去把它这个概念化呢，你只是这么觉察，它就是究竟法。那（当）一个人没有（正念）的时候，我们就心里面打妄想：（吃饭）的时候一边看电视，一边刷小视频，一边就这么咬着，或者一边在做规划。那这个时候呢，其实他连饭菜的味道他都忘了，或者没有感知到。但是正念吃饭的时候，心对（这）饭（菜）的这种味、香，以及这个咀嚼的时候的触觉，它就能够很（细致地）感知出来。</w:t>
       </w:r>
     </w:p>
     <w:p>
-      <w:pPr>
-        <w:spacing w:before="120" w:after="80"/>
-      </w:pPr>
-      <w:r>
-        <w:rPr>
-          <w:rFonts w:ascii="Microsoft YaHei" w:hAnsi="Microsoft YaHei" w:eastAsia="Microsoft YaHei"/>
+      <w:r>
+        <w:rPr>
           <w:b/>
-          <w:color w:val="1E5631"/>
-          <w:sz w:val="25"/>
-        </w:rPr>
-        <w:t>扩展二：深入讨论问题</w:t>
+        </w:rPr>
+        <w:t>段落4</w:t>
+      </w:r>
+      <w:r>
+        <w:rPr>
+          <w:b w:val="0"/>
+        </w:rPr>
+        <w:t>（出自同上素材，未共读，照录——行住坐卧一切处：把观照带进所有姿势）：</w:t>
       </w:r>
     </w:p>
     <w:p>
-      <w:pPr>
-        <w:ind w:left="340"/>
-      </w:pPr>
       <w:r>
         <w:rPr>
           <w:b/>
-          <w:sz w:val="21"/>
-        </w:rPr>
-        <w:t xml:space="preserve">1. </w:t>
-      </w:r>
-      <w:r>
-        <w:rPr>
-          <w:sz w:val="21"/>
-        </w:rPr>
-        <w:t>原文（材料①）说：“我们很多人是自己不愿意做、做不到啊不愿意做，然后认为我这个更好，或者认为没有必要。”佛陀要求“内身、外身”交替观察，有人以“外在看不见”为由不做。你有没有过“因为做不到，就说它没必要”的经历——不限于禅修？（没有标准答案，这个答案也不需要说给任何人听，除非你愿意。）</w:t>
+        </w:rPr>
+        <w:t>行住坐卧一切处：把观照带进所有姿势（备用·扩展内容包选段）</w:t>
       </w:r>
     </w:p>
     <w:p>
       <w:pPr>
-        <w:ind w:left="340"/>
-      </w:pPr>
-      <w:r>
-        <w:rPr>
-          <w:b/>
-          <w:sz w:val="21"/>
-        </w:rPr>
-        <w:t xml:space="preserve">2. </w:t>
-      </w:r>
-      <w:r>
-        <w:rPr>
-          <w:sz w:val="21"/>
-        </w:rPr>
-        <w:t>尊者说，一个人明显的不良习惯“很少超过三种”，并且“在日常的生活、工作和禅修的时候，它都会给你造成障碍”。试着在心里数一数：你的那“三种”可能是什么？（不必说出来，除非你愿意。）</w:t>
+        <w:ind w:left="170"/>
+        <w:pBdr>
+          <w:left w:val="single" w:sz="18" w:space="4" w:color="1E4620"/>
+        </w:pBdr>
+        <w:shd w:val="clear" w:fill="F2F5FA"/>
+      </w:pPr>
+      <w:r>
+        <w:rPr>
+          <w:b w:val="0"/>
+        </w:rPr>
+        <w:t>[00:53:48.260] 所以我们说你这次禅修营，如果你修的是入出息念或者是其他的业处，我们要求你要尽量地把所有的时间都投入到你的目标里面。那如果你是入出息念呢，你就是沉浸在你的入出息念（的所缘）当中。那么我要求这次禅修营除了睡觉——你心不在（业处上的）时间呢，不能超过半个小时。这个空余时间呢，要（投）在业处上。这样呢，你就会被重复训练，你的（正念）就会越来越强。</w:t>
       </w:r>
     </w:p>
     <w:p>
       <w:pPr>
-        <w:spacing w:before="120" w:after="80"/>
-      </w:pPr>
-      <w:r>
-        <w:rPr>
-          <w:rFonts w:ascii="Microsoft YaHei" w:hAnsi="Microsoft YaHei" w:eastAsia="Microsoft YaHei"/>
-          <w:b/>
-          <w:color w:val="1E5631"/>
-          <w:sz w:val="25"/>
-        </w:rPr>
-        <w:t>扩展三：延伸小练习</w:t>
+        <w:ind w:left="170"/>
+        <w:pBdr>
+          <w:left w:val="single" w:sz="18" w:space="4" w:color="1E4620"/>
+        </w:pBdr>
+        <w:shd w:val="clear" w:fill="F2F5FA"/>
+      </w:pPr>
+      <w:r>
+        <w:rPr>
+          <w:b w:val="0"/>
+        </w:rPr>
+        <w:t>[00:54:26.120] 那如果我们的同学有人在修（毗婆舍那），那就是在修观。那么我们就要把心投入到我们所观照的名色法（的所缘）当中，这个叫观察的（所缘）。</w:t>
       </w:r>
     </w:p>
     <w:p>
       <w:pPr>
-        <w:ind w:left="340"/>
-      </w:pPr>
-      <w:r>
-        <w:rPr>
-          <w:color w:val="1E5631"/>
-          <w:sz w:val="21"/>
-        </w:rPr>
-        <w:t xml:space="preserve">• </w:t>
-      </w:r>
-      <w:r>
-        <w:rPr>
-          <w:b/>
-          <w:sz w:val="21"/>
-        </w:rPr>
-        <w:t>“脚一动，心就知道”打卡</w:t>
-      </w:r>
-      <w:r>
-        <w:rPr>
-          <w:sz w:val="21"/>
-        </w:rPr>
-        <w:t>：本周每天挑一个固定路段（如车位到单元门、工位到会议室），走的时候只做一件事——脚一动就知道它动；发现走神，说一句“走神了”，回到脚上。（它与本周作业的区别：作业是每天5分钟专门练，这个小练习是把它种进你每天本来就要走的那段路。）</w:t>
+        <w:ind w:left="170"/>
+        <w:pBdr>
+          <w:left w:val="single" w:sz="18" w:space="4" w:color="1E4620"/>
+        </w:pBdr>
+        <w:shd w:val="clear" w:fill="F2F5FA"/>
+      </w:pPr>
+      <w:r>
+        <w:rPr>
+          <w:b w:val="0"/>
+        </w:rPr>
+        <w:t>[00:54:41.820] 修（毗婆舍那）的同学呢，他都经历过：就是在修入出息念的时候，他觉得他晚上睡觉要（带着定）睡；好，那修这个三十二身分的时候，要让他走到任何地方都要看到，都是三十二身分。那，</w:t>
       </w:r>
     </w:p>
     <w:p>
       <w:pPr>
-        <w:ind w:left="340"/>
-      </w:pPr>
-      <w:r>
-        <w:rPr>
-          <w:color w:val="1E5631"/>
-          <w:sz w:val="21"/>
-        </w:rPr>
-        <w:t xml:space="preserve">• </w:t>
-      </w:r>
-      <w:r>
-        <w:rPr>
-          <w:b/>
-          <w:sz w:val="21"/>
-        </w:rPr>
-        <w:t>四个姿势检查点</w:t>
-      </w:r>
-      <w:r>
-        <w:rPr>
-          <w:sz w:val="21"/>
-        </w:rPr>
-        <w:t>：手机设三个提醒（上午、下午、晚上），铃响时停三秒，检查当下的姿势——站着？坐着？躺着？心里默念一遍：“我在站／我在坐／我在躺。”这就是“行走时了知‘我行走’”的最小颗粒度练习。</w:t>
+        <w:ind w:left="170"/>
+        <w:pBdr>
+          <w:left w:val="single" w:sz="18" w:space="4" w:color="1E4620"/>
+        </w:pBdr>
+        <w:shd w:val="clear" w:fill="F2F5FA"/>
+      </w:pPr>
+      <w:r>
+        <w:rPr>
+          <w:b w:val="0"/>
+        </w:rPr>
+        <w:t>[00:54:58.560] 在修（色）法的时候呢，因为看到一切处都是色法，就是除了生灭的色法，没有其他；那看到名色的时候呢，就是看一堆一堆都是名色法，在刹那（生）灭。但是修缘起的时候，一碰到一个（事），尽可能以你的定力去观察——这样的一个果报是怎么来的，它一下就会呈现出来，定力够就可以，定力不够呢就不行。那这个就是一种练习。那在修观的时候呢，就是观的就是十一种（类）究竟名色法它刹那生灭。我要求所有修观的人，就是你在行住坐卧的一切处都要是这样，那这个就是对（正）念的持续的这种训练。</w:t>
       </w:r>
     </w:p>
     <w:p>
-      <w:pPr>
-        <w:spacing w:before="120" w:after="80"/>
-      </w:pPr>
-      <w:r>
-        <w:rPr>
-          <w:rFonts w:ascii="Microsoft YaHei" w:hAnsi="Microsoft YaHei" w:eastAsia="Microsoft YaHei"/>
+      <w:r>
+        <w:rPr>
           <w:b/>
-          <w:color w:val="1E5631"/>
-          <w:sz w:val="25"/>
-        </w:rPr>
-        <w:t>扩展四：延伸素材</w:t>
+        </w:rPr>
+        <w:t>段落5</w:t>
+      </w:r>
+      <w:r>
+        <w:rPr>
+          <w:b w:val="0"/>
+        </w:rPr>
+        <w:t>（出自同上素材，未共读，照录——洗碗里的正念：守护着心，也守护着手）：</w:t>
       </w:r>
     </w:p>
     <w:p>
-      <w:pPr>
-        <w:ind w:left="340"/>
-      </w:pPr>
-      <w:r>
-        <w:rPr>
-          <w:color w:val="1E5631"/>
-          <w:sz w:val="21"/>
-        </w:rPr>
-        <w:t xml:space="preserve">• </w:t>
-      </w:r>
       <w:r>
         <w:rPr>
           <w:b/>
-          <w:sz w:val="21"/>
-        </w:rPr>
-        <w:t>常见提问速答</w:t>
-      </w:r>
-      <w:r>
-        <w:rPr>
-          <w:sz w:val="21"/>
-        </w:rPr>
-        <w:t>：若有人问“走路觉察和马哈希禅法是不是一回事”——尊者说观察四大特相属于第二、三种层次，不同传承要求不同，“从（我们这个教法）的角度上要求要高很多”，而初学者“至少从第一个开始”就可以；若有人问“正知是什么”——本周不展开，四种正知是下周主题，也是读书会05整包的主题；若有人问“为什么叫威仪路”——即行、住、坐、卧四种身体威仪（姿势）之路，章节名见材料②。</w:t>
+        </w:rPr>
+        <w:t>洗碗里的正念：守护着心，也守护着手（备用·扩展内容包选段）</w:t>
       </w:r>
     </w:p>
     <w:p>
       <w:pPr>
-        <w:ind w:left="340"/>
-      </w:pPr>
-      <w:r>
-        <w:rPr>
-          <w:color w:val="1E5631"/>
-          <w:sz w:val="21"/>
-        </w:rPr>
-        <w:t xml:space="preserve">• </w:t>
-      </w:r>
-      <w:r>
-        <w:rPr>
-          <w:b/>
-          <w:sz w:val="21"/>
-        </w:rPr>
-        <w:t>与第4周的衔接</w:t>
-      </w:r>
-      <w:r>
-        <w:rPr>
-          <w:sz w:val="21"/>
-        </w:rPr>
-        <w:t>：本周在“路上”练觉察，下周把“觉察”升级为四种正知——什么有益、什么适宜、怎样守住行处、怎样不愚痴。若时间富余，请每人说一个“我走路时发现的模式”（记下来，下周讨论“适宜”时用）。</w:t>
+        <w:ind w:left="170"/>
+        <w:pBdr>
+          <w:left w:val="single" w:sz="18" w:space="4" w:color="1E4620"/>
+        </w:pBdr>
+        <w:shd w:val="clear" w:fill="F2F5FA"/>
+      </w:pPr>
+      <w:r>
+        <w:rPr>
+          <w:b w:val="0"/>
+        </w:rPr>
+        <w:t>[00:31:22.080] 那举个例子呢，我们这个现在有这个，厨房有这个（行堂组）有备菜，这个有餐后的——餐前、餐后，餐后的人就要洗碗对。那么洗碗的时候，大家要练习（觉知）。好，</w:t>
       </w:r>
     </w:p>
     <w:p>
       <w:pPr>
-        <w:spacing w:before="160" w:after="80"/>
-      </w:pPr>
-      <w:r>
-        <w:rPr>
-          <w:rFonts w:ascii="Microsoft YaHei" w:hAnsi="Microsoft YaHei" w:eastAsia="Microsoft YaHei"/>
-          <w:b/>
-          <w:color w:val="1E5631"/>
-          <w:sz w:val="28"/>
-        </w:rPr>
-        <w:t>🔚 收尾与回向（15 min）</w:t>
+        <w:ind w:left="170"/>
+        <w:pBdr>
+          <w:left w:val="single" w:sz="18" w:space="4" w:color="1E4620"/>
+        </w:pBdr>
+        <w:shd w:val="clear" w:fill="F2F5FA"/>
+      </w:pPr>
+      <w:r>
+        <w:rPr>
+          <w:b w:val="0"/>
+        </w:rPr>
+        <w:t>[00:31:43.130] 那洗碗的时候呢，我们用寻呢——就用寻这个心所把心投向这个洗碗洗盘子这个目标；这个（伺）呢，是让我们的心呢能够持续地去（觉知）洗碗的状态；这个作意心所呢，是让这个心呢总是跟这个洗碗的状态结合在一起，去感知它。那这个念呢，就是让这个心沉入在这个（洗碗）的状态里面，持续的、念念分明地觉知：这是泡沫，这是（碗盘），这是凉的水，这是热的水，这是滑，这是粗等等这种触感。那这个时候呢，（正）念呢守护着心，它也守护着这个手呢，它一直沉入在这个（洗碗）的状态里面，持续地觉知。</w:t>
       </w:r>
     </w:p>
     <w:p>
       <w:pPr>
-        <w:ind w:left="340"/>
-      </w:pPr>
-      <w:r>
-        <w:rPr>
-          <w:b/>
-          <w:sz w:val="21"/>
-        </w:rPr>
-        <w:t xml:space="preserve">1. </w:t>
-      </w:r>
-      <w:r>
-        <w:rPr>
-          <w:b/>
-          <w:sz w:val="21"/>
-        </w:rPr>
-        <w:t>每人一句话</w:t>
-      </w:r>
-      <w:r>
-        <w:rPr>
-          <w:sz w:val="21"/>
-        </w:rPr>
-        <w:t>：今天最大的收获是什么？</w:t>
+        <w:ind w:left="170"/>
+        <w:pBdr>
+          <w:left w:val="single" w:sz="18" w:space="4" w:color="1E4620"/>
+        </w:pBdr>
+        <w:shd w:val="clear" w:fill="F2F5FA"/>
+      </w:pPr>
+      <w:r>
+        <w:rPr>
+          <w:b w:val="0"/>
+        </w:rPr>
+        <w:t>[00:32:34.640] 那如果我们没有这个（正）念的守护呢，我们一边在那洗碗，一边会妄念纷飞。甚至呢，这个如果没有把握好呢，我们会一边洗碗一边聊天，一边洗碗一边说是非。那这种情况呢，其实我们有时候甚至呢，就是洗的干不干净、洗的哪一些（碗）、哪些没洗，或者哪一些过了一遍、哪些过了两遍，你就忘记掉，这个就叫（失念），这叫忘记。</w:t>
       </w:r>
     </w:p>
     <w:p>
       <w:pPr>
-        <w:ind w:left="340"/>
-      </w:pPr>
-      <w:r>
-        <w:rPr>
-          <w:b/>
-          <w:sz w:val="21"/>
-        </w:rPr>
-        <w:t xml:space="preserve">2. </w:t>
-      </w:r>
-      <w:r>
-        <w:rPr>
-          <w:b/>
-          <w:sz w:val="21"/>
-        </w:rPr>
-        <w:t>下周预告</w:t>
-      </w:r>
-      <w:r>
-        <w:rPr>
-          <w:sz w:val="21"/>
-        </w:rPr>
-        <w:t>：下周是“身念处（三）——四种正知”。行走时“知道我在走”只是第一步，佛陀接着教的是四种正知：什么是有益的、什么是适宜的、怎样守住行处、怎样不愚痴——那是把正念升级成智慧的地图。不需要带任何东西，只要带着你这一周走过的路。</w:t>
+        <w:ind w:left="170"/>
+        <w:pBdr>
+          <w:left w:val="single" w:sz="18" w:space="4" w:color="1E4620"/>
+        </w:pBdr>
+        <w:shd w:val="clear" w:fill="F2F5FA"/>
+      </w:pPr>
+      <w:r>
+        <w:rPr>
+          <w:b w:val="0"/>
+        </w:rPr>
+        <w:t>[00:33:06.680] 所以呢，根呢——这个（念）呢称为根。所以根呢，就是指能够在它的影响范围内起到控制的作用。那你在这个（洗碗）的过程中，你的心是被管控在这个（洗碗）里面，这是念根的作用。所以我们在学习（念）的特相的时候，我们讲（念）呢能够控制令人放逸的不善心（使之）不生起，（念）也能控制相应的心和心所从而稳固地投注于善所缘——（四）念处（的）所缘。即呢，（念）能够控制相应名法，跟它一起沉入（所缘），并且去除心的（散乱），不让心到处跑，</w:t>
       </w:r>
     </w:p>
     <w:p>
       <w:pPr>
-        <w:ind w:left="340"/>
-      </w:pPr>
-      <w:r>
-        <w:rPr>
-          <w:b/>
-          <w:sz w:val="21"/>
-        </w:rPr>
-        <w:t xml:space="preserve">3. </w:t>
-      </w:r>
-      <w:r>
-        <w:rPr>
-          <w:b/>
-          <w:sz w:val="21"/>
-        </w:rPr>
-        <w:t>本周作业</w:t>
-      </w:r>
-      <w:r>
-        <w:rPr>
-          <w:sz w:val="21"/>
-        </w:rPr>
-        <w:t>：</w:t>
+        <w:ind w:left="170"/>
+        <w:pBdr>
+          <w:left w:val="single" w:sz="18" w:space="4" w:color="1E4620"/>
+        </w:pBdr>
+        <w:shd w:val="clear" w:fill="F2F5FA"/>
+      </w:pPr>
+      <w:r>
+        <w:rPr>
+          <w:b w:val="0"/>
+        </w:rPr>
+        <w:t>[00:33:46.690] 那还是以这个洗碗为例。那么我们在觉知到洗碗的状态的时候，比如（心里冒出）刚才有些人这个……好像这个感觉状态不大对，或者今天的某一个菜呢感觉太油，要不要跟谁说一说？那心里面呢，你就会开始各种计划，甚至呢，列一列清单。那这个时候如果你有觉察呢，你的（念）呢就会觉得：我怎么（失念）了呢？那么一直觉察这个（所缘），你不用谴责，它自己就已经（回来了）。那这个时候怎么办呢？我们说鼓励一下自己：挺好，发现了我已经（失念），然后（回来），所以，</w:t>
       </w:r>
     </w:p>
     <w:p>
-      <w:pPr>
-        <w:ind w:left="340"/>
-      </w:pPr>
-      <w:r>
-        <w:rPr>
-          <w:color w:val="1E5631"/>
-          <w:sz w:val="21"/>
-        </w:rPr>
-        <w:t xml:space="preserve">• </w:t>
-      </w:r>
-      <w:r>
-        <w:rPr>
-          <w:sz w:val="21"/>
-        </w:rPr>
-        <w:t>每天用自然的步速觉知行走5分钟（选一段固定路即可）：脚一动就知道它动；走神了，说一句“走神了”，回到脚上。</w:t>
+      <w:r>
+        <w:rPr>
+          <w:b/>
+          <w:color w:val="1E4620"/>
+          <w:sz w:val="23"/>
+        </w:rPr>
+        <w:t>扩展二：深入讨论问题</w:t>
       </w:r>
     </w:p>
     <w:p>
       <w:pPr>
-        <w:ind w:left="340"/>
-      </w:pPr>
-      <w:r>
-        <w:rPr>
-          <w:color w:val="1E5631"/>
-          <w:sz w:val="21"/>
-        </w:rPr>
-        <w:t xml:space="preserve">• </w:t>
-      </w:r>
-      <w:r>
-        <w:rPr>
-          <w:sz w:val="21"/>
-        </w:rPr>
-        <w:t>小提示：不求走得多慢、多标准——尊者说“你做个正常人，自自然然地走，自自然然地觉察”。忘了也没关系，“想起来一下，都是好的，慢慢就会越来越多”。</w:t>
+        <w:pStyle w:val="ListNumber"/>
+      </w:pPr>
+      <w:r>
+        <w:rPr>
+          <w:b w:val="0"/>
+        </w:rPr>
+        <w:t>原文（材料①）说：“我们很多人是自己不愿意做、做不到啊不愿意做，然后认为我这个更好，或者认为没有必要。”佛陀要求“内身、外身”交替观察，有人以“外在看不见”为由不做。你有没有过“因为做不到，就说它没必要”的经历——不限于禅修？（没有标准答案，这个答案也不需要说给任何人听，除非你愿意。）</w:t>
       </w:r>
     </w:p>
     <w:p>
       <w:pPr>
-        <w:ind w:left="340"/>
-      </w:pPr>
-      <w:r>
-        <w:rPr>
-          <w:color w:val="1E5631"/>
-          <w:sz w:val="21"/>
-        </w:rPr>
-        <w:t xml:space="preserve">• </w:t>
-      </w:r>
-      <w:r>
-        <w:rPr>
-          <w:sz w:val="21"/>
-        </w:rPr>
-        <w:t>进阶（可选）：睡前回想今天走路时发现的一个“模式”（步子大小、转弯方向、边走边看手机……），记进手机备忘录，八周结束时回看一遍。</w:t>
+        <w:pStyle w:val="ListNumber"/>
+      </w:pPr>
+      <w:r>
+        <w:rPr>
+          <w:b w:val="0"/>
+        </w:rPr>
+        <w:t>尊者说，一个人明显的不良习惯“很少超过三种”，并且“在日常的生活、工作和禅修的时候，它都会给你造成障碍”。试着在心里数一数：你的那“三种”可能是什么？（不必说出来，除非你愿意。）</w:t>
       </w:r>
     </w:p>
     <w:p>
-      <w:pPr>
-        <w:ind w:left="340"/>
-      </w:pPr>
       <w:r>
         <w:rPr>
           <w:b/>
-          <w:sz w:val="21"/>
-        </w:rPr>
-        <w:t xml:space="preserve">4. </w:t>
-      </w:r>
-      <w:r>
-        <w:rPr>
-          <w:b/>
-          <w:sz w:val="21"/>
-        </w:rPr>
-        <w:t>回向</w:t>
-      </w:r>
-      <w:r>
-        <w:rPr>
-          <w:sz w:val="21"/>
-        </w:rPr>
-        <w:t>（一起念）：</w:t>
+          <w:color w:val="1E4620"/>
+          <w:sz w:val="23"/>
+        </w:rPr>
+        <w:t>扩展三：延伸小练习</w:t>
       </w:r>
     </w:p>
     <w:p>
       <w:pPr>
-        <w:spacing w:before="40" w:after="80"/>
-        <w:ind w:left="283"/>
-        <w:shd w:val="clear" w:color="auto" w:fill="EDF6EF"/>
-        <w:pBdr>
-          <w:left w:val="single" w:sz="20" w:space="6" w:color="1E5631"/>
-        </w:pBdr>
+        <w:pStyle w:val="ListBullet"/>
       </w:pPr>
       <w:r>
         <w:rPr>
           <w:b/>
-          <w:sz w:val="20"/>
-        </w:rPr>
-        <w:t>愿我此功德，导向诸漏尽！</w:t>
-      </w:r>
-      <w:r>
-        <w:rPr>
-          <w:sz w:val="20"/>
-        </w:rPr>
-        <w:t xml:space="preserve"> </w:t>
-      </w:r>
-      <w:r>
-        <w:rPr>
-          <w:b/>
-          <w:sz w:val="20"/>
-        </w:rPr>
-        <w:t>愿我此功德，为证涅槃缘！</w:t>
-      </w:r>
-      <w:r>
-        <w:rPr>
-          <w:sz w:val="20"/>
-        </w:rPr>
-        <w:t xml:space="preserve"> </w:t>
-      </w:r>
-      <w:r>
-        <w:rPr>
-          <w:b/>
-          <w:sz w:val="20"/>
-        </w:rPr>
-        <w:t>我此功德分，回向诸有情！</w:t>
-      </w:r>
-      <w:r>
-        <w:rPr>
-          <w:sz w:val="20"/>
-        </w:rPr>
-        <w:t xml:space="preserve"> </w:t>
-      </w:r>
-      <w:r>
-        <w:rPr>
-          <w:b/>
-          <w:sz w:val="20"/>
-        </w:rPr>
-        <w:t>愿彼等一切，同得功德分！</w:t>
+        </w:rPr>
+        <w:t>“脚一动，心就知道”打卡</w:t>
+      </w:r>
+      <w:r>
+        <w:rPr>
+          <w:b w:val="0"/>
+        </w:rPr>
+        <w:t>：本周每天挑一个固定路段（如车位到单元门、工位到会议室），走的时候只做一件事——脚一动就知道它动；发现走神，说一句“走神了”，回到脚上。（它与本周作业的区别：作业是每天5分钟专门练，这个小练习是把它种进你每天本来就要走的那段路。）</w:t>
       </w:r>
     </w:p>
     <w:p>
       <w:pPr>
-        <w:spacing w:before="40" w:after="80"/>
-        <w:ind w:left="283"/>
-        <w:shd w:val="clear" w:color="auto" w:fill="EDF6EF"/>
+        <w:pStyle w:val="ListBullet"/>
+      </w:pPr>
+      <w:r>
+        <w:rPr>
+          <w:b/>
+        </w:rPr>
+        <w:t>四个姿势检查点</w:t>
+      </w:r>
+      <w:r>
+        <w:rPr>
+          <w:b w:val="0"/>
+        </w:rPr>
+        <w:t>：手机设三个提醒（上午、下午、晚上），铃响时停三秒，检查当下的姿势——站着？坐着？躺着？心里默念一遍：“我在站／我在坐／我在躺。”这就是“行走时了知‘我行走’”的最小颗粒度练习。</w:t>
+      </w:r>
+    </w:p>
+    <w:p>
+      <w:r>
+        <w:rPr>
+          <w:b/>
+          <w:color w:val="1E4620"/>
+          <w:sz w:val="23"/>
+        </w:rPr>
+        <w:t>扩展四：延伸素材</w:t>
+      </w:r>
+    </w:p>
+    <w:p>
+      <w:pPr>
+        <w:pStyle w:val="ListBullet"/>
+      </w:pPr>
+      <w:r>
+        <w:rPr>
+          <w:b/>
+        </w:rPr>
+        <w:t>常见提问速答</w:t>
+      </w:r>
+      <w:r>
+        <w:rPr>
+          <w:b w:val="0"/>
+        </w:rPr>
+        <w:t>：若有人问“走路觉察和马哈希禅法是不是一回事”——尊者说观察四大特相属于第二、三种层次，不同传承要求不同，“从（我们这个教法）的角度上要求要高很多”，而初学者“至少从第一个开始”就可以；若有人问“正知是什么”——本周不展开，四种正知是下周主题，也是读书会05整包的主题；若有人问“为什么叫威仪路”——即行、住、坐、卧四种身体威仪（姿势）之路，章节名见材料②。</w:t>
+      </w:r>
+    </w:p>
+    <w:p>
+      <w:pPr>
+        <w:pStyle w:val="ListBullet"/>
+      </w:pPr>
+      <w:r>
+        <w:rPr>
+          <w:b/>
+        </w:rPr>
+        <w:t>与第4周的衔接</w:t>
+      </w:r>
+      <w:r>
+        <w:rPr>
+          <w:b w:val="0"/>
+        </w:rPr>
+        <w:t>：本周在“路上”练觉察，下周把“觉察”升级为四种正知——什么有益、什么适宜、怎样守住行处、怎样不愚痴。若时间富余，请每人说一个“我走路时发现的模式”（记下来，下周讨论“适宜”时用）。</w:t>
+      </w:r>
+    </w:p>
+    <w:p>
+      <w:r>
+        <w:rPr>
+          <w:b/>
+          <w:color w:val="1E4620"/>
+          <w:sz w:val="26"/>
+        </w:rPr>
+        <w:t>🔚 收尾与回向（15 min）</w:t>
+      </w:r>
+    </w:p>
+    <w:p>
+      <w:pPr>
+        <w:pStyle w:val="ListNumber"/>
+      </w:pPr>
+      <w:r>
+        <w:rPr>
+          <w:b/>
+        </w:rPr>
+        <w:t>每人一句话</w:t>
+      </w:r>
+      <w:r>
+        <w:rPr>
+          <w:b w:val="0"/>
+        </w:rPr>
+        <w:t>：今天最大的收获是什么？</w:t>
+      </w:r>
+    </w:p>
+    <w:p>
+      <w:pPr>
+        <w:pStyle w:val="ListNumber"/>
+      </w:pPr>
+      <w:r>
+        <w:rPr>
+          <w:b/>
+        </w:rPr>
+        <w:t>下周预告</w:t>
+      </w:r>
+      <w:r>
+        <w:rPr>
+          <w:b w:val="0"/>
+        </w:rPr>
+        <w:t>：下周是“身念处（三）——四种正知”。行走时“知道我在走”只是第一步，佛陀接着教的是四种正知：什么是有益的、什么是适宜的、怎样守住行处、怎样不愚痴——那是把正念升级成智慧的地图。不需要带任何东西，只要带着你这一周走过的路。</w:t>
+      </w:r>
+    </w:p>
+    <w:p>
+      <w:pPr>
+        <w:pStyle w:val="ListNumber"/>
+      </w:pPr>
+      <w:r>
+        <w:rPr>
+          <w:b/>
+        </w:rPr>
+        <w:t>本周作业</w:t>
+      </w:r>
+      <w:r>
+        <w:rPr>
+          <w:b w:val="0"/>
+        </w:rPr>
+        <w:t>：</w:t>
+      </w:r>
+    </w:p>
+    <w:p>
+      <w:r>
+        <w:rPr>
+          <w:b w:val="0"/>
+        </w:rPr>
+        <w:t xml:space="preserve">   - 每天用自然的步速觉知行走5分钟（选一段固定路即可）：脚一动就知道它动；走神了，说一句“走神了”，回到脚上。</w:t>
+      </w:r>
+    </w:p>
+    <w:p>
+      <w:r>
+        <w:rPr>
+          <w:b w:val="0"/>
+        </w:rPr>
+        <w:t xml:space="preserve">   - 小提示：不求走得多慢、多标准——尊者说“你做个正常人，自自然然地走，自自然然地觉察”。忘了也没关系，“想起来一下，都是好的，慢慢就会越来越多”。</w:t>
+      </w:r>
+    </w:p>
+    <w:p>
+      <w:r>
+        <w:rPr>
+          <w:b w:val="0"/>
+        </w:rPr>
+        <w:t xml:space="preserve">   - 进阶（可选）：睡前回想今天走路时发现的一个“模式”（步子大小、转弯方向、边走边看手机……），记进手机备忘录，八周结束时回看一遍。</w:t>
+      </w:r>
+    </w:p>
+    <w:p>
+      <w:pPr>
+        <w:pStyle w:val="ListNumber"/>
+      </w:pPr>
+      <w:r>
+        <w:rPr>
+          <w:b/>
+        </w:rPr>
+        <w:t>回向</w:t>
+      </w:r>
+      <w:r>
+        <w:rPr>
+          <w:b w:val="0"/>
+        </w:rPr>
+        <w:t>（一起念）：</w:t>
+      </w:r>
+    </w:p>
+    <w:p>
+      <w:pPr>
+        <w:ind w:left="170"/>
         <w:pBdr>
-          <w:left w:val="single" w:sz="20" w:space="6" w:color="1E5631"/>
+          <w:left w:val="single" w:sz="18" w:space="4" w:color="1E4620"/>
         </w:pBdr>
-      </w:pPr>
-      <w:r>
-        <w:rPr>
-          <w:sz w:val="20"/>
+        <w:shd w:val="clear" w:fill="F2F5FA"/>
+      </w:pPr>
+      <w:r>
+        <w:rPr>
+          <w:b/>
+        </w:rPr>
+        <w:t>愿我此功德，导向诸漏尽！</w:t>
+      </w:r>
+    </w:p>
+    <w:p>
+      <w:pPr>
+        <w:ind w:left="170"/>
+        <w:pBdr>
+          <w:left w:val="single" w:sz="18" w:space="4" w:color="1E4620"/>
+        </w:pBdr>
+        <w:shd w:val="clear" w:fill="F2F5FA"/>
+      </w:pPr>
+      <w:r>
+        <w:rPr>
+          <w:b/>
+        </w:rPr>
+        <w:t>愿我此功德，为证涅槃缘！</w:t>
+      </w:r>
+    </w:p>
+    <w:p>
+      <w:pPr>
+        <w:ind w:left="170"/>
+        <w:pBdr>
+          <w:left w:val="single" w:sz="18" w:space="4" w:color="1E4620"/>
+        </w:pBdr>
+        <w:shd w:val="clear" w:fill="F2F5FA"/>
+      </w:pPr>
+      <w:r>
+        <w:rPr>
+          <w:b/>
+        </w:rPr>
+        <w:t>我此功德分，回向诸有情！</w:t>
+      </w:r>
+    </w:p>
+    <w:p>
+      <w:pPr>
+        <w:ind w:left="170"/>
+        <w:pBdr>
+          <w:left w:val="single" w:sz="18" w:space="4" w:color="1E4620"/>
+        </w:pBdr>
+        <w:shd w:val="clear" w:fill="F2F5FA"/>
+      </w:pPr>
+      <w:r>
+        <w:rPr>
+          <w:b/>
+        </w:rPr>
+        <w:t>愿彼等一切，同得功德分！</w:t>
+      </w:r>
+    </w:p>
+    <w:p>
+      <w:pPr>
+        <w:ind w:left="170"/>
+        <w:pBdr>
+          <w:left w:val="single" w:sz="18" w:space="4" w:color="1E4620"/>
+        </w:pBdr>
+        <w:shd w:val="clear" w:fill="F2F5FA"/>
+      </w:pPr>
+      <w:r>
+        <w:rPr>
+          <w:b w:val="0"/>
         </w:rPr>
         <w:t xml:space="preserve">📚 </w:t>
       </w:r>
       <w:r>
         <w:rPr>
           <w:b/>
-          <w:sz w:val="20"/>
         </w:rPr>
         <w:t>下一份文档</w:t>
       </w:r>
       <w:r>
         <w:rPr>
-          <w:sz w:val="20"/>
-        </w:rPr>
-        <w:t>：`第4周_身念处（三）——四种正知_学员版.md`</w:t>
+          <w:b w:val="0"/>
+        </w:rPr>
+        <w:t>：第4周_身念处（三）——四种正知_学员版.md</w:t>
       </w:r>
     </w:p>
     <w:sectPr>
@@ -4513,7 +4324,11 @@
       <w:pStyle w:val="Footer"/>
       <w:jc w:val="center"/>
     </w:pPr>
-    <w:fldSimple w:instr="PAGE"/>
+    <w:r>
+      <w:fldChar w:fldCharType="begin"/>
+      <w:instrText xml:space="preserve">PAGE</w:instrText>
+      <w:fldChar w:fldCharType="end"/>
+    </w:r>
   </w:p>
 </w:ftr>
 </file>
@@ -4527,10 +4342,10 @@
     </w:pPr>
     <w:r>
       <w:rPr>
-        <w:color w:val="808080"/>
+        <w:color w:val="1E4620"/>
         <w:sz w:val="16"/>
       </w:rPr>
-      <w:t>读书会06·第3周·身念处（二）——四威仪（朗读优化版）</w:t>
+      <w:t>读书会06 · 第3周 · 朗读优化版（8周版） · 学员版</w:t>
     </w:r>
   </w:p>
 </w:hdr>
@@ -4899,11 +4714,8 @@
     <w:name w:val="Normal"/>
     <w:qFormat/>
     <w:rsid w:val="00FC693F"/>
-    <w:pPr>
-      <w:spacing w:line="324" w:lineRule="auto" w:after="60"/>
-    </w:pPr>
     <w:rPr>
-      <w:rFonts w:ascii="Microsoft YaHei" w:hAnsi="Microsoft YaHei" w:eastAsia="Microsoft YaHei"/>
+      <w:rFonts w:ascii="等线" w:hAnsi="等线" w:eastAsia="宋体"/>
       <w:sz w:val="21"/>
     </w:rPr>
   </w:style>
